--- a/manuscript/journal_submission/marine_environmental_research/rendered/mer_manuscript_unblinded_v2.docx
+++ b/manuscript/journal_submission/marine_environmental_research/rendered/mer_manuscript_unblinded_v2.docx
@@ -91,13 +91,13 @@
         <w:t>Clupea pallasii</w:t>
       </w:r>
       <w:r>
-        <w:t>) spawning creates a concentrated coastal resource pulse, but broad-scale bird associations are difficult to estimate from opportunistic observations. We linked eligible submitted complete eBird checklists to event-level Fisheries and Oceans Canada spawn records in registered spatial and temporal windows. Mixed models estimated checklist detection and positive numeric count conditional on detection, with registered effort, observer, temporal, and spatial adjustment. The primary frames contained 217,200 Stra</w:t>
-      </w:r>
-      <w:r>
-        <w:t>it of Georgia and 8,584 West Coast Vancouver Island checklist events. Registered guild and priority-species coefficients varied by region, outcome, and taxon; Surf Scoter and Short-billed Gull coefficients were positive in both primary regions and both response components. Matched 2-km and dominant-observer sensitivities each preserved the matched-reference sign in 15 of 16 components, although the protected sensitivity set retained 43 singular-fit warnings. None of 64 matched whole-bundle placebo component</w:t>
-      </w:r>
-      <w:r>
-        <w:t>s had a Benjamini-Hochberg q-value below 0.05. The prespecified Strait of Georgia specificity panel was non-null for Gadwall (beta = 0.234, 95% CI 0.132–0.337; q = 7.28 × 10</w:t>
+        <w:t>) spawning creates a brief, spatially concentrated coastal resource pulse. Whether this pulse leaves a temporally localized, taxon-specific signature in community-science observations remains unresolved. We tested whether herring-associated birds were reported more often and in higher positive counts near spawn, associations concentrated in spawn and egg-availability windows, focal responses exceeded a prespecified specificity panel, and the strongest patterns recurred across regions. We linked complete eBi</w:t>
+      </w:r>
+      <w:r>
+        <w:t>rd checklists to event-level Fisheries and Oceans Canada spawn records and used mixed models adjusted for effort, observer, year, location, and event structure. Analyses included 217,200 Strait of Georgia and 8,584 West Coast Vancouver Island checklist events. Near-spawn associations varied among taxa, guilds, outcomes, regions, and event windows. Surf Scoter and Short-billed Gull showed the clearest pattern: detection and conditional positive-count coefficients were positive in both regions. Event-window c</w:t>
+      </w:r>
+      <w:r>
+        <w:t>oefficients did not form a single resource-pulse trajectory. Matched spatial and observer sensitivities generally preserved direction, and shifted-exposure placebos were null after Benjamini-Hochberg adjustment. The Strait of Georgia specificity panel was non-null for Gadwall (beta = 0.234, 95% CI 0.132–0.337; q = 7.28 × 10</w:t>
       </w:r>
       <w:r>
         <w:rPr>
@@ -115,7 +115,7 @@
         <w:t>-34</w:t>
       </w:r>
       <w:r>
-        <w:t>). The registered analyses provide confirmatory observational evidence of checklist-conditional associations between recorded local herring-spawn exposure and bird responses. Remaining observation-process limitations and the non-null specificity panel constrain causal and simple ecological-specificity interpretations. The results do not estimate population abundance, biomass, occupancy, migration, or individual movement.</w:t>
+        <w:t>). Pacific herring spawning therefore left a detectable but heterogeneous and not uniformly taxon-specific signature in eligible submitted checklists. The results support a partial and qualified resource-pulse interpretation, not a causal effect or population-level change.</w:t>
       </w:r>
     </w:p>
     <w:p>
@@ -130,10 +130,7 @@
         <w:t>Keywords:</w:t>
       </w:r>
       <w:r>
-        <w:t xml:space="preserve"> </w:t>
-      </w:r>
-      <w:r>
-        <w:t>Pacific herring; eBird; community science; coastal birds; resource pulse; mixed models; falsification analysis</w:t>
+        <w:t xml:space="preserve"> Pacific herring; eBird; community science; coastal birds; resource pulse; mixed models; falsification analysis</w:t>
       </w:r>
     </w:p>
     <w:p>
@@ -152,7 +149,7 @@
         <w:pStyle w:val="FirstParagraph"/>
       </w:pPr>
       <w:r>
-        <w:t>Pacific herring spawning deposits eggs and associated organic material in shallow coastal habitats over a brief seasonal interval. Spawn distribution, timing, and recorded magnitude vary substantially among years and coastal areas, while survey coverage and measurement also shape the observed record [</w:t>
+        <w:t>Pacific herring spawning is an unusually concentrated marine resource pulse. Over a short spring interval, adults and deposited eggs create prey and carrion subsidies in shallow coastal habitats, potentially changing where birds forage and aggregate. The pulse is spatially patchy, varies among years, and moves through biologically distinct phases from pre-spawn arrival to active spawning, egg availability, and post-spawn decay [</w:t>
       </w:r>
       <w:hyperlink w:anchor="ref-haegele1985">
         <w:r>
@@ -177,9 +174,28 @@
         <w:t>]</w:t>
       </w:r>
       <w:r>
-        <w:t>. The government spawn index is a relative index rather than an estimate of absolute biomass, and unavailable components require explicit treatment rather than conversion to zero [</w:t>
-      </w:r>
-      <w:hyperlink w:anchor="ref-dfo_spawn_data">
+        <w:t>. That combination of high local intensity and short duration makes herring spawn a useful system for asking whether mobile consumers track ephemeral resources.</w:t>
+      </w:r>
+    </w:p>
+    <w:p>
+      <w:pPr>
+        <w:pStyle w:val="BodyText"/>
+      </w:pPr>
+      <w:r>
+        <w:t>Resource pulses can reorganize coastal food webs over periods much shorter than conventional monitoring intervals. Their effects depend not only on the amount of material released but also on access: eggs occur at particular depths and substrates, adult fish move through nearshore waters, and tides or weather alter when resources can be used. Mobile predators may consequently concentrate near a pulse, change flock size without changing occurrence, or respond at different stages. A regional analysis must the</w:t>
+      </w:r>
+      <w:r>
+        <w:t>refore retain spatial proximity, temporal phase, taxon identity, and response component rather than reducing spawning to a single annual index.</w:t>
+      </w:r>
+    </w:p>
+    <w:p>
+      <w:pPr>
+        <w:pStyle w:val="BodyText"/>
+      </w:pPr>
+      <w:r>
+        <w:t>Field studies provide strong reasons to expect a bird response. Waterbirds aggregate near spawning areas, consume roe or adult herring, alter foraging behavior, and move in relation to spawn timing [</w:t>
+      </w:r>
+      <w:hyperlink w:anchor="ref-haegele1993">
         <w:r>
           <w:rPr>
             <w:rStyle w:val="Hyperlink"/>
@@ -188,39 +204,48 @@
         </w:r>
       </w:hyperlink>
       <w:r>
-        <w:t>]. These features make spawning a biologically consequential but statistically challenging resource pulse.</w:t>
-      </w:r>
-    </w:p>
-    <w:p>
-      <w:pPr>
-        <w:pStyle w:val="BodyText"/>
-      </w:pPr>
-      <w:r>
-        <w:t>British Columbia is a useful setting for examining this pulse because spawning occurs across a long, environmentally heterogeneous coastline and because both birding activity and herring monitoring vary among regions. The same breadth that makes a regional synthesis valuable also prevents a simple substitution of space for replication. Strait of Georgia and West Coast Vancouver Island observations differ in sample size, monitoring geometry, accessibility, and observer composition. We therefore assigned regi</w:t>
-      </w:r>
-      <w:r>
-        <w:t>onal inferential roles in advance, treated Strait of Georgia as the primary frame and West Coast Vancouver Island as candidate-primary, and retained the other registered regions as descriptive contexts rather than combining all observations into a coast-wide average.</w:t>
-      </w:r>
-    </w:p>
-    <w:p>
-      <w:pPr>
-        <w:pStyle w:val="BodyText"/>
-      </w:pPr>
-      <w:r>
-        <w:t>Localized studies have documented waterbird aggregation, predation on spawn, altered foraging, and movements around herring spawning [</w:t>
-      </w:r>
-      <w:hyperlink w:anchor="ref-haegele1993">
+        <w:t>–</w:t>
+      </w:r>
+      <w:hyperlink w:anchor="ref-lok2012">
         <w:r>
           <w:rPr>
             <w:rStyle w:val="Hyperlink"/>
           </w:rPr>
-          <w:t>7</w:t>
+          <w:t>11</w:t>
         </w:r>
       </w:hyperlink>
       <w:r>
-        <w:t>–</w:t>
-      </w:r>
-      <w:hyperlink w:anchor="ref-lok2012">
+        <w:t>]</w:t>
+      </w:r>
+      <w:r>
+        <w:t>. Scoters can exploit attached roe, gulls can use roe and mixed shoreline subsidies, and piscivores or scavengers may respond to adult fish, carcasses, or displaced prey. These mechanisms also predict heterogeneity: taxa differ in diet, diving ability, migration timing, habitat access, and flocking behavior. A short resource pulse should therefore generate a structured community signature rather than a universal increase in every species.</w:t>
+      </w:r>
+    </w:p>
+    <w:p>
+      <w:pPr>
+        <w:pStyle w:val="BodyText"/>
+      </w:pPr>
+      <w:r>
+        <w:t>Most direct evidence comes from focused locations or particular taxa. Those studies establish ecological plausibility but leave open whether the signal can be detected across a large, irregular coastline and an observation network not designed around spawning. At that scale, regional repetition is valuable because the same biological mechanism must appear against different coastline geometry, observer participation, and monitoring intensity. Failure to repeat can also be informative: it may identify ecologi</w:t>
+      </w:r>
+      <w:r>
+        <w:t>cal context dependence, insufficient precision, or mismatched exposure rather than simply a failed hypothesis.</w:t>
+      </w:r>
+    </w:p>
+    <w:p>
+      <w:pPr>
+        <w:pStyle w:val="BodyText"/>
+      </w:pPr>
+      <w:r>
+        <w:t>The unresolved question is whether local responses documented at particular sites scale to a consistent, time-localized, and taxon-specific pattern across regions. A genuine resource-pulse signature should be strongest near recorded spawning, should vary through biologically relevant windows, and should be most coherent for taxa with plausible links to herring. Regional recurrence would strengthen that interpretation, whereas negative, imprecise, or region-specific responses would reveal important limits. S</w:t>
+      </w:r>
+      <w:r>
+        <w:t>ite-based studies motivate these expectations but cannot alone establish a broad-scale checklist signature or a regional population response</w:t>
+      </w:r>
+      <w:r>
+        <w:t xml:space="preserve"> [</w:t>
+      </w:r>
+      <w:hyperlink w:anchor="ref-kelly2018">
         <w:r>
           <w:rPr>
             <w:rStyle w:val="Hyperlink"/>
@@ -229,12 +254,18 @@
         </w:r>
       </w:hyperlink>
       <w:r>
-        <w:t>]</w:t>
-      </w:r>
-      <w:r>
-        <w:t>. Responses are not expected to be uniform: birds may use roe, adult herring, carrion, displaced prey, or shoreline resources; timing and accessibility differ among guilds; and some taxa may avoid exposed areas or redistribute outside the observation footprint. Studies at particular sites therefore motivate species- and mechanism-specific expectations but do not, by themselves, establish a coast-wide population response [</w:t>
-      </w:r>
-      <w:hyperlink w:anchor="ref-kelly2018">
+        <w:t>].</w:t>
+      </w:r>
+    </w:p>
+    <w:p>
+      <w:pPr>
+        <w:pStyle w:val="BodyText"/>
+      </w:pPr>
+      <w:r>
+        <w:lastRenderedPageBreak/>
+        <w:t>Complete eBird checklists offer broad temporal and spatial coverage together with effort metadata and an explicit statement that observers reported all species detected [</w:t>
+      </w:r>
+      <w:hyperlink w:anchor="ref-sullivan2009">
         <w:r>
           <w:rPr>
             <w:rStyle w:val="Hyperlink"/>
@@ -243,17 +274,9 @@
         </w:r>
       </w:hyperlink>
       <w:r>
-        <w:t>].</w:t>
-      </w:r>
-    </w:p>
-    <w:p>
-      <w:pPr>
-        <w:pStyle w:val="BodyText"/>
-      </w:pPr>
-      <w:r>
-        <w:t>eBird supplies semistructured complete checklists with observation-process metadata, enabling analyses that distinguish a reported detection from a complete-checklist nondetection and adjust for recorded effort [</w:t>
-      </w:r>
-      <w:hyperlink w:anchor="ref-sullivan2009">
+        <w:t>,</w:t>
+      </w:r>
+      <w:hyperlink w:anchor="ref-kelling2019">
         <w:r>
           <w:rPr>
             <w:rStyle w:val="Hyperlink"/>
@@ -262,9 +285,18 @@
         </w:r>
       </w:hyperlink>
       <w:r>
-        <w:t>,</w:t>
-      </w:r>
-      <w:hyperlink w:anchor="ref-kelling2019">
+        <w:t>]</w:t>
+      </w:r>
+      <w:r>
+        <w:t>. This creates an opportunity to link bird observations directly to recorded spawn events while distinguishing whether a taxon was reported from how many individuals were reported after detection. The same open participation complicates ecological specificity: observers choose sites and dates, accessible shorelines receive disproportionate effort, and birders may visit known spawn events. Effort, observer, spatial, and calendar adjustment can reduce measured differences but cannot remove every site-selectio</w:t>
+      </w:r>
+      <w:r>
+        <w:t>n or checklist-submission mechanism</w:t>
+      </w:r>
+      <w:r>
+        <w:t xml:space="preserve"> [</w:t>
+      </w:r>
+      <w:hyperlink w:anchor="ref-johnston2018">
         <w:r>
           <w:rPr>
             <w:rStyle w:val="Hyperlink"/>
@@ -273,12 +305,9 @@
         </w:r>
       </w:hyperlink>
       <w:r>
-        <w:t>]</w:t>
-      </w:r>
-      <w:r>
-        <w:t>. The same open participation that provides broad coverage also creates selection challenges. Observers choose when and where to submit, effort varies, experience differs, and birders may preferentially visit known biological events. Analytical guidance accordingly emphasizes complete-checklist filtering, effort controls, observer structure, spatial and temporal adjustment, validation, and restrained interpretation [</w:t>
-      </w:r>
-      <w:hyperlink w:anchor="ref-johnston2018">
+        <w:t>,</w:t>
+      </w:r>
+      <w:hyperlink w:anchor="ref-johnston2021">
         <w:r>
           <w:rPr>
             <w:rStyle w:val="Hyperlink"/>
@@ -287,69 +316,37 @@
         </w:r>
       </w:hyperlink>
       <w:r>
-        <w:t>,</w:t>
-      </w:r>
-      <w:hyperlink w:anchor="ref-johnston2021">
-        <w:r>
-          <w:rPr>
-            <w:rStyle w:val="Hyperlink"/>
-          </w:rPr>
-          <w:t>17</w:t>
-        </w:r>
-      </w:hyperlink>
-      <w:r>
-        <w:t>]</w:t>
-      </w:r>
-      <w:r>
-        <w:t>. Such adjustment can reduce measured differences but cannot guarantee exchangeability or eliminate unmeasured site-selection and submission behavior.</w:t>
-      </w:r>
-    </w:p>
-    <w:p>
-      <w:pPr>
-        <w:pStyle w:val="BodyText"/>
-      </w:pPr>
-      <w:r>
-        <w:t>To our knowledge, direct integration of complete eBird checklists with event-level DFO Pacific herring spawn information has rarely been reported. We used a frozen Stage 4A design to estimate associations between recorded local herring-spawn exposure and two checklist outcomes: detection and positive numeric count conditional on detection. Our primary estimand is explicitly checklist-conditional. We asked whether registered guild and focal-species outcomes differed with active-near exposure; whether associa</w:t>
-      </w:r>
-      <w:r>
-        <w:t xml:space="preserve">tions </w:t>
-      </w:r>
-      <w:r>
-        <w:lastRenderedPageBreak/>
-        <w:t>varied among discrete event windows and regions; whether compatible evidence could be partially pooled without mixing estimands or duplicating component evidence; and whether conclusions were stable under matched placebo, spatial-precision, and observer-composition analyses. The registered Stage 4A core is a confirmatory observational analysis; registered secondary analyses remain secondary, and no outcome-informed exploratory claim is promoted to confirmatory status. We foreground the prespecified no</w:t>
-      </w:r>
-      <w:r>
-        <w:t>n-null Strait of Georgia specificity panel because it materially constrains ecological interpretation.</w:t>
-      </w:r>
-    </w:p>
-    <w:p>
-      <w:pPr>
-        <w:pStyle w:val="BodyText"/>
-      </w:pPr>
-      <w:r>
-        <w:t>This framing separates statistical confirmation from causal identification. Registration fixes questions, eligible populations, contrasts, and reporting obligations before the relevant response inspection; it does not turn submitted checklists into a probability sample or guarantee that exposure is unconfounded. Accordingly, the confirmatory claims concern associations in the defined checklist population. Secondary analyses evaluate timing and robustness, while falsification and specificity results determin</w:t>
-      </w:r>
-      <w:r>
-        <w:t>e how far ecological interpretation can extend. This distinction allows the completed study to be interpreted on its own terms without treating prospective replication as a prerequisite for the existence of its reported associations.</w:t>
-      </w:r>
-    </w:p>
-    <w:p>
-      <w:pPr>
-        <w:pStyle w:val="Heading1"/>
-      </w:pPr>
-      <w:bookmarkStart w:id="2" w:name="methods"/>
-      <w:bookmarkEnd w:id="1"/>
-      <w:r>
-        <w:t>3. Methods</w:t>
+        <w:t>]. A comparison with taxa lacking a verified direct spawn mechanism is therefore biologically informative, not merely a technical diagnostic.</w:t>
+      </w:r>
+    </w:p>
+    <w:p>
+      <w:pPr>
+        <w:pStyle w:val="BodyText"/>
+      </w:pPr>
+      <w:r>
+        <w:t xml:space="preserve">We asked: </w:t>
+      </w:r>
+      <w:r>
+        <w:rPr>
+          <w:b/>
+          <w:bCs/>
+        </w:rPr>
+        <w:t>Does the short-lived Pacific herring spawn pulse produce a spatially local, temporally structured, and taxon-specific signature in coastal bird checklists?</w:t>
+      </w:r>
+      <w:r>
+        <w:t xml:space="preserve"> </w:t>
+      </w:r>
+      <w:r>
+        <w:t>We linked event-level Fisheries and Oceans Canada (DFO) spawn information to eligible complete eBird checklists in the Strait of Georgia (SoG) and West Coast Vancouver Island (WCVI). The primary estimand was the association between recorded active-near exposure and checklist detection or positive numeric count conditional on detection. It describes eligible submitted checklists rather than a causal effect, population abundance, biomass, occupancy, migration, or individual movement.</w:t>
       </w:r>
     </w:p>
     <w:p>
       <w:pPr>
         <w:pStyle w:val="Heading2"/>
       </w:pPr>
-      <w:bookmarkStart w:id="3" w:name="study-design-and-estimand"/>
-      <w:r>
-        <w:t>3.1 Study design and estimand</w:t>
+      <w:bookmarkStart w:id="2" w:name="biologically-motivated-predictions"/>
+      <w:r>
+        <w:t>2.1 Biologically motivated predictions</w:t>
       </w:r>
     </w:p>
     <w:p>
@@ -357,29 +354,383 @@
         <w:pStyle w:val="FirstParagraph"/>
       </w:pPr>
       <w:r>
-        <w:t>The analysis used a registered observational design linking complete eBird checklists to recorded Pacific herring-spawn events (Figure 1). The estimand was the adjusted association between recorded active-near exposure and modeled checklist outcomes among eligible submitted complete checklists. It was not a causal effect of spawning. It did not target regional population abundance, biomass, occupancy, migration, individual movement, or total population change.</w:t>
-      </w:r>
-    </w:p>
-    <w:p>
-      <w:pPr>
-        <w:pStyle w:val="BodyText"/>
-      </w:pPr>
-      <w:r>
-        <w:t xml:space="preserve">The design treated the submitted checklist, rather than the bird, observer, or spawn event, as the sampling unit. A detection contrast therefore describes the adjusted difference in the probability that an eligible checklist reported a taxon or guild. The count contrast describes the adjusted difference in log positive numeric count among detected checklists with finite numeric values. These linked but distinct components avoid coding an unquantified </w:t>
-      </w:r>
+        <w:t>The frozen scientific framework prespecified positive near-spawn responses, temporal localization around spawn and egg availability, mechanism-based guild differences, and a null-mechanism specificity panel. It did not register the following four labels verbatim as a single directional hypothesis family. We therefore treat them as biologically motivated predictions evaluated with registered analyses:</w:t>
+      </w:r>
+    </w:p>
+    <w:p>
+      <w:pPr>
+        <w:pStyle w:val="BodyText"/>
+      </w:pPr>
       <w:r>
         <w:rPr>
-          <w:rStyle w:val="VerbatimChar"/>
+          <w:b/>
+          <w:bCs/>
         </w:rPr>
-        <w:t>X</w:t>
+        <w:t>H1 - Focal response.</w:t>
       </w:r>
       <w:r>
         <w:t xml:space="preserve"> </w:t>
       </w:r>
       <w:r>
-        <w:t>as a numeric count and avoid interpreting a positive-count model as if it included complete-checklist nondetections. Results from one component were not used to fill or reinterpret the other.</w:t>
-      </w:r>
-    </w:p>
+        <w:t>Bird taxa and guilds with established or plausible links to herring spawning should have higher checklist detection and conditional positive counts near recorded active spawn.</w:t>
+      </w:r>
+    </w:p>
+    <w:p>
+      <w:pPr>
+        <w:pStyle w:val="BodyText"/>
+      </w:pPr>
+      <w:r>
+        <w:rPr>
+          <w:b/>
+          <w:bCs/>
+        </w:rPr>
+        <w:t>H2 - Temporal localization.</w:t>
+      </w:r>
+      <w:r>
+        <w:t xml:space="preserve"> Associations consistent with a short-lived resource pulse should be concentrated in biologically relevant spawn and egg-availability windows rather than occurring uniformly before and after recorded events.</w:t>
+      </w:r>
+    </w:p>
+    <w:p>
+      <w:pPr>
+        <w:pStyle w:val="BodyText"/>
+      </w:pPr>
+      <w:r>
+        <w:rPr>
+          <w:b/>
+          <w:bCs/>
+        </w:rPr>
+        <w:t>H3 - Ecological specificity.</w:t>
+      </w:r>
+      <w:r>
+        <w:t xml:space="preserve"> </w:t>
+      </w:r>
+      <w:r>
+        <w:t>Focal herring-associated taxa should show stronger or more coherent associations than the prespecified Gadwall and Northern Shoveler specificity panel.</w:t>
+      </w:r>
+    </w:p>
+    <w:p>
+      <w:pPr>
+        <w:pStyle w:val="BodyText"/>
+      </w:pPr>
+      <w:r>
+        <w:rPr>
+          <w:b/>
+          <w:bCs/>
+        </w:rPr>
+        <w:t>H4 - Regional repeatability.</w:t>
+      </w:r>
+      <w:r>
+        <w:t xml:space="preserve"> The strongest focal associations should recur in direction across SoG and WCVI, although magnitude and precision may differ.</w:t>
+      </w:r>
+    </w:p>
+    <w:p>
+      <w:r>
+        <w:br w:type="page"/>
+      </w:r>
+    </w:p>
+    <w:p>
+      <w:pPr>
+        <w:pStyle w:val="BodyText"/>
+      </w:pPr>
+      <w:r>
+        <w:rPr>
+          <w:b/>
+          <w:bCs/>
+        </w:rPr>
+        <w:t>Table 1. Biological predictions and observed evidence.</w:t>
+      </w:r>
+      <w:r>
+        <w:t xml:space="preserve"> Prediction-level conclusions summarize registered analyses; they do not replace complete coefficient reporting.</w:t>
+      </w:r>
+    </w:p>
+    <w:tbl>
+      <w:tblPr>
+        <w:tblStyle w:val="Table"/>
+        <w:tblW w:w="5000" w:type="pct"/>
+        <w:tblLayout w:type="fixed"/>
+        <w:tblLook w:val="0020" w:firstRow="1" w:lastRow="0" w:firstColumn="0" w:lastColumn="0" w:noHBand="0" w:noVBand="0"/>
+      </w:tblPr>
+      <w:tblGrid>
+        <w:gridCol w:w="2394"/>
+        <w:gridCol w:w="2394"/>
+        <w:gridCol w:w="2394"/>
+        <w:gridCol w:w="2394"/>
+      </w:tblGrid>
+      <w:tr>
+        <w:trPr>
+          <w:cnfStyle w:val="100000000000" w:firstRow="1" w:lastRow="0" w:firstColumn="0" w:lastColumn="0" w:oddVBand="0" w:evenVBand="0" w:oddHBand="0" w:evenHBand="0" w:firstRowFirstColumn="0" w:firstRowLastColumn="0" w:lastRowFirstColumn="0" w:lastRowLastColumn="0"/>
+          <w:tblHeader/>
+        </w:trPr>
+        <w:tc>
+          <w:tcPr>
+            <w:tcW w:w="1980" w:type="dxa"/>
+          </w:tcPr>
+          <w:p>
+            <w:pPr>
+              <w:pStyle w:val="Compact"/>
+            </w:pPr>
+            <w:r>
+              <w:t>Prediction</w:t>
+            </w:r>
+          </w:p>
+        </w:tc>
+        <w:tc>
+          <w:tcPr>
+            <w:tcW w:w="1980" w:type="dxa"/>
+          </w:tcPr>
+          <w:p>
+            <w:pPr>
+              <w:pStyle w:val="Compact"/>
+            </w:pPr>
+            <w:r>
+              <w:t>Registered evidence used</w:t>
+            </w:r>
+          </w:p>
+        </w:tc>
+        <w:tc>
+          <w:tcPr>
+            <w:tcW w:w="1980" w:type="dxa"/>
+          </w:tcPr>
+          <w:p>
+            <w:pPr>
+              <w:pStyle w:val="Compact"/>
+            </w:pPr>
+            <w:r>
+              <w:t>Observed result</w:t>
+            </w:r>
+          </w:p>
+        </w:tc>
+        <w:tc>
+          <w:tcPr>
+            <w:tcW w:w="1980" w:type="dxa"/>
+          </w:tcPr>
+          <w:p>
+            <w:pPr>
+              <w:pStyle w:val="Compact"/>
+            </w:pPr>
+            <w:r>
+              <w:t>Conclusion</w:t>
+            </w:r>
+          </w:p>
+        </w:tc>
+      </w:tr>
+      <w:tr>
+        <w:tc>
+          <w:tcPr>
+            <w:tcW w:w="1980" w:type="dxa"/>
+          </w:tcPr>
+          <w:p>
+            <w:pPr>
+              <w:pStyle w:val="Compact"/>
+            </w:pPr>
+            <w:r>
+              <w:t>H1 - Focal response</w:t>
+            </w:r>
+          </w:p>
+        </w:tc>
+        <w:tc>
+          <w:tcPr>
+            <w:tcW w:w="1980" w:type="dxa"/>
+          </w:tcPr>
+          <w:p>
+            <w:pPr>
+              <w:pStyle w:val="Compact"/>
+            </w:pPr>
+            <w:r>
+              <w:t>Active-near guild and priority-taxon detection and conditional-count coefficients</w:t>
+            </w:r>
+          </w:p>
+        </w:tc>
+        <w:tc>
+          <w:tcPr>
+            <w:tcW w:w="1980" w:type="dxa"/>
+          </w:tcPr>
+          <w:p>
+            <w:pPr>
+              <w:pStyle w:val="Compact"/>
+            </w:pPr>
+            <w:r>
+              <w:t>Several plausible guilds increased near spawn, but signs and support varied; Surf Scoter and Short-billed Gull were positive in both regions and outcomes</w:t>
+            </w:r>
+          </w:p>
+        </w:tc>
+        <w:tc>
+          <w:tcPr>
+            <w:tcW w:w="1980" w:type="dxa"/>
+          </w:tcPr>
+          <w:p>
+            <w:pPr>
+              <w:pStyle w:val="Compact"/>
+            </w:pPr>
+            <w:r>
+              <w:t>Partly supported</w:t>
+            </w:r>
+          </w:p>
+        </w:tc>
+      </w:tr>
+      <w:tr>
+        <w:tc>
+          <w:tcPr>
+            <w:tcW w:w="1980" w:type="dxa"/>
+          </w:tcPr>
+          <w:p>
+            <w:pPr>
+              <w:pStyle w:val="Compact"/>
+            </w:pPr>
+            <w:r>
+              <w:t>H2 - Temporal localization</w:t>
+            </w:r>
+          </w:p>
+        </w:tc>
+        <w:tc>
+          <w:tcPr>
+            <w:tcW w:w="1980" w:type="dxa"/>
+          </w:tcPr>
+          <w:p>
+            <w:pPr>
+              <w:pStyle w:val="Compact"/>
+            </w:pPr>
+            <w:r>
+              <w:t>Five registered event windows for eight guilds, two regions, and two outcomes</w:t>
+            </w:r>
+          </w:p>
+        </w:tc>
+        <w:tc>
+          <w:tcPr>
+            <w:tcW w:w="1980" w:type="dxa"/>
+          </w:tcPr>
+          <w:p>
+            <w:pPr>
+              <w:pStyle w:val="Compact"/>
+            </w:pPr>
+            <w:r>
+              <w:t>Coefficients varied by window, taxon, outcome, and region; no single community-wide pulse trajectory emerged</w:t>
+            </w:r>
+          </w:p>
+        </w:tc>
+        <w:tc>
+          <w:tcPr>
+            <w:tcW w:w="1980" w:type="dxa"/>
+          </w:tcPr>
+          <w:p>
+            <w:pPr>
+              <w:pStyle w:val="Compact"/>
+            </w:pPr>
+            <w:r>
+              <w:t>Structured but not supported in its simple form</w:t>
+            </w:r>
+          </w:p>
+        </w:tc>
+      </w:tr>
+      <w:tr>
+        <w:tc>
+          <w:tcPr>
+            <w:tcW w:w="1980" w:type="dxa"/>
+          </w:tcPr>
+          <w:p>
+            <w:pPr>
+              <w:pStyle w:val="Compact"/>
+            </w:pPr>
+            <w:r>
+              <w:t>H3 - Ecological specificity</w:t>
+            </w:r>
+          </w:p>
+        </w:tc>
+        <w:tc>
+          <w:tcPr>
+            <w:tcW w:w="1980" w:type="dxa"/>
+          </w:tcPr>
+          <w:p>
+            <w:pPr>
+              <w:pStyle w:val="Compact"/>
+            </w:pPr>
+            <w:r>
+              <w:t>SoG detection coefficients compared with prespecified Gadwall and Northern Shoveler panel</w:t>
+            </w:r>
+          </w:p>
+        </w:tc>
+        <w:tc>
+          <w:tcPr>
+            <w:tcW w:w="1980" w:type="dxa"/>
+          </w:tcPr>
+          <w:p>
+            <w:pPr>
+              <w:pStyle w:val="Compact"/>
+            </w:pPr>
+            <w:r>
+              <w:t>Both specificity taxa were non-null, revealing a broader shared near-spawn signal</w:t>
+            </w:r>
+          </w:p>
+        </w:tc>
+        <w:tc>
+          <w:tcPr>
+            <w:tcW w:w="1980" w:type="dxa"/>
+          </w:tcPr>
+          <w:p>
+            <w:pPr>
+              <w:pStyle w:val="Compact"/>
+            </w:pPr>
+            <w:r>
+              <w:t>Not supported as a clean specificity contrast</w:t>
+            </w:r>
+          </w:p>
+        </w:tc>
+      </w:tr>
+      <w:tr>
+        <w:tc>
+          <w:tcPr>
+            <w:tcW w:w="1980" w:type="dxa"/>
+          </w:tcPr>
+          <w:p>
+            <w:pPr>
+              <w:pStyle w:val="Compact"/>
+            </w:pPr>
+            <w:r>
+              <w:t>H4 - Regional repeatability</w:t>
+            </w:r>
+          </w:p>
+        </w:tc>
+        <w:tc>
+          <w:tcPr>
+            <w:tcW w:w="1980" w:type="dxa"/>
+          </w:tcPr>
+          <w:p>
+            <w:pPr>
+              <w:pStyle w:val="Compact"/>
+            </w:pPr>
+            <w:r>
+              <w:t>Direction of focal coefficients in SoG and WCVI</w:t>
+            </w:r>
+          </w:p>
+        </w:tc>
+        <w:tc>
+          <w:tcPr>
+            <w:tcW w:w="1980" w:type="dxa"/>
+          </w:tcPr>
+          <w:p>
+            <w:pPr>
+              <w:pStyle w:val="Compact"/>
+            </w:pPr>
+            <w:r>
+              <w:t>Surf Scoter and Short-billed Gull were positive in both regions and outcomes; other responses were less consistent</w:t>
+            </w:r>
+          </w:p>
+        </w:tc>
+        <w:tc>
+          <w:tcPr>
+            <w:tcW w:w="1980" w:type="dxa"/>
+          </w:tcPr>
+          <w:p>
+            <w:pPr>
+              <w:pStyle w:val="Compact"/>
+            </w:pPr>
+            <w:r>
+              <w:t>Supported for the strongest focal taxa</w:t>
+            </w:r>
+          </w:p>
+        </w:tc>
+      </w:tr>
+    </w:tbl>
     <w:p>
       <w:pPr>
         <w:pStyle w:val="BodyText"/>
@@ -389,16 +740,16 @@
           <w:noProof/>
         </w:rPr>
         <w:drawing>
-          <wp:inline distT="0" distB="0" distL="0" distR="0" wp14:anchorId="7D277B2B" wp14:editId="6EAD2B03">
-            <wp:extent cx="5334000" cy="2311400"/>
+          <wp:inline distT="0" distB="0" distL="0" distR="0" wp14:anchorId="586B63B5" wp14:editId="2ADCEF19">
+            <wp:extent cx="5334000" cy="3111500"/>
             <wp:effectExtent l="0" t="0" r="0" b="0"/>
-            <wp:docPr id="23" name="Picture"/>
+            <wp:docPr id="22" name="Picture"/>
             <wp:cNvGraphicFramePr/>
             <a:graphic xmlns:a="http://schemas.openxmlformats.org/drawingml/2006/main">
               <a:graphicData uri="http://schemas.openxmlformats.org/drawingml/2006/picture">
                 <pic:pic xmlns:pic="http://schemas.openxmlformats.org/drawingml/2006/picture">
                   <pic:nvPicPr>
-                    <pic:cNvPr id="24" name="Picture" descr="../figures/Figure_1.png"/>
+                    <pic:cNvPr id="23" name="Picture" descr="../figures/Figure_1.png"/>
                     <pic:cNvPicPr>
                       <a:picLocks noChangeAspect="1" noChangeArrowheads="1"/>
                     </pic:cNvPicPr>
@@ -412,7 +763,7 @@
                   <pic:spPr bwMode="auto">
                     <a:xfrm>
                       <a:off x="0" y="0"/>
-                      <a:ext cx="5334000" cy="2311400"/>
+                      <a:ext cx="5334000" cy="3111500"/>
                     </a:xfrm>
                     <a:prstGeom prst="rect">
                       <a:avLst/>
@@ -440,20 +791,30 @@
           <w:b/>
           <w:bCs/>
         </w:rPr>
-        <w:t>Figure 1. Stage 4A checklist-conditional analysis workflow.</w:t>
-      </w:r>
-      <w:r>
-        <w:t xml:space="preserve"> The figure summarizes the registered data boundary, complete-checklist eligibility, additive concurrent exposure linkage, model families, and evidence audit. Unmonitored herring coverage remained unknown, and no protected identifiers or locations appear.</w:t>
+        <w:t>Figure 1. Scientific hypotheses and event-linked checklist design.</w:t>
+      </w:r>
+      <w:r>
+        <w:t xml:space="preserve"> The conceptual geography is privacy-safe. Recorded spawn defines near and reference shoreline conditions and discrete biological windows; focal bird responses are compared with a prespecified specificity panel. The figure states predictions, not observed effect sizes.</w:t>
+      </w:r>
+    </w:p>
+    <w:p>
+      <w:pPr>
+        <w:pStyle w:val="Heading1"/>
+      </w:pPr>
+      <w:bookmarkStart w:id="3" w:name="methods"/>
+      <w:bookmarkEnd w:id="1"/>
+      <w:bookmarkEnd w:id="2"/>
+      <w:r>
+        <w:t>3. Methods</w:t>
       </w:r>
     </w:p>
     <w:p>
       <w:pPr>
         <w:pStyle w:val="Heading2"/>
       </w:pPr>
-      <w:bookmarkStart w:id="4" w:name="X7fd2df9bbe5e44b17b11db30e31c3ad63f5ecfb"/>
-      <w:bookmarkEnd w:id="3"/>
-      <w:r>
-        <w:t>3.2 eBird source, eligibility, and response states</w:t>
+      <w:bookmarkStart w:id="4" w:name="study-system-and-regional-frames"/>
+      <w:r>
+        <w:t>3.1 Study system and regional frames</w:t>
       </w:r>
     </w:p>
     <w:p>
@@ -461,29 +822,47 @@
         <w:pStyle w:val="FirstParagraph"/>
       </w:pPr>
       <w:r>
-        <w:t>The eBird Basic Dataset release was EBD_relMay-2026, but the protected execution was restricted to checklist years through 2025 [</w:t>
+        <w:t>The study linked complete eBird checklists to recorded Pacific herring-spawn events along the British Columbia coast. SoG observations from 2005-2025 formed the primary regional frame, and WCVI observations from 2015-2025 formed a candidate-primary frame selected from response-free coverage criteria. Central Coast and North observations were retained as descriptive contexts. The two primary regions differ in coastline geometry, monitoring density, accessibility, and observer composition, so regional recurre</w:t>
+      </w:r>
+      <w:r>
+        <w:t>nce was evaluated without treating region as interchangeable replication.</w:t>
+      </w:r>
+    </w:p>
+    <w:p>
+      <w:pPr>
+        <w:pStyle w:val="Heading2"/>
+      </w:pPr>
+      <w:bookmarkStart w:id="5" w:name="X622ce40cc4d319d87c56f79a2eee71d0dbb92f9"/>
+      <w:bookmarkEnd w:id="4"/>
+      <w:r>
+        <w:t>3.2 Complete checklists and bird-response outcomes</w:t>
+      </w:r>
+    </w:p>
+    <w:p>
+      <w:pPr>
+        <w:pStyle w:val="FirstParagraph"/>
+      </w:pPr>
+      <w:r>
+        <w:t>The eBird source was EBD_relMay-2026, restricted to response years through 2025 [</w:t>
       </w:r>
       <w:hyperlink w:anchor="ref-ebird_ebd">
         <w:r>
           <w:rPr>
             <w:rStyle w:val="Hyperlink"/>
           </w:rPr>
-          <w:t>18</w:t>
+          <w:t>17</w:t>
         </w:r>
       </w:hyperlink>
       <w:r>
-        <w:t>]</w:t>
-      </w:r>
-      <w:r>
-        <w:t>. Eligible checklists were complete stationary or traveling submissions with duration from 5 to 300 minutes, travel distance no greater than 5 km, one to ten observers, and the registered regional start year. The Strait of Georgia (SoG) frame began in 2005 and was primary; the West Coast Vancouver Island (WCVI) frame began in 2015 and was candidate-primary. Central Coast and North-region frames were hierarchical descriptive contexts.</w:t>
-      </w:r>
-    </w:p>
-    <w:p>
-      <w:pPr>
-        <w:pStyle w:val="BodyText"/>
-      </w:pPr>
-      <w:r>
-        <w:t xml:space="preserve">Complete-checklist omission was converted to a deterministic zero only when the checklist was eligible, the taxon was unreported, and no ambiguity mask made the response structurally unknown. Detection, a positive numeric count, an unquantified </w:t>
+        <w:t>]. Eligible observations were complete stationary or traveling checklists lasting 5-300 minutes, covering no more than 5 km, and submitted by groups of one to ten observers. The checklist was the analytical row.</w:t>
+      </w:r>
+    </w:p>
+    <w:p>
+      <w:pPr>
+        <w:pStyle w:val="BodyText"/>
+      </w:pPr>
+      <w:r>
+        <w:t xml:space="preserve">We modeled two complementary outcomes. Detection indicated whether an eligible complete checklist reported a taxon or guild. Conditional positive count was the log numeric count among detected checklists with a finite positive value. An unquantified </w:t>
       </w:r>
       <w:r>
         <w:rPr>
@@ -492,37 +871,20 @@
         <w:t>X</w:t>
       </w:r>
       <w:r>
-        <w:t xml:space="preserve">, a lower-bound count, ambiguity, and deterministic omission zero remained distinct. </w:t>
-      </w:r>
-      <w:r>
-        <w:rPr>
-          <w:rStyle w:val="VerbatimChar"/>
-        </w:rPr>
-        <w:t>X</w:t>
-      </w:r>
-      <w:r>
         <w:t xml:space="preserve"> </w:t>
       </w:r>
       <w:r>
-        <w:t>contributed to detection but never to the numeric-count component. The positive-count response described reported relative count conditional on a finite numeric report greater than zero; it did not estimate absolute abundance or biomass.</w:t>
-      </w:r>
-    </w:p>
-    <w:p>
-      <w:pPr>
-        <w:pStyle w:val="BodyText"/>
-      </w:pPr>
-      <w:r>
-        <w:t>Observer count, duration, distance traveled, and protocol were retained as recorded effort covariates. Random intercepts represented observer cluster and generalized location cluster. These terms address measured observation-process heterogeneity; they do not eliminate unmeasured selection. Privacy controls prohibited checklist identifiers, observer identities, exact localities, exact coordinates, event tokens, or transformation mappings from publication artifacts.</w:t>
+        <w:t>contributed to detection but not count; lower-bound reports, ambiguous records, and structurally unknown responses remained distinct. Thus, detection concerns reporting at least one bird, whereas conditional count concerns reported flock size after a numeric detection. Neither estimates absolute abundance or biomass.</w:t>
       </w:r>
     </w:p>
     <w:p>
       <w:pPr>
         <w:pStyle w:val="Heading2"/>
       </w:pPr>
-      <w:bookmarkStart w:id="5" w:name="herring-exposure-and-monitoring-states"/>
-      <w:bookmarkEnd w:id="4"/>
-      <w:r>
-        <w:t>3.3 Herring exposure and monitoring states</w:t>
+      <w:bookmarkStart w:id="6" w:name="event-level-herring-exposure"/>
+      <w:bookmarkEnd w:id="5"/>
+      <w:r>
+        <w:t>3.3 Event-level herring exposure</w:t>
       </w:r>
     </w:p>
     <w:p>
@@ -530,7 +892,7 @@
         <w:pStyle w:val="FirstParagraph"/>
       </w:pPr>
       <w:r>
-        <w:t>The exposure source was the official Pacific Herring Spawn Index Data and its associated technical documentation [</w:t>
+        <w:t>The exposure source was the official Pacific Herring Spawn Index Data [</w:t>
       </w:r>
       <w:hyperlink w:anchor="ref-grinnell2023">
         <w:r>
@@ -548,51 +910,32 @@
           <w:rPr>
             <w:rStyle w:val="Hyperlink"/>
           </w:rPr>
-          <w:t>6</w:t>
+          <w:t>18</w:t>
         </w:r>
       </w:hyperlink>
       <w:r>
-        <w:t>]. Immutable source points and frozen event metadata were linked to checklists through registered temporal windows and source-point distance strata. The spawn index remained a relative index of spawning biomass; it was never interpreted as absolute biomass.</w:t>
-      </w:r>
-    </w:p>
-    <w:p>
-      <w:pPr>
-        <w:pStyle w:val="BodyText"/>
-      </w:pPr>
-      <w:r>
-        <w:t>Monitoring state was explicit. Surveyed-positive, surveyed-negative, and unmonitored-unknown states remained distinct. A missing herring component was not set to zero, and an absent DFO record was not treated as a surveyed negative. Incomplete monitoring can therefore misclassify recorded exposure and is a substantive limitation.</w:t>
-      </w:r>
-    </w:p>
-    <w:p>
-      <w:pPr>
-        <w:pStyle w:val="BodyText"/>
-      </w:pPr>
-      <w:r>
-        <w:t>The checklist was the independent analytical row. When a checklist linked concurrently to more than one event, all eligible links contributed additively to six frozen event-time strata and eight frozen distance rings. The analysis did not duplicate the checklist into apparently independent event rows. The primary active-near contrast summarized recorded local exposure; M05 separately represented five discrete windows (immediate pre, spawn start, early egg, late egg, and post). Those windows are registered c</w:t>
-      </w:r>
-      <w:r>
-        <w:t>ategories rather than a continuous causal event-study trajectory.</w:t>
-      </w:r>
-    </w:p>
-    <w:p>
-      <w:pPr>
-        <w:pStyle w:val="BodyText"/>
-      </w:pPr>
-      <w:r>
-        <w:t>Additive linkage was important because coastal spawning can include overlapping recorded events. Duplicating a checklist once per event would have created artificial replication and changed its statistical weight. Conversely, choosing only one event would have discarded concurrent recorded exposure. The frozen representation retained every eligible link as exposure information within a single analytical row. This addresses bookkeeping for observed concurrent events, but it does not remove interference: biol</w:t>
-      </w:r>
-      <w:r>
-        <w:t>ogical resources from adjacent events can overlap, recorded source points can imperfectly represent accessible spawn, and an observer’s decision to visit a shoreline can respond to the wider event complex.</w:t>
+        <w:t>]</w:t>
+      </w:r>
+      <w:r>
+        <w:t>. Checklists were linked to recorded event locations using registered distance strata and to five discrete biological windows: immediate pre-spawn, spawn start, early egg, late egg, and post-spawn. The primary contrast compared recorded active-near exposure with the registered reference condition. When events overlapped, all eligible links contributed additively within one checklist row; checklists were not duplicated by event.</w:t>
+      </w:r>
+    </w:p>
+    <w:p>
+      <w:pPr>
+        <w:pStyle w:val="BodyText"/>
+      </w:pPr>
+      <w:r>
+        <w:t>Surveyed-positive, surveyed-negative, and unmonitored-unknown herring states remained distinct. Missing components and absent records were not coded as zero or surveyed negatives. The DFO index is a relative spawn index, not absolute biomass, and incomplete monitoring or uncertain timing can misclassify recorded biological exposure.</w:t>
       </w:r>
     </w:p>
     <w:p>
       <w:pPr>
         <w:pStyle w:val="Heading2"/>
       </w:pPr>
-      <w:bookmarkStart w:id="6" w:name="registered-outcomes-and-model-families"/>
-      <w:bookmarkEnd w:id="5"/>
-      <w:r>
-        <w:t>3.4 Registered outcomes and model families</w:t>
+      <w:bookmarkStart w:id="7" w:name="hypothesis-linked-models-and-adjustment"/>
+      <w:bookmarkEnd w:id="6"/>
+      <w:r>
+        <w:t>3.4 Hypothesis-linked models and adjustment</w:t>
       </w:r>
     </w:p>
     <w:p>
@@ -600,24 +943,13 @@
         <w:pStyle w:val="FirstParagraph"/>
       </w:pPr>
       <w:r>
-        <w:t>M01 modeled eight frozen guilds, including a prespecified falsification guild; M02 modeled 49 frozen core taxa. Priority-A species were identified before response inspection. Detection used a binomial-logit model. Positive numeric count used a Gaussian model for log count among positive finite numeric reports. The registered parallel positive-count sensitivity was zero-truncated negative binomial, and all activated model families were reported regardless of sign or apparent interest.</w:t>
-      </w:r>
-    </w:p>
-    <w:p>
-      <w:pPr>
-        <w:pStyle w:val="BodyText"/>
-      </w:pPr>
-      <w:r>
-        <w:t xml:space="preserve">Fixed predictors were event-time stratum, source-point distance stratum, region-period, checklist year, protocol, log duration, log distance traveled plus one, and observer count. Random intercepts represented herring-event block, observer cluster, and generalized location cluster. Publication sensitivity fits used sparse </w:t>
-      </w:r>
-      <w:r>
-        <w:rPr>
-          <w:rStyle w:val="VerbatimChar"/>
-        </w:rPr>
-        <w:t>lme4</w:t>
-      </w:r>
-      <w:r>
-        <w:t xml:space="preserve"> mixed models [</w:t>
+        <w:t>Registered mixed models estimated guild and focal-species associations with active-near exposure and discrete event windows. Detection used binomial-logit models; conditional positive count used Gaussian models of log count among positive numeric reports, with a registered zero-truncated negative-binomial sensitivity. Models adjusted for checklist protocol, duration, distance traveled, observer count, year, region-period, event time, and distance stratum, with random intercepts for herring-event block, obse</w:t>
+      </w:r>
+      <w:r>
+        <w:t>rver cluster, and generalized location cluster</w:t>
+      </w:r>
+      <w:r>
+        <w:t xml:space="preserve"> [</w:t>
       </w:r>
       <w:hyperlink w:anchor="ref-bates2015">
         <w:r>
@@ -628,46 +960,36 @@
         </w:r>
       </w:hyperlink>
       <w:r>
-        <w:t xml:space="preserve">]: </w:t>
-      </w:r>
-      <w:r>
-        <w:rPr>
-          <w:rStyle w:val="VerbatimChar"/>
-        </w:rPr>
-        <w:t>glmer</w:t>
-      </w:r>
-      <w:r>
-        <w:t xml:space="preserve"> with a binomial-logit likelihood for detection and restricted-maximum-likelihood </w:t>
-      </w:r>
-      <w:r>
-        <w:rPr>
-          <w:rStyle w:val="VerbatimChar"/>
-        </w:rPr>
-        <w:t>lmer</w:t>
-      </w:r>
-      <w:r>
-        <w:t xml:space="preserve"> </w:t>
-      </w:r>
-      <w:r>
-        <w:t>for log positive count. No simplified row-level generalized linear model replaced the registered mixed architecture.</w:t>
-      </w:r>
-    </w:p>
-    <w:p>
-      <w:pPr>
-        <w:pStyle w:val="BodyText"/>
-      </w:pPr>
-      <w:r>
-        <w:t>M05 reported discrete event-time coefficients. M29 was a detection-only specificity panel containing Gadwall and Northern Shoveler. The taxa were prespecified as having no verified direct spawn mechanism, but the panel was never defined as a guaranteed biological nonresponder. It tests whether the design also captures shared seasonal, spatial, access, submission, site-selection, or classification structure.</w:t>
+        <w:t>]. These terms address measured effort and clustering but do not eliminate unmeasured site selection or checklist submission.</w:t>
+      </w:r>
+    </w:p>
+    <w:p>
+      <w:pPr>
+        <w:pStyle w:val="BodyText"/>
+      </w:pPr>
+      <w:r>
+        <w:t>Guild models tested community organization by feeding mechanism, whereas priority-taxon models retained species-level contrasts that broad guild averages could obscure. Coefficients above zero indicate higher modeled detection or conditional positive count on recorded active-near checklists, on the relevant link scale. Confidence intervals describe model-based uncertainty, and BH q-values distinguish multiplicity-adjusted support from nominal p-values. Coefficient magnitude was not converted to a population</w:t>
+      </w:r>
+      <w:r>
+        <w:t xml:space="preserve"> change, because checklist selection and the two-part response prevent that interpretation.</w:t>
+      </w:r>
+    </w:p>
+    <w:p>
+      <w:pPr>
+        <w:pStyle w:val="BodyText"/>
+      </w:pPr>
+      <w:r>
+        <w:t>H1 was evaluated from active-near coefficients for registered guilds and focal taxa. H2 used the complete five-window event-time family. H4 compared direction across SoG and WCVI, with magnitude and uncertainty retained rather than pooled into one coast-wide response. All prespecified models were reported regardless of sign.</w:t>
       </w:r>
     </w:p>
     <w:p>
       <w:pPr>
         <w:pStyle w:val="Heading2"/>
       </w:pPr>
-      <w:bookmarkStart w:id="7" w:name="X5905aae64c0d50438f9a4e1eccfff03a8b9d5c7"/>
-      <w:bookmarkEnd w:id="6"/>
-      <w:r>
-        <w:t>3.5 Multiplicity and compatible-family partial pooling</w:t>
+      <w:bookmarkStart w:id="8" w:name="Xbe7b374e5e6f2eda09beaa57c3d4f7f3e5bb342"/>
+      <w:bookmarkEnd w:id="7"/>
+      <w:r>
+        <w:t>3.5 Specificity, sensitivity, multiplicity, and synthesis</w:t>
       </w:r>
     </w:p>
     <w:p>
@@ -675,7 +997,15 @@
         <w:pStyle w:val="FirstParagraph"/>
       </w:pPr>
       <w:r>
-        <w:t>Individual coefficients, standard errors, 95% confidence intervals, p-values, and Benjamini-Hochberg (BH) q-values were reported [</w:t>
+        <w:t>H3 used a prespecified SoG detection-only specificity panel containing Gadwall and Northern Shoveler. These taxa lacked a verified direct spawn mechanism but were not assumed to be guaranteed biological nonresponders. Positive panel coefficients would indicate that shared seasonality, shoreline access, checklist submission, site selection, or exposure classification contributed to the same recorded near-spawn signal.</w:t>
+      </w:r>
+    </w:p>
+    <w:p>
+      <w:pPr>
+        <w:pStyle w:val="BodyText"/>
+      </w:pPr>
+      <w:r>
+        <w:t>Matched WCVI analyses restricted exposure geometry to 2 km or removed the pre-defined dominant observer cluster. Response-blind shifted-exposure placebos reassigned complete linked exposure bundles within region-year strata. Detailed transformation, validation, and singular-fit procedures are in the supplement. Benjamini-Hochberg (BH) adjustment was applied within coherent model, region, and outcome families [</w:t>
       </w:r>
       <w:hyperlink w:anchor="ref-benjamini1995">
         <w:r>
@@ -686,55 +1016,38 @@
         </w:r>
       </w:hyperlink>
       <w:r>
-        <w:t>]. BH adjustment was confined to coherent model-version, region, and outcome families rather than applied across every exploratory model in the registry. Partial pooling complemented but did not replace individual inference.</w:t>
-      </w:r>
-    </w:p>
-    <w:p>
-      <w:pPr>
-        <w:pStyle w:val="BodyText"/>
-      </w:pPr>
-      <w:r>
-        <w:t xml:space="preserve">Historical v1 </w:t>
-      </w:r>
-      <w:r>
-        <w:rPr>
-          <w:rStyle w:val="VerbatimChar"/>
-        </w:rPr>
-        <w:t>partial_pool_*</w:t>
-      </w:r>
-      <w:r>
-        <w:t xml:space="preserve"> </w:t>
-      </w:r>
-      <w:r>
-        <w:t xml:space="preserve">fields were invalid because some families mixed incompatible model or unit identities and could duplicate component evidence. An initial parser also undercounted the affected scope by treating the registered North-region literal code </w:t>
-      </w:r>
-      <w:r>
-        <w:rPr>
-          <w:rStyle w:val="VerbatimChar"/>
-        </w:rPr>
-        <w:t>NA</w:t>
-      </w:r>
-      <w:r>
-        <w:t xml:space="preserve"> as a missing value. The repair used typed, column-specific parsing, preserved categorical </w:t>
-      </w:r>
-      <w:r>
-        <w:rPr>
-          <w:rStyle w:val="VerbatimChar"/>
-        </w:rPr>
-        <w:t>NA</w:t>
-      </w:r>
-      <w:r>
-        <w:t>, and grouped only compatible model, estimand, response state, unit class, scale, exposure, window, buffer, population, adjustment set, and coefficient meaning. A frozen normal-normal empirical-Bayes method-of-moments estimator produced v2 compatible-family posterior summaries. Duplicate M11/M12 representations and noncompleted fits remained explicit NA rather than zero. No v1 artifact was modified, and individual estimates and model-specific BH q-values were exactly preserved.</w:t>
+        <w:t>]</w:t>
+      </w:r>
+      <w:r>
+        <w:t>. Corrected partial pooling grouped only compatible evidence, retained every individual estimate, and preserved model-specific BH q-values. Singular warnings remained explicit; no headline claim depended exclusively on a singular component.</w:t>
+      </w:r>
+    </w:p>
+    <w:p>
+      <w:pPr>
+        <w:pStyle w:val="Heading1"/>
+      </w:pPr>
+      <w:bookmarkStart w:id="9" w:name="results"/>
+      <w:bookmarkEnd w:id="3"/>
+      <w:bookmarkEnd w:id="8"/>
+      <w:r>
+        <w:t>4. Results</w:t>
+      </w:r>
+    </w:p>
+    <w:p>
+      <w:pPr>
+        <w:pStyle w:val="FirstParagraph"/>
+      </w:pPr>
+      <w:r>
+        <w:t>The primary analyses included 217,200 eligible SoG checklist events and 8,584 eligible WCVI checklist events. The descriptive Central Coast and North frames contained 861 and 9,007 checklist events, respectively (Supplementary Table S11). All 128 protected sensitivity components completed; manuscript preparation used only frozen, privacy-safe aggregate outputs.</w:t>
       </w:r>
     </w:p>
     <w:p>
       <w:pPr>
         <w:pStyle w:val="Heading2"/>
       </w:pPr>
-      <w:bookmarkStart w:id="8" w:name="X2d78e335e9b3ccd06f69afc6006470adbca0e9c"/>
-      <w:bookmarkEnd w:id="7"/>
-      <w:r>
-        <w:t>3.6 Matched placebos, sensitivities, and validation</w:t>
+      <w:bookmarkStart w:id="10" w:name="Xaa523d5b7327a11fb230335128933cc834d0352"/>
+      <w:r>
+        <w:t>4.1 Focal taxa and guilds showed heterogeneous near-spawn associations</w:t>
       </w:r>
     </w:p>
     <w:p>
@@ -742,474 +1055,6 @@
         <w:pStyle w:val="FirstParagraph"/>
       </w:pPr>
       <w:r>
-        <w:t>M27/M28 v2 moved the complete linked exposure bundle within region-year strata. The bundle included active/reference state, concurrent-link count, all event-time counts, and all distance-ring counts. Deterministic nonzero cyclic shifts had zero fixed points. Transformation construction did not read responses, cross a region or year, duplicate a checklist, or use row-level outcome information. Both placebos used the matched M01 mixed architecture.</w:t>
-      </w:r>
-    </w:p>
-    <w:p>
-      <w:pPr>
-        <w:pStyle w:val="BodyText"/>
-      </w:pPr>
-      <w:r>
-        <w:t>The WCVI 2-km analysis changed only cohort eligibility to the registered high-precision frame. The dominant-observer analysis defined the largest eligible WCVI observer cluster before any guild response was joined and excluded that cluster consistently; no observer token was released. Both retained the matched architecture, so each sensitivity altered one intended dimension. M26 v1 was retired without replacement because its historical summary lacked a registered exposure or visitation contrast.</w:t>
-      </w:r>
-    </w:p>
-    <w:p>
-      <w:pPr>
-        <w:pStyle w:val="BodyText"/>
-      </w:pPr>
-      <w:r>
-        <w:t>Four deterministic event-blocked folds were the basis for new-event validation. Held-out predictions used fixed effects and set observer and location random effects to their population expectation; conditional observer or location BLUPs were prohibited. Rows with unsupported fixed factor levels were excluded with aggregate counts, and cells below the release minimum of 20 were suppressed. Observer-disjoint results were interpreted only as observer-composition robustness.</w:t>
-      </w:r>
-    </w:p>
-    <w:p>
-      <w:pPr>
-        <w:pStyle w:val="BodyText"/>
-      </w:pPr>
-      <w:r>
-        <w:t>The evidence audit assigned each manuscript claim to its registered estimand, source rows, multiplicity family, relevant sensitivities, and warning state. Confirmatory core findings were retained regardless of sign. Registered timing and sensitivity findings were labeled secondary where appropriate. The specificity panel and model diagnostics were used as interpretation constraints rather than as a post hoc filter that could erase inconvenient primary estimates. This claim-level localization is especially i</w:t>
-      </w:r>
-      <w:r>
-        <w:t>mportant because a limitation can directly affect one response component or region without logically invalidating all other estimates.</w:t>
-      </w:r>
-    </w:p>
-    <w:p>
-      <w:pPr>
-        <w:pStyle w:val="Heading2"/>
-      </w:pPr>
-      <w:bookmarkStart w:id="9" w:name="singular-fit-handling"/>
-      <w:bookmarkEnd w:id="8"/>
-      <w:r>
-        <w:t>3.7 Singular-fit handling</w:t>
-      </w:r>
-    </w:p>
-    <w:p>
-      <w:pPr>
-        <w:pStyle w:val="FirstParagraph"/>
-      </w:pPr>
-      <w:r>
-        <w:t>Singularity was retained as a visible diagnostic rather than an automatic exclusion. For every affected component, the released coefficient, standard error, and interval were finite, but one or more random-effect variance terms were estimated on the boundary. The aggregate diagnostic does not identify which variance term collapsed, so each such fit is interpreted as effectively simpler than the intended three-intercept structure. No headline claim depends exclusively on a singular component. Qualified sensi</w:t>
-      </w:r>
-      <w:r>
-        <w:t>tivity comparisons remain in the main figures, while the full 43-row audit appears in Supplementary Table S6.</w:t>
-      </w:r>
-    </w:p>
-    <w:p>
-      <w:pPr>
-        <w:pStyle w:val="Heading2"/>
-      </w:pPr>
-      <w:bookmarkStart w:id="10" w:name="protected-execution-and-reproducibility"/>
-      <w:bookmarkEnd w:id="9"/>
-      <w:r>
-        <w:t>3.8 Protected execution and reproducibility</w:t>
-      </w:r>
-    </w:p>
-    <w:p>
-      <w:pPr>
-        <w:pStyle w:val="FirstParagraph"/>
-      </w:pPr>
-      <w:r>
-        <w:t xml:space="preserve">Production response models and protected sensitivities were not rerun for manuscript assembly. The analysis-freeze commit is </w:t>
-      </w:r>
-      <w:r>
-        <w:rPr>
-          <w:rStyle w:val="VerbatimChar"/>
-        </w:rPr>
-        <w:t>c54b8e7f95a2fe3573e2e38633079cd223c5a783</w:t>
-      </w:r>
-      <w:r>
-        <w:t xml:space="preserve">, tagged </w:t>
-      </w:r>
-      <w:r>
-        <w:rPr>
-          <w:rStyle w:val="VerbatimChar"/>
-        </w:rPr>
-        <w:t>stage4a-publication-v2-analysis-freeze</w:t>
-      </w:r>
-      <w:r>
-        <w:t>. The sensitivity specification and execution code were frozen before protected inputs were read. The execution record reports a maximum response year of 2025 and zero 2026-or-later rows read. Protected inputs are represented by hashes without local paths or row-level content. Manuscript tables and figures were generated only from tracked privacy-safe aggregates.</w:t>
-      </w:r>
-    </w:p>
-    <w:p>
-      <w:pPr>
-        <w:pStyle w:val="Heading1"/>
-      </w:pPr>
-      <w:bookmarkStart w:id="11" w:name="results"/>
-      <w:bookmarkEnd w:id="2"/>
-      <w:bookmarkEnd w:id="10"/>
-      <w:r>
-        <w:t>4. Results</w:t>
-      </w:r>
-    </w:p>
-    <w:p>
-      <w:pPr>
-        <w:pStyle w:val="Heading2"/>
-      </w:pPr>
-      <w:bookmarkStart w:id="12" w:name="analytical-sample-and-execution-scope"/>
-      <w:r>
-        <w:t>4.1 Analytical sample and execution scope</w:t>
-      </w:r>
-    </w:p>
-    <w:p>
-      <w:pPr>
-        <w:pStyle w:val="FirstParagraph"/>
-      </w:pPr>
-      <w:r>
-        <w:t xml:space="preserve">The frozen analytical frames contained </w:t>
-      </w:r>
-      <w:r>
-        <w:rPr>
-          <w:b/>
-          <w:bCs/>
-        </w:rPr>
-        <w:t>217,200 eligible checklist events in the Strait of Georgia (SoG; 2005-2025)</w:t>
-      </w:r>
-      <w:r>
-        <w:t xml:space="preserve"> and </w:t>
-      </w:r>
-      <w:r>
-        <w:rPr>
-          <w:b/>
-          <w:bCs/>
-        </w:rPr>
-        <w:t>8,584 on the West Coast of Vancouver Island (WCVI; 2015-2025)</w:t>
-      </w:r>
-      <w:r>
-        <w:t>. The hierarchical descriptive frames contained 861 Central Coast and 9,007 North-region events (Table 1). These are checklist-frame sizes, not bird-population counts.</w:t>
-      </w:r>
-    </w:p>
-    <w:p>
-      <w:pPr>
-        <w:pStyle w:val="BodyText"/>
-      </w:pPr>
-      <w:r>
-        <w:t>The protected sensitivity execution read no response year later than 2025; the recorded number of 2026-or-later rows read was zero.</w:t>
-      </w:r>
-    </w:p>
-    <w:p>
-      <w:pPr>
-        <w:pStyle w:val="BodyText"/>
-      </w:pPr>
-      <w:r>
-        <w:rPr>
-          <w:b/>
-          <w:bCs/>
-        </w:rPr>
-        <w:t>Table 1. Frozen analytical populations and inferential roles.</w:t>
-      </w:r>
-      <w:r>
-        <w:t xml:space="preserve"> </w:t>
-      </w:r>
-      <w:r>
-        <w:t>The same checklist frame supports multiple taxon outcomes, so these counts must not be summed across taxa.</w:t>
-      </w:r>
-    </w:p>
-    <w:tbl>
-      <w:tblPr>
-        <w:tblStyle w:val="Table"/>
-        <w:tblW w:w="0" w:type="auto"/>
-        <w:tblLook w:val="0020" w:firstRow="1" w:lastRow="0" w:firstColumn="0" w:lastColumn="0" w:noHBand="0" w:noVBand="0"/>
-      </w:tblPr>
-      <w:tblGrid>
-        <w:gridCol w:w="927"/>
-        <w:gridCol w:w="1324"/>
-        <w:gridCol w:w="2694"/>
-        <w:gridCol w:w="2646"/>
-      </w:tblGrid>
-      <w:tr>
-        <w:trPr>
-          <w:cnfStyle w:val="100000000000" w:firstRow="1" w:lastRow="0" w:firstColumn="0" w:lastColumn="0" w:oddVBand="0" w:evenVBand="0" w:oddHBand="0" w:evenHBand="0" w:firstRowFirstColumn="0" w:firstRowLastColumn="0" w:lastRowFirstColumn="0" w:lastRowLastColumn="0"/>
-          <w:tblHeader/>
-        </w:trPr>
-        <w:tc>
-          <w:tcPr>
-            <w:tcW w:w="0" w:type="auto"/>
-          </w:tcPr>
-          <w:p>
-            <w:pPr>
-              <w:pStyle w:val="Compact"/>
-            </w:pPr>
-            <w:r>
-              <w:t>Region</w:t>
-            </w:r>
-          </w:p>
-        </w:tc>
-        <w:tc>
-          <w:tcPr>
-            <w:tcW w:w="0" w:type="auto"/>
-          </w:tcPr>
-          <w:p>
-            <w:pPr>
-              <w:pStyle w:val="Compact"/>
-            </w:pPr>
-            <w:r>
-              <w:t>Period</w:t>
-            </w:r>
-          </w:p>
-        </w:tc>
-        <w:tc>
-          <w:tcPr>
-            <w:tcW w:w="0" w:type="auto"/>
-          </w:tcPr>
-          <w:p>
-            <w:pPr>
-              <w:pStyle w:val="Compact"/>
-              <w:jc w:val="right"/>
-            </w:pPr>
-            <w:r>
-              <w:t>Eligible checklist events</w:t>
-            </w:r>
-          </w:p>
-        </w:tc>
-        <w:tc>
-          <w:tcPr>
-            <w:tcW w:w="0" w:type="auto"/>
-          </w:tcPr>
-          <w:p>
-            <w:pPr>
-              <w:pStyle w:val="Compact"/>
-            </w:pPr>
-            <w:r>
-              <w:t>Inferential role</w:t>
-            </w:r>
-          </w:p>
-        </w:tc>
-      </w:tr>
-      <w:tr>
-        <w:tc>
-          <w:tcPr>
-            <w:tcW w:w="0" w:type="auto"/>
-          </w:tcPr>
-          <w:p>
-            <w:pPr>
-              <w:pStyle w:val="Compact"/>
-            </w:pPr>
-            <w:r>
-              <w:t>SoG</w:t>
-            </w:r>
-          </w:p>
-        </w:tc>
-        <w:tc>
-          <w:tcPr>
-            <w:tcW w:w="0" w:type="auto"/>
-          </w:tcPr>
-          <w:p>
-            <w:pPr>
-              <w:pStyle w:val="Compact"/>
-            </w:pPr>
-            <w:r>
-              <w:t>2005-2025</w:t>
-            </w:r>
-          </w:p>
-        </w:tc>
-        <w:tc>
-          <w:tcPr>
-            <w:tcW w:w="0" w:type="auto"/>
-          </w:tcPr>
-          <w:p>
-            <w:pPr>
-              <w:pStyle w:val="Compact"/>
-              <w:jc w:val="right"/>
-            </w:pPr>
-            <w:r>
-              <w:t>217,200</w:t>
-            </w:r>
-          </w:p>
-        </w:tc>
-        <w:tc>
-          <w:tcPr>
-            <w:tcW w:w="0" w:type="auto"/>
-          </w:tcPr>
-          <w:p>
-            <w:pPr>
-              <w:pStyle w:val="Compact"/>
-            </w:pPr>
-            <w:r>
-              <w:t>primary</w:t>
-            </w:r>
-          </w:p>
-        </w:tc>
-      </w:tr>
-      <w:tr>
-        <w:tc>
-          <w:tcPr>
-            <w:tcW w:w="0" w:type="auto"/>
-          </w:tcPr>
-          <w:p>
-            <w:pPr>
-              <w:pStyle w:val="Compact"/>
-            </w:pPr>
-            <w:r>
-              <w:t>WCVI</w:t>
-            </w:r>
-          </w:p>
-        </w:tc>
-        <w:tc>
-          <w:tcPr>
-            <w:tcW w:w="0" w:type="auto"/>
-          </w:tcPr>
-          <w:p>
-            <w:pPr>
-              <w:pStyle w:val="Compact"/>
-            </w:pPr>
-            <w:r>
-              <w:t>2015-2025</w:t>
-            </w:r>
-          </w:p>
-        </w:tc>
-        <w:tc>
-          <w:tcPr>
-            <w:tcW w:w="0" w:type="auto"/>
-          </w:tcPr>
-          <w:p>
-            <w:pPr>
-              <w:pStyle w:val="Compact"/>
-              <w:jc w:val="right"/>
-            </w:pPr>
-            <w:r>
-              <w:t>8,584</w:t>
-            </w:r>
-          </w:p>
-        </w:tc>
-        <w:tc>
-          <w:tcPr>
-            <w:tcW w:w="0" w:type="auto"/>
-          </w:tcPr>
-          <w:p>
-            <w:pPr>
-              <w:pStyle w:val="Compact"/>
-            </w:pPr>
-            <w:r>
-              <w:t>candidate primary</w:t>
-            </w:r>
-          </w:p>
-        </w:tc>
-      </w:tr>
-      <w:tr>
-        <w:tc>
-          <w:tcPr>
-            <w:tcW w:w="0" w:type="auto"/>
-          </w:tcPr>
-          <w:p>
-            <w:pPr>
-              <w:pStyle w:val="Compact"/>
-            </w:pPr>
-            <w:r>
-              <w:t>CC</w:t>
-            </w:r>
-          </w:p>
-        </w:tc>
-        <w:tc>
-          <w:tcPr>
-            <w:tcW w:w="0" w:type="auto"/>
-          </w:tcPr>
-          <w:p>
-            <w:pPr>
-              <w:pStyle w:val="Compact"/>
-            </w:pPr>
-            <w:r>
-              <w:t>1988-2025</w:t>
-            </w:r>
-          </w:p>
-        </w:tc>
-        <w:tc>
-          <w:tcPr>
-            <w:tcW w:w="0" w:type="auto"/>
-          </w:tcPr>
-          <w:p>
-            <w:pPr>
-              <w:pStyle w:val="Compact"/>
-              <w:jc w:val="right"/>
-            </w:pPr>
-            <w:r>
-              <w:t>861</w:t>
-            </w:r>
-          </w:p>
-        </w:tc>
-        <w:tc>
-          <w:tcPr>
-            <w:tcW w:w="0" w:type="auto"/>
-          </w:tcPr>
-          <w:p>
-            <w:pPr>
-              <w:pStyle w:val="Compact"/>
-            </w:pPr>
-            <w:r>
-              <w:t>hierarchical descriptive</w:t>
-            </w:r>
-          </w:p>
-        </w:tc>
-      </w:tr>
-      <w:tr>
-        <w:tc>
-          <w:tcPr>
-            <w:tcW w:w="0" w:type="auto"/>
-          </w:tcPr>
-          <w:p>
-            <w:pPr>
-              <w:pStyle w:val="Compact"/>
-            </w:pPr>
-            <w:r>
-              <w:t>NA</w:t>
-            </w:r>
-          </w:p>
-        </w:tc>
-        <w:tc>
-          <w:tcPr>
-            <w:tcW w:w="0" w:type="auto"/>
-          </w:tcPr>
-          <w:p>
-            <w:pPr>
-              <w:pStyle w:val="Compact"/>
-            </w:pPr>
-            <w:r>
-              <w:t>1988-2025</w:t>
-            </w:r>
-          </w:p>
-        </w:tc>
-        <w:tc>
-          <w:tcPr>
-            <w:tcW w:w="0" w:type="auto"/>
-          </w:tcPr>
-          <w:p>
-            <w:pPr>
-              <w:pStyle w:val="Compact"/>
-              <w:jc w:val="right"/>
-            </w:pPr>
-            <w:r>
-              <w:t>9,007</w:t>
-            </w:r>
-          </w:p>
-        </w:tc>
-        <w:tc>
-          <w:tcPr>
-            <w:tcW w:w="0" w:type="auto"/>
-          </w:tcPr>
-          <w:p>
-            <w:pPr>
-              <w:pStyle w:val="Compact"/>
-            </w:pPr>
-            <w:r>
-              <w:t>hierarchical descriptive</w:t>
-            </w:r>
-          </w:p>
-        </w:tc>
-      </w:tr>
-    </w:tbl>
-    <w:p>
-      <w:pPr>
-        <w:pStyle w:val="Heading2"/>
-      </w:pPr>
-      <w:bookmarkStart w:id="13" w:name="Xf3eb591516657b165bd3cbe41a7e5de671c52d9"/>
-      <w:bookmarkEnd w:id="12"/>
-      <w:r>
-        <w:t>4.2 Guild and focal-species associations were heterogeneous</w:t>
-      </w:r>
-    </w:p>
-    <w:p>
-      <w:pPr>
-        <w:pStyle w:val="FirstParagraph"/>
-      </w:pPr>
-      <w:r>
         <w:t>Among the seven ecological guilds in SoG, 5 detection coefficients were positive and 2 were negative; all 7 had BH q &lt; 0.05. For positive numeric count conditional on detection, 6 coefficients were positive and 1 negative, with 6 of 7 BH q-values below 0.05. The complete pattern therefore includes both positive and negative associations rather than a universal increase (Figure 2).</w:t>
       </w:r>
     </w:p>
@@ -1227,6 +1072,17 @@
       </w:pPr>
       <w:r>
         <w:t>At the priority-species level, Surf Scoter and Short-billed Gull had positive detection and positive-count coefficients in both primary regions. Glaucous-winged Gull had a positive SoG detection coefficient but an imprecise WCVI detection coefficient, while its conditional count coefficients were positive in both regions. Harlequin Duck and White-winged Scoter were component- or region-dependent (Table 2 and Supplementary Figure S1).</w:t>
+      </w:r>
+    </w:p>
+    <w:p>
+      <w:pPr>
+        <w:pStyle w:val="BodyText"/>
+      </w:pPr>
+      <w:r>
+        <w:t>These coefficients give H1 a qualified answer. Near-spawn increases occurred for several biologically plausible guilds, but the mix of positive and negative coefficients rejects a universal community response. In SoG, five of seven ecological guild-detection coefficients were positive and two were negative, with all seven BH-adjusted coefficients differing from zero; six of seven conditional-count coefficients were positive and one was negative, with six differing from zero after adjustment. WCVI was more v</w:t>
+      </w:r>
+      <w:r>
+        <w:t>ariable: four of seven ecological guild-detection coefficients were positive and three were BH-significant, whereas six of seven conditional-count coefficients were positive and six were BH-significant. Detection and positive count therefore carried related but non-identical ecological information.</w:t>
       </w:r>
     </w:p>
     <w:p>
@@ -1238,16 +1094,16 @@
           <w:noProof/>
         </w:rPr>
         <w:drawing>
-          <wp:inline distT="0" distB="0" distL="0" distR="0" wp14:anchorId="0457FED1" wp14:editId="3ED73A9E">
+          <wp:inline distT="0" distB="0" distL="0" distR="0" wp14:anchorId="78CD4B79" wp14:editId="76D56667">
             <wp:extent cx="5334000" cy="3379816"/>
             <wp:effectExtent l="0" t="0" r="0" b="0"/>
-            <wp:docPr id="36" name="Picture"/>
+            <wp:docPr id="33" name="Picture"/>
             <wp:cNvGraphicFramePr/>
             <a:graphic xmlns:a="http://schemas.openxmlformats.org/drawingml/2006/main">
               <a:graphicData uri="http://schemas.openxmlformats.org/drawingml/2006/picture">
                 <pic:pic xmlns:pic="http://schemas.openxmlformats.org/drawingml/2006/picture">
                   <pic:nvPicPr>
-                    <pic:cNvPr id="37" name="Picture" descr="../figures/Figure_2.png"/>
+                    <pic:cNvPr id="34" name="Picture" descr="../figures/Figure_2.png"/>
                     <pic:cNvPicPr>
                       <a:picLocks noChangeAspect="1" noChangeArrowheads="1"/>
                     </pic:cNvPicPr>
@@ -1292,10 +1148,7 @@
         <w:t>Figure 2. Primary registered guild associations.</w:t>
       </w:r>
       <w:r>
-        <w:t xml:space="preserve"> </w:t>
-      </w:r>
-      <w:r>
-        <w:t>Coefficients are log odds for checklist detection and log positive count conditional on a numeric detection. Estimates above zero indicate higher modeled outcomes on recorded active-near checklists; they are not causal effects.</w:t>
+        <w:t xml:space="preserve"> Coefficients are log odds for checklist detection and log positive count conditional on a numeric detection. Estimates above zero indicate higher modeled outcomes on recorded active-near checklists; they are not causal effects.</w:t>
       </w:r>
     </w:p>
     <w:p>
@@ -1938,10 +1791,10 @@
       <w:pPr>
         <w:pStyle w:val="Heading2"/>
       </w:pPr>
-      <w:bookmarkStart w:id="14" w:name="Xfc6a596aba97d602f8ecb333cabb21916230094"/>
-      <w:bookmarkEnd w:id="13"/>
-      <w:r>
-        <w:t>4.3 Discrete event-time patterns differed among regions and outcomes</w:t>
+      <w:bookmarkStart w:id="11" w:name="X656eb7204d9c19f67b14db5e434d9e068ae7488"/>
+      <w:bookmarkEnd w:id="10"/>
+      <w:r>
+        <w:t>4.2 Surf Scoter and Short-billed Gull showed the clearest cross-region consistency</w:t>
       </w:r>
     </w:p>
     <w:p>
@@ -1949,10 +1802,10 @@
         <w:pStyle w:val="FirstParagraph"/>
       </w:pPr>
       <w:r>
-        <w:t>The 160 registered M05 rows showed window-, guild-, outcome-, and region-specific coefficients rather than a single monotone event trajectory (Figure 3). In SoG, the immediate-pre window had BH q &lt; 0.05 for seven of eight guilds in each outcome, while the post window had seven of eight adjusted associations in each outcome and a negative median coefficient. WCVI patterns differed: detection associations were most frequent in the immediate-pre and post windows, whereas positive-count contrasts were more vari</w:t>
-      </w:r>
-      <w:r>
-        <w:t>able. These discrete coefficients are not a continuous causal event study.</w:t>
+        <w:t>Surf Scoter and Short-billed Gull were the only priority taxa with positive active-near coefficients in both primary regions and both response components (Table 2; Figure 4). For Surf Scoter, detection coefficients were 0.185 (95% CI 0.110-0.261) in SoG and 0.974 (0.685-1.263) in WCVI; conditional-count coefficients were 0.537 (0.418-0.655) and 1.171 (0.789-1.554), respectively. For Short-billed Gull, detection coefficients were 0.434 (0.370-0.499) in SoG and 1.035 (0.743-1.327) in WCVI; conditional-count c</w:t>
+      </w:r>
+      <w:r>
+        <w:t>oefficients were 0.393 (0.300-0.485) and 1.324 (0.990-1.659). This directional recurrence supports H4 for the strongest focal responses, although larger WCVI coefficients do not imply a stronger regional population response because the regional observation processes and exposure geometries differ.</w:t>
       </w:r>
     </w:p>
     <w:p>
@@ -1964,22 +1817,120 @@
           <w:noProof/>
         </w:rPr>
         <w:drawing>
-          <wp:inline distT="0" distB="0" distL="0" distR="0" wp14:anchorId="61F09D0F" wp14:editId="66C6243C">
-            <wp:extent cx="5334000" cy="3782290"/>
+          <wp:inline distT="0" distB="0" distL="0" distR="0" wp14:anchorId="73C66A96" wp14:editId="1DF3EF5C">
+            <wp:extent cx="5334000" cy="3378200"/>
             <wp:effectExtent l="0" t="0" r="0" b="0"/>
-            <wp:docPr id="40" name="Picture"/>
+            <wp:docPr id="37" name="Picture"/>
             <wp:cNvGraphicFramePr/>
             <a:graphic xmlns:a="http://schemas.openxmlformats.org/drawingml/2006/main">
               <a:graphicData uri="http://schemas.openxmlformats.org/drawingml/2006/picture">
                 <pic:pic xmlns:pic="http://schemas.openxmlformats.org/drawingml/2006/picture">
                   <pic:nvPicPr>
-                    <pic:cNvPr id="41" name="Picture" descr="../figures/Figure_3.png"/>
+                    <pic:cNvPr id="38" name="Picture" descr="../figures/Figure_4.png"/>
                     <pic:cNvPicPr>
                       <a:picLocks noChangeAspect="1" noChangeArrowheads="1"/>
                     </pic:cNvPicPr>
                   </pic:nvPicPr>
                   <pic:blipFill>
                     <a:blip r:embed="rId9"/>
+                    <a:stretch>
+                      <a:fillRect/>
+                    </a:stretch>
+                  </pic:blipFill>
+                  <pic:spPr bwMode="auto">
+                    <a:xfrm>
+                      <a:off x="0" y="0"/>
+                      <a:ext cx="5334000" cy="3378200"/>
+                    </a:xfrm>
+                    <a:prstGeom prst="rect">
+                      <a:avLst/>
+                    </a:prstGeom>
+                    <a:noFill/>
+                    <a:ln w="9525">
+                      <a:noFill/>
+                      <a:headEnd/>
+                      <a:tailEnd/>
+                    </a:ln>
+                  </pic:spPr>
+                </pic:pic>
+              </a:graphicData>
+            </a:graphic>
+          </wp:inline>
+        </w:drawing>
+      </w:r>
+    </w:p>
+    <w:p>
+      <w:pPr>
+        <w:pStyle w:val="BodyText"/>
+      </w:pPr>
+      <w:r>
+        <w:rPr>
+          <w:b/>
+          <w:bCs/>
+        </w:rPr>
+        <w:t>Figure 4. Cross-region focal responses and the SoG specificity panel.</w:t>
+      </w:r>
+      <w:r>
+        <w:t xml:space="preserve"> Surf Scoter and Short-billed Gull estimates are shown for both regions and response components. Gadwall and Northern Shoveler are detection-only SoG specificity taxa; their non-null coefficients reveal a broader shared signal and are not conditional-count tests.</w:t>
+      </w:r>
+    </w:p>
+    <w:p>
+      <w:pPr>
+        <w:pStyle w:val="Heading2"/>
+      </w:pPr>
+      <w:bookmarkStart w:id="12" w:name="Xfbbf587f1b5a9c22a53525fdf689641e7ab4d56"/>
+      <w:bookmarkEnd w:id="11"/>
+      <w:r>
+        <w:t>4.3 Event timing did not follow a single resource-pulse trajectory</w:t>
+      </w:r>
+    </w:p>
+    <w:p>
+      <w:pPr>
+        <w:pStyle w:val="FirstParagraph"/>
+      </w:pPr>
+      <w:r>
+        <w:t>The 160 registered M05 rows showed window-, guild-, outcome-, and region-specific coefficients rather than a single monotone event trajectory (Figure 3). In SoG, the immediate-pre window had BH q &lt; 0.05 for seven of eight guilds in each outcome, while the post window had seven of eight adjusted associations in each outcome and a negative median coefficient. WCVI patterns differed: detection associations were most frequent in the immediate-pre and post windows, whereas positive-count contrasts were more vari</w:t>
+      </w:r>
+      <w:r>
+        <w:t>able. These discrete coefficients are not a continuous causal event study.</w:t>
+      </w:r>
+    </w:p>
+    <w:p>
+      <w:pPr>
+        <w:pStyle w:val="BodyText"/>
+      </w:pPr>
+      <w:r>
+        <w:t>The 160 registered event-window coefficients supported temporal structure but not the simple form predicted by H2. In SoG, seven of eight guilds had BH-significant coefficients in the immediate-pre window for both outcomes, and seven of eight had post-window coefficients with a negative median. WCVI showed a different distribution across windows. The mixture of positive and negative coefficients, and the disagreement between regions and response components, indicates that no single monotone trajectory descr</w:t>
+      </w:r>
+      <w:r>
+        <w:t>ibed the community. Because the windows are discrete registered contrasts, they should not be read as a continuous causal event study.</w:t>
+      </w:r>
+    </w:p>
+    <w:p>
+      <w:pPr>
+        <w:pStyle w:val="BodyText"/>
+      </w:pPr>
+      <w:r>
+        <w:rPr>
+          <w:noProof/>
+        </w:rPr>
+        <w:drawing>
+          <wp:inline distT="0" distB="0" distL="0" distR="0" wp14:anchorId="3232616F" wp14:editId="51D09DF7">
+            <wp:extent cx="5334000" cy="3782290"/>
+            <wp:effectExtent l="0" t="0" r="0" b="0"/>
+            <wp:docPr id="41" name="Picture"/>
+            <wp:cNvGraphicFramePr/>
+            <a:graphic xmlns:a="http://schemas.openxmlformats.org/drawingml/2006/main">
+              <a:graphicData uri="http://schemas.openxmlformats.org/drawingml/2006/picture">
+                <pic:pic xmlns:pic="http://schemas.openxmlformats.org/drawingml/2006/picture">
+                  <pic:nvPicPr>
+                    <pic:cNvPr id="42" name="Picture" descr="../figures/Figure_3.png"/>
+                    <pic:cNvPicPr>
+                      <a:picLocks noChangeAspect="1" noChangeArrowheads="1"/>
+                    </pic:cNvPicPr>
+                  </pic:nvPicPr>
+                  <pic:blipFill>
+                    <a:blip r:embed="rId10"/>
                     <a:stretch>
                       <a:fillRect/>
                     </a:stretch>
@@ -2025,10 +1976,436 @@
       <w:pPr>
         <w:pStyle w:val="Heading2"/>
       </w:pPr>
-      <w:bookmarkStart w:id="15" w:name="X7fba9408907e5558a063ded5063540fc3f9732f"/>
-      <w:bookmarkEnd w:id="14"/>
-      <w:r>
-        <w:t>4.4 Matched sensitivities generally preserved direction but included boundary fits</w:t>
+      <w:bookmarkStart w:id="13" w:name="X395b1f9e170f330d24ccdc960847bff2daa31c8"/>
+      <w:bookmarkEnd w:id="12"/>
+      <w:r>
+        <w:t>4.4 The SoG specificity panel revealed a broader shared signal</w:t>
+      </w:r>
+    </w:p>
+    <w:p>
+      <w:pPr>
+        <w:pStyle w:val="FirstParagraph"/>
+      </w:pPr>
+      <w:r>
+        <w:t>The prespecified SoG detection-only specificity panel was non-null for both taxa. Gadwall had beta = 0.234 (95% CI 0.132-0.337; BH q = 7.28 x 10</w:t>
+      </w:r>
+      <w:r>
+        <w:rPr>
+          <w:vertAlign w:val="superscript"/>
+        </w:rPr>
+        <w:t>-6</w:t>
+      </w:r>
+      <w:r>
+        <w:t>), and Northern Shoveler had beta = 0.628 (0.527-0.729; q = 6.56 x 10</w:t>
+      </w:r>
+      <w:r>
+        <w:rPr>
+          <w:vertAlign w:val="superscript"/>
+        </w:rPr>
+        <w:t>-34</w:t>
+      </w:r>
+      <w:r>
+        <w:t>) (Figure 4; Table 3). Their magnitudes overlapped the range of primary SoG guild-detection coefficients. H3 was therefore not supported as a clean contrast between focal taxa and a null panel.</w:t>
+      </w:r>
+    </w:p>
+    <w:p>
+      <w:pPr>
+        <w:pStyle w:val="BodyText"/>
+      </w:pPr>
+      <w:r>
+        <w:t>The prespecified Strait of Georgia specificity panel was non-null for Gadwall and Northern Shoveler. This indicates that recorded active-near exposure captured shared seasonal, spatial-access, checklist-submission, site-selection, or exposure-classification structure in addition to any taxon-specific ecological response. The panel therefore limits causal and simple species-specific interpretations, but does not negate the checklist-conditional associations or directly test conditional positive-count respons</w:t>
+      </w:r>
+      <w:r>
+        <w:t>es.</w:t>
+      </w:r>
+    </w:p>
+    <w:p>
+      <w:pPr>
+        <w:pStyle w:val="BodyText"/>
+      </w:pPr>
+      <w:r>
+        <w:rPr>
+          <w:b/>
+          <w:bCs/>
+        </w:rPr>
+        <w:t>Table 3. Sensitivity, placebo, singular-fit, and specificity-panel summary.</w:t>
+      </w:r>
+      <w:r>
+        <w:t xml:space="preserve"> Component-level estimates and explicit warning states are supplied in the companion CSV tables. Three headline claims include some singular-warning support, but each also has ordinary-fit or otherwise stable evidence; no headline claim depends exclusively on a singular component.</w:t>
+      </w:r>
+    </w:p>
+    <w:tbl>
+      <w:tblPr>
+        <w:tblStyle w:val="Table"/>
+        <w:tblW w:w="5000" w:type="pct"/>
+        <w:tblLayout w:type="fixed"/>
+        <w:tblLook w:val="0020" w:firstRow="1" w:lastRow="0" w:firstColumn="0" w:lastColumn="0" w:noHBand="0" w:noVBand="0"/>
+      </w:tblPr>
+      <w:tblGrid>
+        <w:gridCol w:w="1690"/>
+        <w:gridCol w:w="2253"/>
+        <w:gridCol w:w="1690"/>
+        <w:gridCol w:w="2253"/>
+        <w:gridCol w:w="1690"/>
+      </w:tblGrid>
+      <w:tr>
+        <w:trPr>
+          <w:cnfStyle w:val="100000000000" w:firstRow="1" w:lastRow="0" w:firstColumn="0" w:lastColumn="0" w:oddVBand="0" w:evenVBand="0" w:oddHBand="0" w:evenHBand="0" w:firstRowFirstColumn="0" w:firstRowLastColumn="0" w:lastRowFirstColumn="0" w:lastRowLastColumn="0"/>
+          <w:tblHeader/>
+        </w:trPr>
+        <w:tc>
+          <w:tcPr>
+            <w:tcW w:w="1397" w:type="dxa"/>
+          </w:tcPr>
+          <w:p>
+            <w:pPr>
+              <w:pStyle w:val="Compact"/>
+            </w:pPr>
+            <w:r>
+              <w:t>Analysis</w:t>
+            </w:r>
+          </w:p>
+        </w:tc>
+        <w:tc>
+          <w:tcPr>
+            <w:tcW w:w="1863" w:type="dxa"/>
+          </w:tcPr>
+          <w:p>
+            <w:pPr>
+              <w:pStyle w:val="Compact"/>
+              <w:jc w:val="right"/>
+            </w:pPr>
+            <w:r>
+              <w:t>Components</w:t>
+            </w:r>
+          </w:p>
+        </w:tc>
+        <w:tc>
+          <w:tcPr>
+            <w:tcW w:w="1397" w:type="dxa"/>
+          </w:tcPr>
+          <w:p>
+            <w:pPr>
+              <w:pStyle w:val="Compact"/>
+            </w:pPr>
+            <w:r>
+              <w:t>Result</w:t>
+            </w:r>
+          </w:p>
+        </w:tc>
+        <w:tc>
+          <w:tcPr>
+            <w:tcW w:w="1863" w:type="dxa"/>
+          </w:tcPr>
+          <w:p>
+            <w:pPr>
+              <w:pStyle w:val="Compact"/>
+              <w:jc w:val="right"/>
+            </w:pPr>
+            <w:r>
+              <w:t>Singular warnings</w:t>
+            </w:r>
+          </w:p>
+        </w:tc>
+        <w:tc>
+          <w:tcPr>
+            <w:tcW w:w="1397" w:type="dxa"/>
+          </w:tcPr>
+          <w:p>
+            <w:pPr>
+              <w:pStyle w:val="Compact"/>
+            </w:pPr>
+            <w:r>
+              <w:t>Interpretation</w:t>
+            </w:r>
+          </w:p>
+        </w:tc>
+      </w:tr>
+      <w:tr>
+        <w:tc>
+          <w:tcPr>
+            <w:tcW w:w="1397" w:type="dxa"/>
+          </w:tcPr>
+          <w:p>
+            <w:pPr>
+              <w:pStyle w:val="Compact"/>
+            </w:pPr>
+            <w:r>
+              <w:t>M27/M28 whole-bundle placebos</w:t>
+            </w:r>
+          </w:p>
+        </w:tc>
+        <w:tc>
+          <w:tcPr>
+            <w:tcW w:w="1863" w:type="dxa"/>
+          </w:tcPr>
+          <w:p>
+            <w:pPr>
+              <w:pStyle w:val="Compact"/>
+              <w:jc w:val="right"/>
+            </w:pPr>
+            <w:r>
+              <w:t>64</w:t>
+            </w:r>
+          </w:p>
+        </w:tc>
+        <w:tc>
+          <w:tcPr>
+            <w:tcW w:w="1397" w:type="dxa"/>
+          </w:tcPr>
+          <w:p>
+            <w:pPr>
+              <w:pStyle w:val="Compact"/>
+            </w:pPr>
+            <w:r>
+              <w:t>0/64 BH q &lt; 0.05</w:t>
+            </w:r>
+          </w:p>
+        </w:tc>
+        <w:tc>
+          <w:tcPr>
+            <w:tcW w:w="1863" w:type="dxa"/>
+          </w:tcPr>
+          <w:p>
+            <w:pPr>
+              <w:pStyle w:val="Compact"/>
+              <w:jc w:val="right"/>
+            </w:pPr>
+            <w:r>
+              <w:t>20</w:t>
+            </w:r>
+          </w:p>
+        </w:tc>
+        <w:tc>
+          <w:tcPr>
+            <w:tcW w:w="1397" w:type="dxa"/>
+          </w:tcPr>
+          <w:p>
+            <w:pPr>
+              <w:pStyle w:val="Compact"/>
+            </w:pPr>
+            <w:r>
+              <w:t>diagnostic; not proof of causal identification</w:t>
+            </w:r>
+          </w:p>
+        </w:tc>
+      </w:tr>
+      <w:tr>
+        <w:tc>
+          <w:tcPr>
+            <w:tcW w:w="1397" w:type="dxa"/>
+          </w:tcPr>
+          <w:p>
+            <w:pPr>
+              <w:pStyle w:val="Compact"/>
+            </w:pPr>
+            <w:r>
+              <w:t>WCVI 2-km matched sensitivity</w:t>
+            </w:r>
+          </w:p>
+        </w:tc>
+        <w:tc>
+          <w:tcPr>
+            <w:tcW w:w="1863" w:type="dxa"/>
+          </w:tcPr>
+          <w:p>
+            <w:pPr>
+              <w:pStyle w:val="Compact"/>
+              <w:jc w:val="right"/>
+            </w:pPr>
+            <w:r>
+              <w:t>16</w:t>
+            </w:r>
+          </w:p>
+        </w:tc>
+        <w:tc>
+          <w:tcPr>
+            <w:tcW w:w="1397" w:type="dxa"/>
+          </w:tcPr>
+          <w:p>
+            <w:pPr>
+              <w:pStyle w:val="Compact"/>
+            </w:pPr>
+            <w:r>
+              <w:t>15/16 same sign as matched reference</w:t>
+            </w:r>
+          </w:p>
+        </w:tc>
+        <w:tc>
+          <w:tcPr>
+            <w:tcW w:w="1863" w:type="dxa"/>
+          </w:tcPr>
+          <w:p>
+            <w:pPr>
+              <w:pStyle w:val="Compact"/>
+              <w:jc w:val="right"/>
+            </w:pPr>
+            <w:r>
+              <w:t>8</w:t>
+            </w:r>
+          </w:p>
+        </w:tc>
+        <w:tc>
+          <w:tcPr>
+            <w:tcW w:w="1397" w:type="dxa"/>
+          </w:tcPr>
+          <w:p>
+            <w:pPr>
+              <w:pStyle w:val="Compact"/>
+            </w:pPr>
+            <w:r>
+              <w:t>qualified spatial-precision robustness</w:t>
+            </w:r>
+          </w:p>
+        </w:tc>
+      </w:tr>
+      <w:tr>
+        <w:tc>
+          <w:tcPr>
+            <w:tcW w:w="1397" w:type="dxa"/>
+          </w:tcPr>
+          <w:p>
+            <w:pPr>
+              <w:pStyle w:val="Compact"/>
+            </w:pPr>
+            <w:r>
+              <w:t>WCVI dominant-observer holdout</w:t>
+            </w:r>
+          </w:p>
+        </w:tc>
+        <w:tc>
+          <w:tcPr>
+            <w:tcW w:w="1863" w:type="dxa"/>
+          </w:tcPr>
+          <w:p>
+            <w:pPr>
+              <w:pStyle w:val="Compact"/>
+              <w:jc w:val="right"/>
+            </w:pPr>
+            <w:r>
+              <w:t>16</w:t>
+            </w:r>
+          </w:p>
+        </w:tc>
+        <w:tc>
+          <w:tcPr>
+            <w:tcW w:w="1397" w:type="dxa"/>
+          </w:tcPr>
+          <w:p>
+            <w:pPr>
+              <w:pStyle w:val="Compact"/>
+            </w:pPr>
+            <w:r>
+              <w:t>15/16 same sign as matched reference</w:t>
+            </w:r>
+          </w:p>
+        </w:tc>
+        <w:tc>
+          <w:tcPr>
+            <w:tcW w:w="1863" w:type="dxa"/>
+          </w:tcPr>
+          <w:p>
+            <w:pPr>
+              <w:pStyle w:val="Compact"/>
+              <w:jc w:val="right"/>
+            </w:pPr>
+            <w:r>
+              <w:t>9</w:t>
+            </w:r>
+          </w:p>
+        </w:tc>
+        <w:tc>
+          <w:tcPr>
+            <w:tcW w:w="1397" w:type="dxa"/>
+          </w:tcPr>
+          <w:p>
+            <w:pPr>
+              <w:pStyle w:val="Compact"/>
+            </w:pPr>
+            <w:r>
+              <w:t>qualified observer-composition robustness</w:t>
+            </w:r>
+          </w:p>
+        </w:tc>
+      </w:tr>
+      <w:tr>
+        <w:tc>
+          <w:tcPr>
+            <w:tcW w:w="1397" w:type="dxa"/>
+          </w:tcPr>
+          <w:p>
+            <w:pPr>
+              <w:pStyle w:val="Compact"/>
+            </w:pPr>
+            <w:r>
+              <w:t>SoG M29 specificity panel</w:t>
+            </w:r>
+          </w:p>
+        </w:tc>
+        <w:tc>
+          <w:tcPr>
+            <w:tcW w:w="1863" w:type="dxa"/>
+          </w:tcPr>
+          <w:p>
+            <w:pPr>
+              <w:pStyle w:val="Compact"/>
+              <w:jc w:val="right"/>
+            </w:pPr>
+            <w:r>
+              <w:t>2</w:t>
+            </w:r>
+          </w:p>
+        </w:tc>
+        <w:tc>
+          <w:tcPr>
+            <w:tcW w:w="1397" w:type="dxa"/>
+          </w:tcPr>
+          <w:p>
+            <w:pPr>
+              <w:pStyle w:val="Compact"/>
+            </w:pPr>
+            <w:r>
+              <w:t>2/2 detection coefficients BH q &lt; 0.05</w:t>
+            </w:r>
+          </w:p>
+        </w:tc>
+        <w:tc>
+          <w:tcPr>
+            <w:tcW w:w="1863" w:type="dxa"/>
+          </w:tcPr>
+          <w:p>
+            <w:pPr>
+              <w:pStyle w:val="Compact"/>
+              <w:jc w:val="right"/>
+            </w:pPr>
+            <w:r>
+              <w:t>0</w:t>
+            </w:r>
+          </w:p>
+        </w:tc>
+        <w:tc>
+          <w:tcPr>
+            <w:tcW w:w="1397" w:type="dxa"/>
+          </w:tcPr>
+          <w:p>
+            <w:pPr>
+              <w:pStyle w:val="Compact"/>
+            </w:pPr>
+            <w:r>
+              <w:t>material warning against simple ecological specificity</w:t>
+            </w:r>
+          </w:p>
+        </w:tc>
+      </w:tr>
+    </w:tbl>
+    <w:p>
+      <w:pPr>
+        <w:pStyle w:val="Heading2"/>
+      </w:pPr>
+      <w:bookmarkStart w:id="14" w:name="X401426c49e7ea4dcf7a0c26c44974b753a3a734"/>
+      <w:bookmarkEnd w:id="13"/>
+      <w:r>
+        <w:t>4.5 Matched sensitivities supported most directions with qualification</w:t>
       </w:r>
     </w:p>
     <w:p>
@@ -2049,15 +2426,15 @@
         <w:t xml:space="preserve"> </w:t>
       </w:r>
       <w:r>
-        <w:t>protected sensitivity components completed: 85 ordinary completions and 43 completions with an explicit singular-fit warning; none failed. In each of the WCVI 2-km and dominant-observer comparisons, 15 of 16 components retained the sign of the matched sparse M01 reference (Figure 4). Because 23 sensitivity/reference components shown in Figure 4 were singular, this is qualified directional robustness rather than evidence that the intended random-effects structure was fully supported.</w:t>
-      </w:r>
-    </w:p>
-    <w:p>
-      <w:pPr>
-        <w:pStyle w:val="BodyText"/>
-      </w:pPr>
-      <w:r>
-        <w:t>The M27/M28 whole-bundle diagnostics completed all 64 components, and none had BH q &lt; 0.05 (Figure 5). These null shifted-exposure diagnostics do not establish exchangeability or causal identification.</w:t>
+        <w:t>protected sensitivity components completed: 85 ordinary completions and 43 completions with an explicit singular-fit warning; none failed. In each of the WCVI 2-km and dominant-observer comparisons, 15 of 16 components retained the sign of the matched sparse M01 reference (Figure 5). Because 23 sensitivity/reference components shown in Figure 5 were singular, this is qualified directional robustness rather than evidence that the intended random-effects structure was fully supported.</w:t>
+      </w:r>
+    </w:p>
+    <w:p>
+      <w:pPr>
+        <w:pStyle w:val="BodyText"/>
+      </w:pPr>
+      <w:r>
+        <w:t>The M27/M28 whole-bundle diagnostics completed all 64 components, and none had BH q &lt; 0.05 (Supplementary Figure S5). These null shifted-exposure diagnostics do not establish exchangeability or causal identification.</w:t>
       </w:r>
     </w:p>
     <w:p>
@@ -2069,22 +2446,22 @@
           <w:noProof/>
         </w:rPr>
         <w:drawing>
-          <wp:inline distT="0" distB="0" distL="0" distR="0" wp14:anchorId="5A68FF31" wp14:editId="0912DC23">
+          <wp:inline distT="0" distB="0" distL="0" distR="0" wp14:anchorId="4B48E0E0" wp14:editId="45E7CA8A">
             <wp:extent cx="5334000" cy="1742440"/>
             <wp:effectExtent l="0" t="0" r="0" b="0"/>
-            <wp:docPr id="44" name="Picture"/>
+            <wp:docPr id="46" name="Picture"/>
             <wp:cNvGraphicFramePr/>
             <a:graphic xmlns:a="http://schemas.openxmlformats.org/drawingml/2006/main">
               <a:graphicData uri="http://schemas.openxmlformats.org/drawingml/2006/picture">
                 <pic:pic xmlns:pic="http://schemas.openxmlformats.org/drawingml/2006/picture">
                   <pic:nvPicPr>
-                    <pic:cNvPr id="45" name="Picture" descr="../figures/Figure_4.png"/>
+                    <pic:cNvPr id="47" name="Picture" descr="../figures/Figure_5.png"/>
                     <pic:cNvPicPr>
                       <a:picLocks noChangeAspect="1" noChangeArrowheads="1"/>
                     </pic:cNvPicPr>
                   </pic:nvPicPr>
                   <pic:blipFill>
-                    <a:blip r:embed="rId10"/>
+                    <a:blip r:embed="rId11"/>
                     <a:stretch>
                       <a:fillRect/>
                     </a:stretch>
@@ -2120,91 +2497,52 @@
           <w:b/>
           <w:bCs/>
         </w:rPr>
-        <w:t>Figure 4. WCVI matched spatial and observer sensitivities.</w:t>
-      </w:r>
-      <w:r>
-        <w:t xml:space="preserve"> Each sensitivity changed one registered dimension while retaining the sparse mixed-model architecture. Singular fits are retained and disclosed, so visual agreement is qualified robustness rather than proof of a fully supported covariance structure.</w:t>
-      </w:r>
-    </w:p>
-    <w:p>
-      <w:r>
-        <w:br w:type="page"/>
-      </w:r>
-    </w:p>
-    <w:p>
-      <w:pPr>
-        <w:pStyle w:val="BodyText"/>
-      </w:pPr>
-      <w:r>
-        <w:rPr>
-          <w:noProof/>
-        </w:rPr>
-        <w:drawing>
-          <wp:inline distT="0" distB="0" distL="0" distR="0" wp14:anchorId="3393DC52" wp14:editId="4A77F2B5">
-            <wp:extent cx="5334000" cy="3164840"/>
-            <wp:effectExtent l="0" t="0" r="0" b="0"/>
-            <wp:docPr id="47" name="Picture"/>
-            <wp:cNvGraphicFramePr/>
-            <a:graphic xmlns:a="http://schemas.openxmlformats.org/drawingml/2006/main">
-              <a:graphicData uri="http://schemas.openxmlformats.org/drawingml/2006/picture">
-                <pic:pic xmlns:pic="http://schemas.openxmlformats.org/drawingml/2006/picture">
-                  <pic:nvPicPr>
-                    <pic:cNvPr id="48" name="Picture" descr="../figures/Figure_5.png"/>
-                    <pic:cNvPicPr>
-                      <a:picLocks noChangeAspect="1" noChangeArrowheads="1"/>
-                    </pic:cNvPicPr>
-                  </pic:nvPicPr>
-                  <pic:blipFill>
-                    <a:blip r:embed="rId11"/>
-                    <a:stretch>
-                      <a:fillRect/>
-                    </a:stretch>
-                  </pic:blipFill>
-                  <pic:spPr bwMode="auto">
-                    <a:xfrm>
-                      <a:off x="0" y="0"/>
-                      <a:ext cx="5334000" cy="3164840"/>
-                    </a:xfrm>
-                    <a:prstGeom prst="rect">
-                      <a:avLst/>
-                    </a:prstGeom>
-                    <a:noFill/>
-                    <a:ln w="9525">
-                      <a:noFill/>
-                      <a:headEnd/>
-                      <a:tailEnd/>
-                    </a:ln>
-                  </pic:spPr>
-                </pic:pic>
-              </a:graphicData>
-            </a:graphic>
-          </wp:inline>
-        </w:drawing>
-      </w:r>
-    </w:p>
-    <w:p>
-      <w:pPr>
-        <w:pStyle w:val="BodyText"/>
-      </w:pPr>
-      <w:r>
-        <w:rPr>
-          <w:b/>
-          <w:bCs/>
-        </w:rPr>
-        <w:t>Figure 5. Matched whole-bundle placebo diagnostics.</w:t>
-      </w:r>
-      <w:r>
-        <w:t xml:space="preserve"> M27 and M28 shifted complete exposure bundles within region-year strata without reading responses. No placebo component had BH q below 0.05; null diagnostics do not establish causal identification.</w:t>
+        <w:t>Figure 5. WCVI matched spatial and observer sensitivities.</w:t>
+      </w:r>
+      <w:r>
+        <w:t xml:space="preserve"> </w:t>
+      </w:r>
+      <w:r>
+        <w:t>Each sensitivity changed one registered dimension while retaining the sparse mixed-model architecture. Singular fits are retained and disclosed, so visual agreement is qualified robustness rather than proof of a fully supported covariance structure.</w:t>
+      </w:r>
+    </w:p>
+    <w:p>
+      <w:pPr>
+        <w:pStyle w:val="BodyText"/>
+      </w:pPr>
+      <w:r>
+        <w:t>The 2-km and dominant-observer analyses each preserved the matched-reference sign in 15 of 16 components. The shifted-exposure placebos provided a distinct result: none of 64 matched whole-bundle components had BH q below 0.05 (Supplementary Figure S5). This combination argues against wholesale dependence on one spatial radius, one observer cluster, or arbitrary placement of the recorded exposure bundle, but it does not remove residual selection or classification mechanisms. Forty-three completed sensitivit</w:t>
+      </w:r>
+      <w:r>
+        <w:t>y components had singular-fit warnings. Three headline claims include some singular-warning support, but each also has ordinary-fit or otherwise stable evidence; no headline claim depends exclusively on a singular component.</w:t>
+      </w:r>
+    </w:p>
+    <w:p>
+      <w:pPr>
+        <w:pStyle w:val="BodyText"/>
+      </w:pPr>
+      <w:r>
+        <w:t>The compatible-family repair affected synthesis only. It identified 6,562 finite historical rows in 112 families, produced 162 estimable v2 families, left 439 duplicate M11/M12 representations and 38 noncompleted rows as explicit NA, and did not change any individual estimate, interval, p-value, or BH q-value. Complete technical details are in the supplement.</w:t>
+      </w:r>
+    </w:p>
+    <w:p>
+      <w:pPr>
+        <w:pStyle w:val="Heading1"/>
+      </w:pPr>
+      <w:bookmarkStart w:id="15" w:name="discussion"/>
+      <w:bookmarkEnd w:id="9"/>
+      <w:bookmarkEnd w:id="14"/>
+      <w:r>
+        <w:t>5. Discussion</w:t>
       </w:r>
     </w:p>
     <w:p>
       <w:pPr>
         <w:pStyle w:val="Heading2"/>
       </w:pPr>
-      <w:bookmarkStart w:id="16" w:name="Xc756a29c88c3342213883bb38151f27c716b435"/>
-      <w:bookmarkEnd w:id="15"/>
-      <w:r>
-        <w:t>4.5 The Strait of Georgia specificity panel was non-null</w:t>
+      <w:bookmarkStart w:id="16" w:name="X43aca29f8b147c2fb9cd6b8b51c9080e2d90bb9"/>
+      <w:r>
+        <w:t>5.1 A detectable local signature was strong for some taxa, not universal</w:t>
       </w:r>
     </w:p>
     <w:p>
@@ -2212,471 +2550,42 @@
         <w:pStyle w:val="FirstParagraph"/>
       </w:pPr>
       <w:r>
-        <w:t>The prespecified SoG specificity panel was non-null. Gadwall detection was positively associated with recorded active-near exposure (log-odds coefficient 0.234, 95% CI 0.132 to 0.337; BH q = 7.28e-06), as was Northern Shoveler detection (0.628, 0.527 to 0.729; BH q = 6.56e-34). Both used the true exposure rather than a shifted placebo, and their magnitudes were within the range of primary SoG guild-detection coefficients. The panel therefore identifies plausible shared seasonal, spatial-access, checklist-su</w:t>
-      </w:r>
-      <w:r>
-        <w:t>bmission, site-selection, or exposure-classification structure. It weakens causal and simple species-specific ecological interpretations of SoG detection associations, but it does not show that every association is spurious and it does not test the conditional positive-count component.</w:t>
-      </w:r>
-    </w:p>
-    <w:p>
-      <w:pPr>
-        <w:pStyle w:val="BodyText"/>
-      </w:pPr>
-      <w:r>
-        <w:t>The prespecified Strait of Georgia specificity panel was non-null for Gadwall and Northern Shoveler. This indicates that recorded active-near exposure captured shared seasonal, spatial-access, checklist-submission, site-selection, or exposure-classification structure in addition to any taxon-specific ecological response. The panel therefore limits causal and simple species-specific interpretations, but does not negate the checklist-conditional associations or directly test conditional positive-count respons</w:t>
-      </w:r>
-      <w:r>
-        <w:t>es.</w:t>
-      </w:r>
-    </w:p>
-    <w:p>
-      <w:pPr>
-        <w:pStyle w:val="BodyText"/>
-      </w:pPr>
-      <w:r>
-        <w:rPr>
-          <w:b/>
-          <w:bCs/>
-        </w:rPr>
-        <w:t>Table 3. Sensitivity, placebo, singular-fit, and specificity-panel summary.</w:t>
-      </w:r>
-      <w:r>
-        <w:t xml:space="preserve"> Component-level estimates and explicit warning states are supplied in the companion CSV tables. Three headline claims include some singular-warning support, but each also has ordinary-fit or otherwise stable evidence; no headline claim depends exclusively on a singular component.</w:t>
-      </w:r>
-    </w:p>
-    <w:tbl>
-      <w:tblPr>
-        <w:tblStyle w:val="Table"/>
-        <w:tblW w:w="5000" w:type="pct"/>
-        <w:tblLayout w:type="fixed"/>
-        <w:tblLook w:val="0020" w:firstRow="1" w:lastRow="0" w:firstColumn="0" w:lastColumn="0" w:noHBand="0" w:noVBand="0"/>
-      </w:tblPr>
-      <w:tblGrid>
-        <w:gridCol w:w="1690"/>
-        <w:gridCol w:w="2253"/>
-        <w:gridCol w:w="1690"/>
-        <w:gridCol w:w="2253"/>
-        <w:gridCol w:w="1690"/>
-      </w:tblGrid>
-      <w:tr>
-        <w:trPr>
-          <w:cnfStyle w:val="100000000000" w:firstRow="1" w:lastRow="0" w:firstColumn="0" w:lastColumn="0" w:oddVBand="0" w:evenVBand="0" w:oddHBand="0" w:evenHBand="0" w:firstRowFirstColumn="0" w:firstRowLastColumn="0" w:lastRowFirstColumn="0" w:lastRowLastColumn="0"/>
-          <w:tblHeader/>
-        </w:trPr>
-        <w:tc>
-          <w:tcPr>
-            <w:tcW w:w="1397" w:type="dxa"/>
-          </w:tcPr>
-          <w:p>
-            <w:pPr>
-              <w:pStyle w:val="Compact"/>
-            </w:pPr>
-            <w:r>
-              <w:t>Analysis</w:t>
-            </w:r>
-          </w:p>
-        </w:tc>
-        <w:tc>
-          <w:tcPr>
-            <w:tcW w:w="1863" w:type="dxa"/>
-          </w:tcPr>
-          <w:p>
-            <w:pPr>
-              <w:pStyle w:val="Compact"/>
-              <w:jc w:val="right"/>
-            </w:pPr>
-            <w:r>
-              <w:t>Components</w:t>
-            </w:r>
-          </w:p>
-        </w:tc>
-        <w:tc>
-          <w:tcPr>
-            <w:tcW w:w="1397" w:type="dxa"/>
-          </w:tcPr>
-          <w:p>
-            <w:pPr>
-              <w:pStyle w:val="Compact"/>
-            </w:pPr>
-            <w:r>
-              <w:t>Result</w:t>
-            </w:r>
-          </w:p>
-        </w:tc>
-        <w:tc>
-          <w:tcPr>
-            <w:tcW w:w="1863" w:type="dxa"/>
-          </w:tcPr>
-          <w:p>
-            <w:pPr>
-              <w:pStyle w:val="Compact"/>
-              <w:jc w:val="right"/>
-            </w:pPr>
-            <w:r>
-              <w:t>Singular warnings</w:t>
-            </w:r>
-          </w:p>
-        </w:tc>
-        <w:tc>
-          <w:tcPr>
-            <w:tcW w:w="1397" w:type="dxa"/>
-          </w:tcPr>
-          <w:p>
-            <w:pPr>
-              <w:pStyle w:val="Compact"/>
-            </w:pPr>
-            <w:r>
-              <w:t>Interpretation</w:t>
-            </w:r>
-          </w:p>
-        </w:tc>
-      </w:tr>
-      <w:tr>
-        <w:tc>
-          <w:tcPr>
-            <w:tcW w:w="1397" w:type="dxa"/>
-          </w:tcPr>
-          <w:p>
-            <w:pPr>
-              <w:pStyle w:val="Compact"/>
-            </w:pPr>
-            <w:r>
-              <w:t>M27/M28 whole-bundle placebos</w:t>
-            </w:r>
-          </w:p>
-        </w:tc>
-        <w:tc>
-          <w:tcPr>
-            <w:tcW w:w="1863" w:type="dxa"/>
-          </w:tcPr>
-          <w:p>
-            <w:pPr>
-              <w:pStyle w:val="Compact"/>
-              <w:jc w:val="right"/>
-            </w:pPr>
-            <w:r>
-              <w:t>64</w:t>
-            </w:r>
-          </w:p>
-        </w:tc>
-        <w:tc>
-          <w:tcPr>
-            <w:tcW w:w="1397" w:type="dxa"/>
-          </w:tcPr>
-          <w:p>
-            <w:pPr>
-              <w:pStyle w:val="Compact"/>
-            </w:pPr>
-            <w:r>
-              <w:t>0/64 BH q &lt; 0.05</w:t>
-            </w:r>
-          </w:p>
-        </w:tc>
-        <w:tc>
-          <w:tcPr>
-            <w:tcW w:w="1863" w:type="dxa"/>
-          </w:tcPr>
-          <w:p>
-            <w:pPr>
-              <w:pStyle w:val="Compact"/>
-              <w:jc w:val="right"/>
-            </w:pPr>
-            <w:r>
-              <w:t>20</w:t>
-            </w:r>
-          </w:p>
-        </w:tc>
-        <w:tc>
-          <w:tcPr>
-            <w:tcW w:w="1397" w:type="dxa"/>
-          </w:tcPr>
-          <w:p>
-            <w:pPr>
-              <w:pStyle w:val="Compact"/>
-            </w:pPr>
-            <w:r>
-              <w:t>diagnostic; not proof of causal identification</w:t>
-            </w:r>
-          </w:p>
-        </w:tc>
-      </w:tr>
-      <w:tr>
-        <w:tc>
-          <w:tcPr>
-            <w:tcW w:w="1397" w:type="dxa"/>
-          </w:tcPr>
-          <w:p>
-            <w:pPr>
-              <w:pStyle w:val="Compact"/>
-            </w:pPr>
-            <w:r>
-              <w:t>WCVI 2-km matched sensitivity</w:t>
-            </w:r>
-          </w:p>
-        </w:tc>
-        <w:tc>
-          <w:tcPr>
-            <w:tcW w:w="1863" w:type="dxa"/>
-          </w:tcPr>
-          <w:p>
-            <w:pPr>
-              <w:pStyle w:val="Compact"/>
-              <w:jc w:val="right"/>
-            </w:pPr>
-            <w:r>
-              <w:t>16</w:t>
-            </w:r>
-          </w:p>
-        </w:tc>
-        <w:tc>
-          <w:tcPr>
-            <w:tcW w:w="1397" w:type="dxa"/>
-          </w:tcPr>
-          <w:p>
-            <w:pPr>
-              <w:pStyle w:val="Compact"/>
-            </w:pPr>
-            <w:r>
-              <w:t>15/16 same sign as matched reference</w:t>
-            </w:r>
-          </w:p>
-        </w:tc>
-        <w:tc>
-          <w:tcPr>
-            <w:tcW w:w="1863" w:type="dxa"/>
-          </w:tcPr>
-          <w:p>
-            <w:pPr>
-              <w:pStyle w:val="Compact"/>
-              <w:jc w:val="right"/>
-            </w:pPr>
-            <w:r>
-              <w:t>8</w:t>
-            </w:r>
-          </w:p>
-        </w:tc>
-        <w:tc>
-          <w:tcPr>
-            <w:tcW w:w="1397" w:type="dxa"/>
-          </w:tcPr>
-          <w:p>
-            <w:pPr>
-              <w:pStyle w:val="Compact"/>
-            </w:pPr>
-            <w:r>
-              <w:t>qualified spatial-precision robustness</w:t>
-            </w:r>
-          </w:p>
-        </w:tc>
-      </w:tr>
-      <w:tr>
-        <w:tc>
-          <w:tcPr>
-            <w:tcW w:w="1397" w:type="dxa"/>
-          </w:tcPr>
-          <w:p>
-            <w:pPr>
-              <w:pStyle w:val="Compact"/>
-            </w:pPr>
-            <w:r>
-              <w:t>WCVI dominant-observer holdout</w:t>
-            </w:r>
-          </w:p>
-        </w:tc>
-        <w:tc>
-          <w:tcPr>
-            <w:tcW w:w="1863" w:type="dxa"/>
-          </w:tcPr>
-          <w:p>
-            <w:pPr>
-              <w:pStyle w:val="Compact"/>
-              <w:jc w:val="right"/>
-            </w:pPr>
-            <w:r>
-              <w:t>16</w:t>
-            </w:r>
-          </w:p>
-        </w:tc>
-        <w:tc>
-          <w:tcPr>
-            <w:tcW w:w="1397" w:type="dxa"/>
-          </w:tcPr>
-          <w:p>
-            <w:pPr>
-              <w:pStyle w:val="Compact"/>
-            </w:pPr>
-            <w:r>
-              <w:t>15/16 same sign as matched reference</w:t>
-            </w:r>
-          </w:p>
-        </w:tc>
-        <w:tc>
-          <w:tcPr>
-            <w:tcW w:w="1863" w:type="dxa"/>
-          </w:tcPr>
-          <w:p>
-            <w:pPr>
-              <w:pStyle w:val="Compact"/>
-              <w:jc w:val="right"/>
-            </w:pPr>
-            <w:r>
-              <w:t>9</w:t>
-            </w:r>
-          </w:p>
-        </w:tc>
-        <w:tc>
-          <w:tcPr>
-            <w:tcW w:w="1397" w:type="dxa"/>
-          </w:tcPr>
-          <w:p>
-            <w:pPr>
-              <w:pStyle w:val="Compact"/>
-            </w:pPr>
-            <w:r>
-              <w:t>qualified observer-composition robustness</w:t>
-            </w:r>
-          </w:p>
-        </w:tc>
-      </w:tr>
-      <w:tr>
-        <w:tc>
-          <w:tcPr>
-            <w:tcW w:w="1397" w:type="dxa"/>
-          </w:tcPr>
-          <w:p>
-            <w:pPr>
-              <w:pStyle w:val="Compact"/>
-            </w:pPr>
-            <w:r>
-              <w:t>SoG M29 specificity panel</w:t>
-            </w:r>
-          </w:p>
-        </w:tc>
-        <w:tc>
-          <w:tcPr>
-            <w:tcW w:w="1863" w:type="dxa"/>
-          </w:tcPr>
-          <w:p>
-            <w:pPr>
-              <w:pStyle w:val="Compact"/>
-              <w:jc w:val="right"/>
-            </w:pPr>
-            <w:r>
-              <w:t>2</w:t>
-            </w:r>
-          </w:p>
-        </w:tc>
-        <w:tc>
-          <w:tcPr>
-            <w:tcW w:w="1397" w:type="dxa"/>
-          </w:tcPr>
-          <w:p>
-            <w:pPr>
-              <w:pStyle w:val="Compact"/>
-            </w:pPr>
-            <w:r>
-              <w:t>2/2 detection coefficients BH q &lt; 0.05</w:t>
-            </w:r>
-          </w:p>
-        </w:tc>
-        <w:tc>
-          <w:tcPr>
-            <w:tcW w:w="1863" w:type="dxa"/>
-          </w:tcPr>
-          <w:p>
-            <w:pPr>
-              <w:pStyle w:val="Compact"/>
-              <w:jc w:val="right"/>
-            </w:pPr>
-            <w:r>
-              <w:t>0</w:t>
-            </w:r>
-          </w:p>
-        </w:tc>
-        <w:tc>
-          <w:tcPr>
-            <w:tcW w:w="1397" w:type="dxa"/>
-          </w:tcPr>
-          <w:p>
-            <w:pPr>
-              <w:pStyle w:val="Compact"/>
-            </w:pPr>
-            <w:r>
-              <w:t>material warning against simple ecological specificity</w:t>
-            </w:r>
-          </w:p>
-        </w:tc>
-      </w:tr>
-    </w:tbl>
-    <w:p>
-      <w:pPr>
-        <w:pStyle w:val="Heading2"/>
-      </w:pPr>
-      <w:bookmarkStart w:id="17" w:name="Xf284b80f5322ee4d3ad440fbbd31564456e4387"/>
-      <w:bookmarkEnd w:id="16"/>
-      <w:r>
-        <w:t>4.6 Pooling repair preserved individual inference and made exclusions explicit</w:t>
-      </w:r>
-    </w:p>
-    <w:p>
-      <w:pPr>
-        <w:pStyle w:val="FirstParagraph"/>
-      </w:pPr>
-      <w:r>
-        <w:t xml:space="preserve">The authoritative pooling repair invalidated 6,562 finite v1 partial-pooling rows in 112 historical families. Typed, column-specific parsing preserved the registered North-region literal code </w:t>
-      </w:r>
-      <w:r>
-        <w:rPr>
-          <w:rStyle w:val="VerbatimChar"/>
-        </w:rPr>
-        <w:t>NA</w:t>
-      </w:r>
-      <w:r>
-        <w:t>, and v2 produced 162 compatible estimable families. The release contains 6,085 posterior rows, with 439 duplicate M11/M12 representations and 38 noncompleted rows retained as explicit NA. Individual estimates, standard errors, intervals, p-values, and model-specific BH q-values were preserved; v1 artifacts were not modified.</w:t>
-      </w:r>
-    </w:p>
-    <w:p>
-      <w:pPr>
-        <w:pStyle w:val="BodyText"/>
-      </w:pPr>
-      <w:r>
-        <w:t>The complete 162-family table, 6,562-row disposition, duplicate-resolution crosswalk, reason codes, and artifact hashes are supplied as supplementary machine-readable tables. The repair changes only the compatible-family synthesis and its publication representation.</w:t>
-      </w:r>
-    </w:p>
-    <w:p>
-      <w:pPr>
-        <w:pStyle w:val="Heading1"/>
-      </w:pPr>
-      <w:bookmarkStart w:id="18" w:name="discussion"/>
-      <w:bookmarkEnd w:id="11"/>
-      <w:bookmarkEnd w:id="17"/>
-      <w:r>
-        <w:t>5. Discussion</w:t>
-      </w:r>
-    </w:p>
-    <w:p>
-      <w:pPr>
-        <w:pStyle w:val="Heading2"/>
-      </w:pPr>
-      <w:bookmarkStart w:id="19" w:name="X40aead36673a318927d2563b0d7be9161ecacfa"/>
-      <w:r>
-        <w:t>5.1 Associations were consistent with a short local resource pulse, but not uniformly</w:t>
-      </w:r>
-    </w:p>
-    <w:p>
-      <w:pPr>
-        <w:pStyle w:val="FirstParagraph"/>
-      </w:pPr>
-      <w:r>
-        <w:t xml:space="preserve">The registered models identified substantial heterogeneity. Several roe-feeding, surface-feeding, and active-spawn guilds had positive checklist-detection or conditional-count coefficients, and Surf Scoter and Short-billed Gull showed positive coefficients across both primary regions and both hurdle components. These patterns are ecologically consistent with localized aggregation or increased checklist reporting around spawning, in line with site-based studies of waterbird distribution, roe use, and scoter </w:t>
-      </w:r>
-      <w:r>
-        <w:t>behavior</w:t>
-      </w:r>
-      <w:r>
-        <w:t xml:space="preserve"> [</w:t>
+        <w:t>The central question receives a partial and qualified yes. Recorded Pacific herring spawning was associated with a detectable local signature in eligible submitted bird checklists, and that signature was especially coherent for Surf Scoter and Short-billed Gull. Yet the response was not universal: guild and species coefficients differed in sign, magnitude, precision, response component, window, and region. The registered results therefore support a structured ecological pattern without supporting the strong</w:t>
+      </w:r>
+      <w:r>
+        <w:t>er proposition that every coastal bird taxon aggregates at spawn.</w:t>
+      </w:r>
+    </w:p>
+    <w:p>
+      <w:pPr>
+        <w:pStyle w:val="BodyText"/>
+      </w:pPr>
+      <w:r>
+        <w:t>That distinction matters for resource-pulse ecology. A detectable signature need not require uniform responses across consumers. Instead, the joint evidence consists of locality, taxonomic contrast, response-component differences, temporal structure, and recurrence under different regional observation settings. This study supported some dimensions more strongly than others: active-near locality and focal cross-region recurrence were clearest, while a common temporal trajectory and clean ecological specifici</w:t>
+      </w:r>
+      <w:r>
+        <w:t>ty were not. Describing the result as partial preserves both the positive evidence and the failed or qualified predictions.</w:t>
+      </w:r>
+    </w:p>
+    <w:p>
+      <w:pPr>
+        <w:pStyle w:val="BodyText"/>
+      </w:pPr>
+      <w:r>
+        <w:t>Surf Scoter is biologically compelling because direct roe use and redistribution around spawning have been documented [</w:t>
       </w:r>
       <w:hyperlink w:anchor="ref-sullivan2002">
+        <w:r>
+          <w:rPr>
+            <w:rStyle w:val="Hyperlink"/>
+          </w:rPr>
+          <w:t>7</w:t>
+        </w:r>
+      </w:hyperlink>
+      <w:r>
+        <w:t>,</w:t>
+      </w:r>
+      <w:hyperlink w:anchor="ref-rodway2003">
         <w:r>
           <w:rPr>
             <w:rStyle w:val="Hyperlink"/>
@@ -2685,9 +2594,20 @@
         </w:r>
       </w:hyperlink>
       <w:r>
-        <w:t>–</w:t>
+        <w:t>,</w:t>
       </w:r>
       <w:hyperlink w:anchor="ref-lok2008">
+        <w:r>
+          <w:rPr>
+            <w:rStyle w:val="Hyperlink"/>
+          </w:rPr>
+          <w:t>10</w:t>
+        </w:r>
+      </w:hyperlink>
+      <w:r>
+        <w:t>,</w:t>
+      </w:r>
+      <w:hyperlink w:anchor="ref-lok2012">
         <w:r>
           <w:rPr>
             <w:rStyle w:val="Hyperlink"/>
@@ -2696,15 +2616,50 @@
         </w:r>
       </w:hyperlink>
       <w:r>
-        <w:t>]. The study does not show that every bird group responds positively. Negative, imprecise, component-dependent, and region-dependent coefficients are part of the registered result.</w:t>
-      </w:r>
-    </w:p>
-    <w:p>
-      <w:pPr>
-        <w:pStyle w:val="BodyText"/>
-      </w:pPr>
-      <w:r>
-        <w:t xml:space="preserve">Detection and conditional count address different processes. A detection coefficient can change when the chance of reporting at least one bird changes, whereas the positive-count component describes the reported relative count after a positive finite numeric observation. The latter excludes </w:t>
+        <w:t>]</w:t>
+      </w:r>
+      <w:r>
+        <w:t>. Short-billed Gull can exploit roe and other shoreline subsidies and may respond quickly to dense, visible prey. Positive detection and conditional-count coefficients in both primary regions are consistent with more frequent reporting and larger reported flocks near recorded spawn. They do not distinguish local attraction from redistribution within observable habitat, increased detectability, or observer visitation.</w:t>
+      </w:r>
+    </w:p>
+    <w:p>
+      <w:pPr>
+        <w:pStyle w:val="Heading2"/>
+      </w:pPr>
+      <w:bookmarkStart w:id="17" w:name="Xa830d267aead9ba560f446d4cdff7398bcf448e"/>
+      <w:bookmarkEnd w:id="16"/>
+      <w:r>
+        <w:t>5.2 Ecological mechanisms differ among taxa and response components</w:t>
+      </w:r>
+    </w:p>
+    <w:p>
+      <w:pPr>
+        <w:pStyle w:val="FirstParagraph"/>
+      </w:pPr>
+      <w:r>
+        <w:t>Taxonomic heterogeneity is expected when one pulse creates several resources. Diving birds may use attached eggs or adult fish; gulls and scavengers may use roe, carcasses, or prey displaced toward the surface; other taxa may be constrained by water depth, substrate, tides, migration schedules, or competition. A negative coefficient can reflect displacement away from heavily used shorelines or a mismatch between the biological window and the recorded event rather than an absence of ecological interaction. C</w:t>
+      </w:r>
+      <w:r>
+        <w:t>omplete reporting of positive, negative, imprecise, and non-estimable results is therefore essential to the biological interpretation.</w:t>
+      </w:r>
+    </w:p>
+    <w:p>
+      <w:pPr>
+        <w:pStyle w:val="BodyText"/>
+      </w:pPr>
+      <w:r>
+        <w:t>Guild averages and species estimates answer complementary questions. A guild response indicates whether taxa grouped by a proposed feeding pathway share a broad checklist pattern, but membership does not guarantee identical resource use. Species estimates reveal exceptions and prevent a guild mean from being treated as a universal mechanism. The recurring Surf Scoter pattern aligns with established roe-feeding ecology; the Short-billed Gull pattern is consistent with flexible use of surface and shoreline su</w:t>
+      </w:r>
+      <w:r>
+        <w:t>bsidies. The remaining priority taxa show why mechanistic labels should remain hypotheses rather than post hoc explanations of every coefficient.</w:t>
+      </w:r>
+    </w:p>
+    <w:p>
+      <w:pPr>
+        <w:pStyle w:val="BodyText"/>
+      </w:pPr>
+      <w:r>
+        <w:t xml:space="preserve">Detection and conditional positive count also represent different processes. Detection can increase if a taxon is present on more submitted checklists, whereas count can increase if numerically reported flocks are larger once the taxon is detected. Divergence between them may indicate changes in encounter probability, flock size, visibility, reporting, or selection. Because </w:t>
       </w:r>
       <w:r>
         <w:rPr>
@@ -2713,36 +2668,111 @@
         <w:t>X</w:t>
       </w:r>
       <w:r>
-        <w:t xml:space="preserve"> and cannot be translated into biomass or total bird abundance. Divergence between components is therefore scientifically meaningful rather than an inconsistency to be removed.</w:t>
-      </w:r>
-    </w:p>
-    <w:p>
-      <w:pPr>
-        <w:pStyle w:val="BodyText"/>
-      </w:pPr>
-      <w:r>
-        <w:t>The cross-region patterns for Surf Scoter and Short-billed Gull are among the clearest focal-species findings because positive estimates occurred in both hurdle components in both primary frames. Even these results remain associations among submitted checklists. They are consistent with local concentration, redistribution within observable habitat, increased detectability, or changes in where and when observers submitted checklists. For other priority species, regional or component dependence is itself info</w:t>
-      </w:r>
-      <w:r>
-        <w:t>rmative: it argues against a universal response and is compatible with differences in diet, shoreline access, migration timing, flocking behavior, and exposure measurement. The registered negative and imprecise estimates define the limits of the resource-pulse pattern rather than serving as results to be screened away.</w:t>
-      </w:r>
-    </w:p>
-    <w:p>
-      <w:pPr>
-        <w:pStyle w:val="BodyText"/>
-      </w:pPr>
-      <w:r>
-        <w:t>Timing also resisted a single narrative. SoG and WCVI differed in which discrete windows had the most frequent adjusted associations, and post-window medians could be negative even when some guild coefficients were positive. These patterns could reflect taxon-specific access to roe, adult herring, or displaced prey; migration phenology; delayed bird or birder visitation; and error in assigning recorded event dates. They do not identify a continuous temporal response or causal lead-lag process.</w:t>
+        <w:t xml:space="preserve"> </w:t>
+      </w:r>
+      <w:r>
+        <w:t>is detection-only and positive-count models exclude nondetections, neither component should be substituted for the other or translated into total abundance.</w:t>
       </w:r>
     </w:p>
     <w:p>
       <w:pPr>
         <w:pStyle w:val="Heading2"/>
       </w:pPr>
-      <w:bookmarkStart w:id="20" w:name="X18dda21cdcef0a8c373db3e3d86bfdaffc8561b"/>
+      <w:bookmarkStart w:id="18" w:name="X455a87c9ab0cefbf65d0ce55690fa2d86f50e60"/>
+      <w:bookmarkEnd w:id="17"/>
+      <w:r>
+        <w:t>5.3 Timing and regional heterogeneity complicate a simple pulse trajectory</w:t>
+      </w:r>
+    </w:p>
+    <w:p>
+      <w:pPr>
+        <w:pStyle w:val="FirstParagraph"/>
+      </w:pPr>
+      <w:r>
+        <w:t>The event-window analysis did not reveal one community-wide rise and fall centered on spawning. Immediate-pre associations in SoG may reflect staging birds, herring activity preceding the recorded start date, or anticipatory birder visitation. Negative post-window medians may reflect depletion or redistribution, while positive coefficients for particular guilds may reflect continued egg availability. Differences in WCVI could arise from ecology, sample size, coastline geometry, survey timing, or exposure er</w:t>
+      </w:r>
+      <w:r>
+        <w:t>ror. These alternatives make the window results biologically useful but secondary: they show that response timing is structured and taxon dependent rather than estimating a continuous causal trajectory.</w:t>
+      </w:r>
+    </w:p>
+    <w:p>
+      <w:pPr>
+        <w:pStyle w:val="BodyText"/>
+      </w:pPr>
+      <w:r>
+        <w:t xml:space="preserve">The absence of one shared trajectory does not imply that event timing is irrelevant. It indicates that a single clock, anchored to recorded spawn start, is insufficient for all consumers and observation settings. Biological availability can begin before the recorded start, persist while eggs remain accessible, and end differently with depth, substrate, tides, or scavenging. The registered windows reveal this heterogeneity without selecting a preferred lag after seeing the outcomes. Finer mechanistic timing </w:t>
+      </w:r>
+      <w:r>
+        <w:t>would require contemporaneous local measurements rather than another outcome-informed reparameterization of the present data.</w:t>
+      </w:r>
+    </w:p>
+    <w:p>
+      <w:pPr>
+        <w:pStyle w:val="BodyText"/>
+      </w:pPr>
+      <w:r>
+        <w:t xml:space="preserve">Regional recurrence for Surf Scoter and Short-billed Gull is notable because SoG and WCVI differ greatly in checklist volume and monitoring geometry. At the same time, WCVI intervals were often wider, and some random-effect structures were weakly identified. The matched sensitivities show that most directions persisted under a narrower spatial cohort and removal of the dominant observer cluster. Singularity indicates limited support for part of the specified variance structure, not automatically an invalid </w:t>
+      </w:r>
+      <w:r>
+        <w:t>coefficient. The evidence is strongest where ordinary-fit and sensitivity components agree; singular components are retained as qualified support rather than made uniquely decisive.</w:t>
+      </w:r>
+    </w:p>
+    <w:p>
+      <w:pPr>
+        <w:pStyle w:val="Heading2"/>
+      </w:pPr>
+      <w:bookmarkStart w:id="19" w:name="Xaf7725f05c8bb6080a45d7381995af8bad990b3"/>
+      <w:bookmarkEnd w:id="18"/>
+      <w:r>
+        <w:t>5.4 The specificity panel identifies a shared near-spawn signal</w:t>
+      </w:r>
+    </w:p>
+    <w:p>
+      <w:pPr>
+        <w:pStyle w:val="FirstParagraph"/>
+      </w:pPr>
+      <w:r>
+        <w:t>The non-null Gadwall and Northern Shoveler coefficients are inconsistent with a simple interpretation in which every positive near-spawn detection association is uniquely attributable to herring-spawn ecology. The true active-near exposure may also index season, shoreline accessibility, habitat, where birders submit checklists, or how recorded spawn is classified. Because the panel used the same exposure rather than a shifted one, it addresses specificity in a way the null placebos do not.</w:t>
+      </w:r>
+    </w:p>
+    <w:p>
+      <w:pPr>
+        <w:pStyle w:val="BodyText"/>
+      </w:pPr>
+      <w:r>
+        <w:t>The implication must also remain proportional. M29 does not show that every focal-species, guild, regional, timing, or sensitivity result is spurious. It is confined to SoG detection, does not test conditional positive counts, and does not reproduce the cross-region four-component pattern of Surf Scoter or Short-billed Gull. The panel weakens causal and broad specificity claims while leaving the checklist-conditional associations intact. This localized interpretation is carried through the claim-to-evidence</w:t>
+      </w:r>
+      <w:r>
+        <w:t xml:space="preserve"> matrix rather than used to relabel the entire study.</w:t>
+      </w:r>
+    </w:p>
+    <w:p>
+      <w:pPr>
+        <w:pStyle w:val="BodyText"/>
+      </w:pPr>
+      <w:r>
+        <w:t>Several shared mechanisms could produce the panel result. Gadwall and Northern Shoveler may respond to seasonal habitat conditions correlated with spawning, accessible sites may attract both birds and observers, or recorded spawn proximity may classify a broader nearshore context. The present analysis cannot separate these pathways. What it does establish is that the active-near contrast contains more than a uniquely focal-species signal. That finding raises the evidentiary threshold for ecological specific</w:t>
+      </w:r>
+      <w:r>
+        <w:t>ity while leaving room for stronger inference where focal responses recur across outcomes and regions.</w:t>
+      </w:r>
+    </w:p>
+    <w:p>
+      <w:pPr>
+        <w:pStyle w:val="BodyText"/>
+      </w:pPr>
+      <w:r>
+        <w:t>Independent replication and structured local monitoring would help distinguish ecological response from residual observation-process and exposure-classification mechanisms.</w:t>
+      </w:r>
+    </w:p>
+    <w:p>
+      <w:pPr>
+        <w:pStyle w:val="Heading2"/>
+      </w:pPr>
+      <w:bookmarkStart w:id="20" w:name="X6fd19f665c0f6eb2cad5be27554c94db70c2343"/>
       <w:bookmarkEnd w:id="19"/>
       <w:r>
-        <w:t>5.2 Regional and sensitivity evidence requires qualification</w:t>
+        <w:t>5.5 Community science can resolve resource pulses when specificity is tested</w:t>
       </w:r>
     </w:p>
     <w:p>
@@ -2750,39 +2780,32 @@
         <w:pStyle w:val="FirstParagraph"/>
       </w:pPr>
       <w:r>
-        <w:t>WCVI coefficients were often wider than SoG coefficients because the frame was smaller and observer/location geometry was sparse. The 2-km and dominant-observer analyses each preserved the matched-reference sign in 15 of 16 components, which argues against wholesale dependence on the broader spatial frame or one dominant observer cluster. However, many WCVI detection fits were singular. A boundary estimate means that the fitted covariance structure effectively collapsed toward a simpler model, even though f</w:t>
-      </w:r>
-      <w:r>
-        <w:t>ixed-effect coefficients and intervals remained finite. These results support directional stability with qualification, not a claim that observer composition or spatial precision is irrelevant.</w:t>
-      </w:r>
-    </w:p>
-    <w:p>
-      <w:pPr>
-        <w:pStyle w:val="BodyText"/>
-      </w:pPr>
-      <w:r>
-        <w:t>The sensitivity evidence is most informative when read component by component. Sign preservation shows that the direction of most matched WCVI contrasts did not depend on either the broader eligibility radius or the dominant observer cluster, but it does not imply equal precision, magnitude, or random-effects support. A singular component remains useful when its finite coefficient is interpreted alongside ordinary-fit evidence and the warning is disclosed; it should not become the uniquely decisive basis fo</w:t>
-      </w:r>
-      <w:r>
-        <w:t>r a headline claim. This is why three headline claims retain some singular-warning support while none relies exclusively on it. The ordinary-fit and otherwise stable components justify retaining those claims with qualification instead of automatically relabeling the entire result exploratory.</w:t>
-      </w:r>
-    </w:p>
-    <w:p>
-      <w:pPr>
-        <w:pStyle w:val="BodyText"/>
-      </w:pPr>
-      <w:r>
-        <w:t>Event-blocked validation retained all four registered folds and excluded unsupported factor levels transparently. Validation describes performance on held-out event blocks under the frozen predictor structure. It does not repair unmeasured site selection, transform community-science submissions into a probability sample, or establish causal transportability.</w:t>
-      </w:r>
-    </w:p>
-    <w:p>
-      <w:pPr>
-        <w:pStyle w:val="Heading2"/>
-      </w:pPr>
-      <w:bookmarkStart w:id="21" w:name="X997a979737a917cf07d7406197238a6e927bb2b"/>
+        <w:t>The scale of complete eBird checklists makes regional event-linked ecology possible where standardized surveys are sparse. Complete-checklist semantics, effort covariates, two-part outcomes, event-level exposure, all-model reporting, matched sensitivities, and response-blind placebos make the resulting associations more interpretable. The study also shows why specificity panels belong in the scientific design. A conventional robustness analysis could have emphasized the stable focal directions and null plac</w:t>
+      </w:r>
+      <w:r>
+        <w:t>ebos alone; the non-null biological comparison reveals a shared signal that materially changes how those same coefficients should be read.</w:t>
+      </w:r>
+    </w:p>
+    <w:p>
+      <w:pPr>
+        <w:pStyle w:val="BodyText"/>
+      </w:pPr>
+      <w:r>
+        <w:t>The registered analyses provide confirmatory observational evidence for the defined checklist population. Registered timing and sensitivity analyses remain secondary, and outcome-informed analyses remain exploratory. Corrected compatible-family pooling prevents duplicated or incompatible evidence from acquiring synthetic precision, but its role is supporting synthesis rather than the ecological narrative. These design features strengthen trust in the reported statistical associations without converting comm</w:t>
+      </w:r>
+      <w:r>
+        <w:t>unity-science submissions into a probability sample or supplying causal identification.</w:t>
+      </w:r>
+    </w:p>
+    <w:p>
+      <w:pPr>
+        <w:pStyle w:val="Heading1"/>
+      </w:pPr>
+      <w:bookmarkStart w:id="21" w:name="limitations"/>
+      <w:bookmarkEnd w:id="15"/>
       <w:bookmarkEnd w:id="20"/>
       <w:r>
-        <w:t>5.3 The non-null specificity panel localizes an important threat to interpretation</w:t>
+        <w:t>6. Limitations</w:t>
       </w:r>
     </w:p>
     <w:p>
@@ -2790,93 +2813,26 @@
         <w:pStyle w:val="FirstParagraph"/>
       </w:pPr>
       <w:r>
-        <w:t>The SoG M29 panel is not interchangeable with the matched shifted-exposure placebos. M27/M28 ask whether response-blind, within-region-year reassignments of the complete exposure bundle reproduce the matched primary pattern; none of their 64 components had BH q below 0.05. M29 instead uses the true active-near exposure for two prespecified taxa without a verified direct herring-spawn mechanism. Both M29 coefficients were positive and adjusted-significant.</w:t>
-      </w:r>
-    </w:p>
-    <w:p>
-      <w:pPr>
-        <w:pStyle w:val="BodyText"/>
-      </w:pPr>
-      <w:r>
-        <w:t>Because the M29 magnitudes overlap the ecological guild-detection range, the panel materially weakens a simple interpretation in which positive SoG detection coefficients arise only from direct spawn-resource use. Plausible explanations include residual seasonality, shoreline habitat and access, birder site choice, post-exposure visitation, submission behavior, and exposure classification. The panel does not prove that every primary association is spurious: it is detection-only, does not target the conditio</w:t>
-      </w:r>
-      <w:r>
-        <w:t>nal positive-count component, and does not reproduce every species, guild, region, or window. The defensible conclusion is narrower: SoG detection associations are real features of the eligible submitted-checklist data, but their ecological specificity and causal interpretation are limited.</w:t>
-      </w:r>
-    </w:p>
-    <w:p>
-      <w:pPr>
-        <w:pStyle w:val="BodyText"/>
-      </w:pPr>
-      <w:r>
-        <w:t>Independent replication and structured local monitoring would help distinguish ecological response from residual observation-process and exposure-classification mechanisms.</w:t>
-      </w:r>
-    </w:p>
-    <w:p>
-      <w:pPr>
-        <w:pStyle w:val="Heading2"/>
-      </w:pPr>
-      <w:bookmarkStart w:id="22" w:name="Xd42ed373b4a6b50b237170fd6c470dfaf1c4133"/>
-      <w:bookmarkEnd w:id="21"/>
-      <w:r>
-        <w:t>5.4 Pooling and complete-family reporting reduce selective interpretation</w:t>
-      </w:r>
-    </w:p>
-    <w:p>
-      <w:pPr>
-        <w:pStyle w:val="FirstParagraph"/>
-      </w:pPr>
-      <w:r>
-        <w:t>The pooling repair matters because partial pooling can appear precise while silently mixing incompatible targets or counting the same implementation component twice. Typed identities and explicit duplicate dispositions restored one coherent evidence unit per compatible family. Keeping all individual estimates visible prevents the posterior summaries from masking heterogeneity. Reporting the complete registered families, including negative, null, failed, singular, and falsification results, further reduces t</w:t>
-      </w:r>
-      <w:r>
-        <w:t>he temptation to organize conclusions around significance alone.</w:t>
-      </w:r>
-    </w:p>
-    <w:p>
-      <w:pPr>
-        <w:pStyle w:val="BodyText"/>
-      </w:pPr>
-      <w:r>
-        <w:t>Several features strengthen the observational evidence. The response states were defined from complete-checklist semantics rather than treating every record as an interchangeable count; exposure timing and distance were registered; concurrent links retained a single checklist weight; and the primary, sensitivity, placebo, and specificity results used an explicit evidence matrix. The pooling repair preserved every individual estimate and model-specific BH q-value while preventing incompatible or duplicated e</w:t>
-      </w:r>
-      <w:r>
-        <w:t>vidence from acquiring synthetic precision. Together, these controls support reproducibility and make the scope of statistical confirmation transparent. Their value is not that they eliminate selection bias, but that they prevent avoidable analytical ambiguities from being confused with the remaining ecological and observation-process uncertainty.</w:t>
-      </w:r>
-    </w:p>
-    <w:p>
-      <w:pPr>
-        <w:pStyle w:val="Heading1"/>
-      </w:pPr>
-      <w:bookmarkStart w:id="23" w:name="limitations"/>
-      <w:bookmarkEnd w:id="18"/>
-      <w:bookmarkEnd w:id="22"/>
-      <w:r>
-        <w:t>6. Limitations</w:t>
-      </w:r>
-    </w:p>
-    <w:p>
-      <w:pPr>
-        <w:pStyle w:val="FirstParagraph"/>
-      </w:pPr>
-      <w:r>
-        <w:t>First, checklist submission and site selection are not random. Observers may visit accessible shorelines or known spawn sites, and visitation may change after public knowledge of an event. Recorded effort variables and observer/location structure reduce measured differences but cannot eliminate unmeasured selection. The non-null SoG specificity panel demonstrates that observation-process or shared environmental structure remains plausible.</w:t>
-      </w:r>
-    </w:p>
-    <w:p>
-      <w:pPr>
-        <w:pStyle w:val="BodyText"/>
-      </w:pPr>
-      <w:r>
-        <w:t>Second, recorded spawn exposure is imperfect. DFO monitoring varies in space and time; unmonitored areas remain unknown rather than negative. Recorded dates, source points, and index components may not coincide perfectly with biological availability to birds. Concurrent events can interfere, although all registered concurrent links were retained additively rather than duplicating checklists.</w:t>
-      </w:r>
-    </w:p>
-    <w:p>
-      <w:pPr>
-        <w:pStyle w:val="BodyText"/>
-      </w:pPr>
-      <w:r>
-        <w:t>Third, WCVI has sparse geometry and concentrated observer participation. Matched 2-km and dominant-observer results are useful, but singular-fit warnings show that some intended random-effect variance components were weakly identified. The released diagnostic cannot identify the exact collapsed variance term, preventing a more granular interpretation of those boundary fits.</w:t>
+        <w:t>First, checklist submission and site selection are not random. Observers may visit accessible shorelines or known spawn sites, and visitation may change after public knowledge of an event. Recorded effort variables and observer/location structure reduce measured differences but cannot eliminate selection bias. This limits attribution of a coefficient to bird behavior alone, especially for SoG detection, but it does not erase the association among eligible submitted checklists.</w:t>
+      </w:r>
+    </w:p>
+    <w:p>
+      <w:pPr>
+        <w:pStyle w:val="BodyText"/>
+      </w:pPr>
+      <w:r>
+        <w:t>Second, recorded spawn exposure is imperfect. DFO monitoring varies in space and time; unmonitored areas remain unknown rather than negative. Recorded dates, source points, and index components may not coincide perfectly with biological availability to birds. Concurrent events can interfere, although all registered concurrent links were retained additively rather than duplicating checklists. These limits affect interpretation of recorded active-near exposure, not the internal identity of the fitted contrast</w:t>
+      </w:r>
+      <w:r>
+        <w:t>.</w:t>
+      </w:r>
+    </w:p>
+    <w:p>
+      <w:pPr>
+        <w:pStyle w:val="BodyText"/>
+      </w:pPr>
+      <w:r>
+        <w:t>Third, WCVI has sparse geometry and concentrated observer participation. Matched 2-km and dominant-observer results are useful, but singular-fit warnings show that some intended random-effect variance components were weakly identified. This limits confidence in the full specified variance structure; it does not automatically invalidate finite fixed-effect coefficients supported by ordinary-fit or otherwise stable evidence.</w:t>
       </w:r>
     </w:p>
     <w:p>
@@ -2893,34 +2849,31 @@
         <w:t>X</w:t>
       </w:r>
       <w:r>
-        <w:t xml:space="preserve"> is detection-only; and ambiguity can create structural unknowns. The models do not estimate occupancy or detection probability in a formal repeated-survey occupancy design.</w:t>
-      </w:r>
-    </w:p>
-    <w:p>
-      <w:pPr>
-        <w:pStyle w:val="BodyText"/>
-      </w:pPr>
-      <w:r>
-        <w:t>Fifth, the registered design supports confirmatory observational inference about checklist-conditional associations, but it cannot by itself distinguish ecological response from every observation-process or exposure-classification mechanism. This limits causal and simple ecological-specificity interpretation without negating the observed statistical associations. We did not access 2026-or-later responses, initiate Stage 4B, or add outcome-driven variants for manuscript preparation.</w:t>
-      </w:r>
-    </w:p>
-    <w:p>
-      <w:pPr>
-        <w:pStyle w:val="BodyText"/>
-      </w:pPr>
-      <w:r>
-        <w:t>These limitations identify specific interpretive boundaries. Selection affects generalization beyond eligible submitted checklists; incomplete monitoring and timing error affect the meaning of recorded exposure; sparse WCVI geometry affects precision and support for the specified random-effects structure; and the two-part reporting process prevents population-level interpretation. None changes the fact that the frozen models estimate the reported checklist-conditional contrasts. A useful next step would pai</w:t>
-      </w:r>
-      <w:r>
-        <w:t>r repeatable local bird surveys with explicit records of shoreline access, observer recruitment, visitation before and after public spawn reports, and contemporaneous measures of spawn availability. Such monitoring could separate biological use of the resource pulse from changes in detectability and submission behavior while testing whether the regional patterns recur.</w:t>
+        <w:t xml:space="preserve"> is detection-only; and ambiguity can create structural unknowns. The models therefore describe reporting and reported flock size among eligible checklists, not occupancy or population abundance.</w:t>
+      </w:r>
+    </w:p>
+    <w:p>
+      <w:pPr>
+        <w:pStyle w:val="BodyText"/>
+      </w:pPr>
+      <w:r>
+        <w:t>Fifth, the design cannot distinguish every ecological mechanism. Roe consumption, adult-fish use, carrion, displaced prey, redistribution, detectability, and birder visitation can produce overlapping checklist patterns. This limits mechanistic and causal claims while leaving taxonomic, temporal, and regional heterogeneity available for ecological comparison.</w:t>
+      </w:r>
+    </w:p>
+    <w:p>
+      <w:pPr>
+        <w:pStyle w:val="BodyText"/>
+      </w:pPr>
+      <w:r>
+        <w:t>These are specific boundaries, not a declaration that the study is uninformative. Selection limits generalization beyond eligible submitted checklists; monitoring and timing error limit the biological meaning of exposure; sparse WCVI geometry limits precision and variance-structure support; and response semantics prevent population-level inference. Structured local surveys that measure spawn availability, shoreline access, and visitation would directly target those remaining uncertainties.</w:t>
       </w:r>
     </w:p>
     <w:p>
       <w:pPr>
         <w:pStyle w:val="Heading1"/>
       </w:pPr>
-      <w:bookmarkStart w:id="24" w:name="conclusions"/>
-      <w:bookmarkEnd w:id="23"/>
+      <w:bookmarkStart w:id="22" w:name="conclusions"/>
+      <w:bookmarkEnd w:id="21"/>
       <w:r>
         <w:t>7. Conclusions</w:t>
       </w:r>
@@ -2930,18 +2883,18 @@
         <w:pStyle w:val="FirstParagraph"/>
       </w:pPr>
       <w:r>
-        <w:t>The registered analyses provide confirmatory observational evidence of checklist-conditional associations between recorded local herring-spawn exposure and bird responses. Associations varied among guilds, focal species, regions, time windows, and response components. Matched WCVI sensitivities generally preserved direction and matched whole-bundle placebos were not BH-significant, but boundary fits and the non-null SoG specificity panel require prominent qualification. Remaining observation-process limitat</w:t>
-      </w:r>
-      <w:r>
-        <w:t>ions and the non-null specificity panel constrain causal and simple ecological-specificity interpretations; they do not negate the reported associations. The study does not identify a causal effect or a change in regional bird abundance, biomass, occupancy, migration, movement, or total populations.</w:t>
+        <w:t>The short-lived Pacific herring spawn pulse produced a spatially local and taxonomically heterogeneous signature in eligible submitted coastal-bird checklists. Surf Scoter and Short-billed Gull provided the clearest cross-region evidence, but event timing did not follow one community-wide trajectory, and the non-null SoG specificity panel showed that the signal was not uniformly specific to focal herring-associated taxa. The registered analyses therefore support a partial and qualified resource-pulse interp</w:t>
+      </w:r>
+      <w:r>
+        <w:t>retation. They estimate checklist-conditional associations, not causal effects or changes in population abundance, biomass, occupancy, migration, or individual movement.</w:t>
       </w:r>
     </w:p>
     <w:p>
       <w:pPr>
         <w:pStyle w:val="Heading1"/>
       </w:pPr>
-      <w:bookmarkStart w:id="25" w:name="data-availability"/>
-      <w:bookmarkEnd w:id="24"/>
+      <w:bookmarkStart w:id="23" w:name="data-availability"/>
+      <w:bookmarkEnd w:id="22"/>
       <w:r>
         <w:t>8. Data availability</w:t>
       </w:r>
@@ -2954,17 +2907,6 @@
         <w:t>DFO-derived source data are available through the Government of Canada Open Government Portal [</w:t>
       </w:r>
       <w:hyperlink w:anchor="ref-dfo_spawn_data">
-        <w:r>
-          <w:rPr>
-            <w:rStyle w:val="Hyperlink"/>
-          </w:rPr>
-          <w:t>6</w:t>
-        </w:r>
-      </w:hyperlink>
-      <w:r>
-        <w:t>], subject to the source record and its monitoring caveats. eBird checklist data require authorized access under eBird terms and are not redistributed [</w:t>
-      </w:r>
-      <w:hyperlink w:anchor="ref-ebird_ebd">
         <w:r>
           <w:rPr>
             <w:rStyle w:val="Hyperlink"/>
@@ -2973,6 +2915,17 @@
         </w:r>
       </w:hyperlink>
       <w:r>
+        <w:t>], subject to the source record and its monitoring caveats. eBird checklist data require authorized access under eBird terms and are not redistributed [</w:t>
+      </w:r>
+      <w:hyperlink w:anchor="ref-ebird_ebd">
+        <w:r>
+          <w:rPr>
+            <w:rStyle w:val="Hyperlink"/>
+          </w:rPr>
+          <w:t>17</w:t>
+        </w:r>
+      </w:hyperlink>
+      <w:r>
         <w:t>]</w:t>
       </w:r>
       <w:r>
@@ -2986,8 +2939,8 @@
       <w:pPr>
         <w:pStyle w:val="Heading1"/>
       </w:pPr>
-      <w:bookmarkStart w:id="26" w:name="code-availability"/>
-      <w:bookmarkEnd w:id="25"/>
+      <w:bookmarkStart w:id="24" w:name="code-availability"/>
+      <w:bookmarkEnd w:id="23"/>
       <w:r>
         <w:t>9. Code availability</w:t>
       </w:r>
@@ -3022,8 +2975,8 @@
       <w:pPr>
         <w:pStyle w:val="Heading1"/>
       </w:pPr>
-      <w:bookmarkStart w:id="27" w:name="declarations"/>
-      <w:bookmarkEnd w:id="26"/>
+      <w:bookmarkStart w:id="25" w:name="declarations"/>
+      <w:bookmarkEnd w:id="24"/>
       <w:r>
         <w:t>10. Declarations</w:t>
       </w:r>
@@ -3116,8 +3069,8 @@
       <w:pPr>
         <w:pStyle w:val="Heading1"/>
       </w:pPr>
-      <w:bookmarkStart w:id="28" w:name="acknowledgments"/>
-      <w:bookmarkEnd w:id="27"/>
+      <w:bookmarkStart w:id="26" w:name="acknowledgments"/>
+      <w:bookmarkEnd w:id="25"/>
       <w:r>
         <w:t>11. Acknowledgments</w:t>
       </w:r>
@@ -3134,8 +3087,8 @@
       <w:pPr>
         <w:pStyle w:val="Heading1"/>
       </w:pPr>
-      <w:bookmarkStart w:id="29" w:name="references"/>
-      <w:bookmarkEnd w:id="28"/>
+      <w:bookmarkStart w:id="27" w:name="references"/>
+      <w:bookmarkEnd w:id="26"/>
       <w:r>
         <w:t>12. References</w:t>
       </w:r>
@@ -3144,8 +3097,8 @@
       <w:pPr>
         <w:pStyle w:val="Bibliography"/>
       </w:pPr>
-      <w:bookmarkStart w:id="30" w:name="ref-haegele1985"/>
-      <w:bookmarkStart w:id="31" w:name="refs"/>
+      <w:bookmarkStart w:id="28" w:name="ref-haegele1985"/>
+      <w:bookmarkStart w:id="29" w:name="refs"/>
       <w:r>
         <w:t xml:space="preserve">[1] </w:t>
       </w:r>
@@ -3169,8 +3122,8 @@
       <w:pPr>
         <w:pStyle w:val="Bibliography"/>
       </w:pPr>
-      <w:bookmarkStart w:id="32" w:name="ref-hay1987"/>
-      <w:bookmarkEnd w:id="30"/>
+      <w:bookmarkStart w:id="30" w:name="ref-hay1987"/>
+      <w:bookmarkEnd w:id="28"/>
       <w:r>
         <w:t xml:space="preserve">[2] </w:t>
       </w:r>
@@ -3196,8 +3149,8 @@
       <w:pPr>
         <w:pStyle w:val="Bibliography"/>
       </w:pPr>
-      <w:bookmarkStart w:id="33" w:name="ref-hay2009"/>
-      <w:bookmarkEnd w:id="32"/>
+      <w:bookmarkStart w:id="31" w:name="ref-hay2009"/>
+      <w:bookmarkEnd w:id="30"/>
       <w:r>
         <w:t xml:space="preserve">[3] </w:t>
       </w:r>
@@ -3221,8 +3174,8 @@
       <w:pPr>
         <w:pStyle w:val="Bibliography"/>
       </w:pPr>
-      <w:bookmarkStart w:id="34" w:name="ref-rooper2024"/>
-      <w:bookmarkEnd w:id="33"/>
+      <w:bookmarkStart w:id="32" w:name="ref-rooper2024"/>
+      <w:bookmarkEnd w:id="31"/>
       <w:r>
         <w:t xml:space="preserve">[4] </w:t>
       </w:r>
@@ -3248,8 +3201,8 @@
       <w:pPr>
         <w:pStyle w:val="Bibliography"/>
       </w:pPr>
-      <w:bookmarkStart w:id="35" w:name="ref-grinnell2023"/>
-      <w:bookmarkEnd w:id="34"/>
+      <w:bookmarkStart w:id="33" w:name="ref-grinnell2023"/>
+      <w:bookmarkEnd w:id="32"/>
       <w:r>
         <w:t xml:space="preserve">[5] </w:t>
       </w:r>
@@ -3273,16 +3226,320 @@
       <w:pPr>
         <w:pStyle w:val="Bibliography"/>
       </w:pPr>
-      <w:bookmarkStart w:id="36" w:name="ref-dfo_spawn_data"/>
+      <w:bookmarkStart w:id="34" w:name="ref-haegele1993"/>
+      <w:bookmarkEnd w:id="33"/>
+      <w:r>
+        <w:t xml:space="preserve">[6] </w:t>
+      </w:r>
+      <w:r>
+        <w:tab/>
+        <w:t xml:space="preserve">Haegele CW. Seabird predation of pacific herring, clupea pallasi, spawn in british columbia. Can Field-Nat 1993;107:73–82. </w:t>
+      </w:r>
+      <w:hyperlink r:id="rId17">
+        <w:r>
+          <w:rPr>
+            <w:rStyle w:val="Hyperlink"/>
+          </w:rPr>
+          <w:t>https://doi.org/10.5962/p.357075</w:t>
+        </w:r>
+      </w:hyperlink>
+      <w:r>
+        <w:t>.</w:t>
+      </w:r>
+    </w:p>
+    <w:p>
+      <w:pPr>
+        <w:pStyle w:val="Bibliography"/>
+      </w:pPr>
+      <w:bookmarkStart w:id="35" w:name="ref-sullivan2002"/>
+      <w:bookmarkEnd w:id="34"/>
+      <w:r>
+        <w:t xml:space="preserve">[7] </w:t>
+      </w:r>
+      <w:r>
+        <w:tab/>
+      </w:r>
+      <w:r>
+        <w:t xml:space="preserve">Sullivan TM, Butler RW, Boyd WS. Seasonal distribution of waterbirds in relation to spawning pacific herring, clupea pallasi, in the strait of georgia, british columbia. Can Field-Nat 2002;116:366–70. </w:t>
+      </w:r>
+      <w:hyperlink r:id="rId18">
+        <w:r>
+          <w:rPr>
+            <w:rStyle w:val="Hyperlink"/>
+          </w:rPr>
+          <w:t>https://doi.org/10.5962/p.363475</w:t>
+        </w:r>
+      </w:hyperlink>
+      <w:r>
+        <w:t>.</w:t>
+      </w:r>
+    </w:p>
+    <w:p>
+      <w:pPr>
+        <w:pStyle w:val="Bibliography"/>
+      </w:pPr>
+      <w:bookmarkStart w:id="36" w:name="ref-rodway2003"/>
       <w:bookmarkEnd w:id="35"/>
       <w:r>
-        <w:t xml:space="preserve">[6] </w:t>
+        <w:t xml:space="preserve">[8] </w:t>
+      </w:r>
+      <w:r>
+        <w:tab/>
+        <w:t xml:space="preserve">Rodway MS, Regehr HM, Ashley J, Clarkson PV, Goudie RI, Hay DE, et al. Aggregative response of harlequin ducks to herring spawning in the strait of georgia, british columbia. Can J Zool 2003;81:504–14. </w:t>
+      </w:r>
+      <w:hyperlink r:id="rId19">
+        <w:r>
+          <w:rPr>
+            <w:rStyle w:val="Hyperlink"/>
+          </w:rPr>
+          <w:t>https://doi.org/10.1139/z03-032</w:t>
+        </w:r>
+      </w:hyperlink>
+      <w:r>
+        <w:t>.</w:t>
+      </w:r>
+    </w:p>
+    <w:p>
+      <w:pPr>
+        <w:pStyle w:val="Bibliography"/>
+      </w:pPr>
+      <w:bookmarkStart w:id="37" w:name="ref-lewis2007"/>
+      <w:bookmarkEnd w:id="36"/>
+      <w:r>
+        <w:t xml:space="preserve">[9] </w:t>
+      </w:r>
+      <w:r>
+        <w:tab/>
+        <w:t xml:space="preserve">Lewis TL, Esler D, Boyd WS. Foraging behaviors of surf scoters and white-winged scoters during spawning of pacific herring. Condor 2007;109:216–22. </w:t>
+      </w:r>
+      <w:hyperlink r:id="rId20">
+        <w:r>
+          <w:rPr>
+            <w:rStyle w:val="Hyperlink"/>
+          </w:rPr>
+          <w:t>https://doi.org/10.1093/condor/109.1.216</w:t>
+        </w:r>
+      </w:hyperlink>
+      <w:r>
+        <w:t>.</w:t>
+      </w:r>
+    </w:p>
+    <w:p>
+      <w:pPr>
+        <w:pStyle w:val="Bibliography"/>
+      </w:pPr>
+      <w:bookmarkStart w:id="38" w:name="ref-lok2008"/>
+      <w:bookmarkEnd w:id="37"/>
+      <w:r>
+        <w:t xml:space="preserve">[10] </w:t>
+      </w:r>
+      <w:r>
+        <w:tab/>
+        <w:t xml:space="preserve">Lok EK, Kirk M, Esler D, Boyd WS. Movements of pre-migratory surf and white-winged scoters in response to pacific herring spawn. Waterbirds 2008;31:385–93. </w:t>
+      </w:r>
+      <w:hyperlink r:id="rId21">
+        <w:r>
+          <w:rPr>
+            <w:rStyle w:val="Hyperlink"/>
+          </w:rPr>
+          <w:t>https://doi.org/10.1675/1524-4695-31.3.385</w:t>
+        </w:r>
+      </w:hyperlink>
+      <w:r>
+        <w:t>.</w:t>
+      </w:r>
+    </w:p>
+    <w:p>
+      <w:pPr>
+        <w:pStyle w:val="Bibliography"/>
+      </w:pPr>
+      <w:bookmarkStart w:id="39" w:name="ref-lok2012"/>
+      <w:bookmarkEnd w:id="38"/>
+      <w:r>
+        <w:t xml:space="preserve">[11] </w:t>
+      </w:r>
+      <w:r>
+        <w:tab/>
+        <w:t xml:space="preserve">Lok EK, Esler D, Takekawa JY, De La Cruz SEW, Boyd WS, Nysewander DR, et al. Spatiotemporal associations between pacific herring spawn and surf scoter spring migration: Evaluating a silver wave hypothesis. Mar Ecol Prog Ser 2012;457:139–50. </w:t>
+      </w:r>
+      <w:hyperlink r:id="rId22">
+        <w:r>
+          <w:rPr>
+            <w:rStyle w:val="Hyperlink"/>
+          </w:rPr>
+          <w:t>https://doi.org/10.3354/meps09692</w:t>
+        </w:r>
+      </w:hyperlink>
+      <w:r>
+        <w:t>.</w:t>
+      </w:r>
+    </w:p>
+    <w:p>
+      <w:pPr>
+        <w:pStyle w:val="Bibliography"/>
+      </w:pPr>
+      <w:bookmarkStart w:id="40" w:name="ref-kelly2018"/>
+      <w:bookmarkEnd w:id="39"/>
+      <w:r>
+        <w:t xml:space="preserve">[12] </w:t>
+      </w:r>
+      <w:r>
+        <w:tab/>
+      </w:r>
+      <w:r>
+        <w:t xml:space="preserve">Kelly JP, Rothenbach CA, Weathers WW. Echoes of numerical dependence: Responses of wintering waterbirds to pacific herring spawns. Mar Ecol Prog Ser 2018;597:243–57. </w:t>
+      </w:r>
+      <w:hyperlink r:id="rId23">
+        <w:r>
+          <w:rPr>
+            <w:rStyle w:val="Hyperlink"/>
+          </w:rPr>
+          <w:t>https://doi.org/10.3354/meps12594</w:t>
+        </w:r>
+      </w:hyperlink>
+      <w:r>
+        <w:t>.</w:t>
+      </w:r>
+    </w:p>
+    <w:p>
+      <w:pPr>
+        <w:pStyle w:val="Bibliography"/>
+      </w:pPr>
+      <w:bookmarkStart w:id="41" w:name="ref-sullivan2009"/>
+      <w:bookmarkEnd w:id="40"/>
+      <w:r>
+        <w:t xml:space="preserve">[13] </w:t>
+      </w:r>
+      <w:r>
+        <w:tab/>
+        <w:t xml:space="preserve">Sullivan BL, Wood CL, Iliff MJ, Bonney RE, Fink D, Kelling S. eBird: A citizen-based bird observation network in the biological sciences. Biol Conserv 2009;142:2282–92. </w:t>
+      </w:r>
+      <w:hyperlink r:id="rId24">
+        <w:r>
+          <w:rPr>
+            <w:rStyle w:val="Hyperlink"/>
+          </w:rPr>
+          <w:t>https://doi.org/10.1016/j.biocon.2009.05.006</w:t>
+        </w:r>
+      </w:hyperlink>
+      <w:r>
+        <w:t>.</w:t>
+      </w:r>
+    </w:p>
+    <w:p>
+      <w:pPr>
+        <w:pStyle w:val="Bibliography"/>
+      </w:pPr>
+      <w:bookmarkStart w:id="42" w:name="ref-kelling2019"/>
+      <w:bookmarkEnd w:id="41"/>
+      <w:r>
+        <w:t xml:space="preserve">[14] </w:t>
+      </w:r>
+      <w:r>
+        <w:tab/>
+        <w:t xml:space="preserve">Kelling S, Johnston A, Bonn A, Fink D, Ruiz-Gutierrez V, Bonney R, et al. Using semistructured surveys to improve citizen science data for monitoring biodiversity. BioScience 2019;69:170–9. </w:t>
+      </w:r>
+      <w:hyperlink r:id="rId25">
+        <w:r>
+          <w:rPr>
+            <w:rStyle w:val="Hyperlink"/>
+          </w:rPr>
+          <w:t>https://doi.org/10.1093/biosci/biz010</w:t>
+        </w:r>
+      </w:hyperlink>
+      <w:r>
+        <w:t>.</w:t>
+      </w:r>
+    </w:p>
+    <w:p>
+      <w:pPr>
+        <w:pStyle w:val="Bibliography"/>
+      </w:pPr>
+      <w:bookmarkStart w:id="43" w:name="ref-johnston2018"/>
+      <w:bookmarkEnd w:id="42"/>
+      <w:r>
+        <w:t xml:space="preserve">[15] </w:t>
+      </w:r>
+      <w:r>
+        <w:tab/>
+        <w:t xml:space="preserve">Johnston A, Fink D, Hochachka WM, Kelling S. Estimates of observer expertise improve species distributions from citizen science data. Methods Ecol Evol 2018;9:88–97. </w:t>
+      </w:r>
+      <w:hyperlink r:id="rId26">
+        <w:r>
+          <w:rPr>
+            <w:rStyle w:val="Hyperlink"/>
+          </w:rPr>
+          <w:t>https://doi.org/10.1111/2041-210X.12838</w:t>
+        </w:r>
+      </w:hyperlink>
+      <w:r>
+        <w:t>.</w:t>
+      </w:r>
+    </w:p>
+    <w:p>
+      <w:pPr>
+        <w:pStyle w:val="Bibliography"/>
+      </w:pPr>
+      <w:bookmarkStart w:id="44" w:name="ref-johnston2021"/>
+      <w:bookmarkEnd w:id="43"/>
+      <w:r>
+        <w:t xml:space="preserve">[16] </w:t>
+      </w:r>
+      <w:r>
+        <w:tab/>
+        <w:t xml:space="preserve">Johnston A, Hochachka WM, Strimas-Mackey ME, Ruiz Gutierrez V, Robinson OJ, Miller ET, et al. Analytical guidelines to increase the value of community science data: An example using eBird data to estimate species distributions. Divers Distrib 2021;27:1265–77. </w:t>
+      </w:r>
+      <w:hyperlink r:id="rId27">
+        <w:r>
+          <w:rPr>
+            <w:rStyle w:val="Hyperlink"/>
+          </w:rPr>
+          <w:t>https://doi.org/10.1111/ddi.13271</w:t>
+        </w:r>
+      </w:hyperlink>
+      <w:r>
+        <w:t>.</w:t>
+      </w:r>
+    </w:p>
+    <w:p>
+      <w:pPr>
+        <w:pStyle w:val="Bibliography"/>
+      </w:pPr>
+      <w:bookmarkStart w:id="45" w:name="ref-ebird_ebd"/>
+      <w:bookmarkEnd w:id="44"/>
+      <w:r>
+        <w:t xml:space="preserve">[17] </w:t>
+      </w:r>
+      <w:r>
+        <w:tab/>
+        <w:t xml:space="preserve">eBird. </w:t>
+      </w:r>
+      <w:hyperlink r:id="rId28">
+        <w:r>
+          <w:rPr>
+            <w:rStyle w:val="Hyperlink"/>
+          </w:rPr>
+          <w:t>eBird basic dataset, version EBD_relMay-2026</w:t>
+        </w:r>
+      </w:hyperlink>
+      <w:r>
+        <w:t xml:space="preserve"> 2026.</w:t>
+      </w:r>
+    </w:p>
+    <w:p>
+      <w:pPr>
+        <w:pStyle w:val="Bibliography"/>
+      </w:pPr>
+      <w:bookmarkStart w:id="46" w:name="ref-dfo_spawn_data"/>
+      <w:bookmarkEnd w:id="45"/>
+      <w:r>
+        <w:t xml:space="preserve">[18] </w:t>
       </w:r>
       <w:r>
         <w:tab/>
         <w:t xml:space="preserve">Fisheries and Oceans Canada. </w:t>
       </w:r>
-      <w:hyperlink r:id="rId17">
+      <w:hyperlink r:id="rId29">
         <w:r>
           <w:rPr>
             <w:rStyle w:val="Hyperlink"/>
@@ -3298,310 +3555,8 @@
       <w:pPr>
         <w:pStyle w:val="Bibliography"/>
       </w:pPr>
-      <w:bookmarkStart w:id="37" w:name="ref-haegele1993"/>
-      <w:bookmarkEnd w:id="36"/>
-      <w:r>
-        <w:t xml:space="preserve">[7] </w:t>
-      </w:r>
-      <w:r>
-        <w:tab/>
-        <w:t xml:space="preserve">Haegele CW. Seabird predation of pacific herring, clupea pallasi, spawn in british columbia. Can Field-Nat 1993;107:73–82. </w:t>
-      </w:r>
-      <w:hyperlink r:id="rId18">
-        <w:r>
-          <w:rPr>
-            <w:rStyle w:val="Hyperlink"/>
-          </w:rPr>
-          <w:t>https://doi.org/10.5962/p.357075</w:t>
-        </w:r>
-      </w:hyperlink>
-      <w:r>
-        <w:t>.</w:t>
-      </w:r>
-    </w:p>
-    <w:p>
-      <w:pPr>
-        <w:pStyle w:val="Bibliography"/>
-      </w:pPr>
-      <w:bookmarkStart w:id="38" w:name="ref-sullivan2002"/>
-      <w:bookmarkEnd w:id="37"/>
-      <w:r>
-        <w:t xml:space="preserve">[8] </w:t>
-      </w:r>
-      <w:r>
-        <w:tab/>
-        <w:t xml:space="preserve">Sullivan TM, Butler RW, Boyd WS. Seasonal distribution of waterbirds in relation to spawning pacific herring, clupea pallasi, in the strait of georgia, british columbia. Can Field-Nat 2002;116:366–70. </w:t>
-      </w:r>
-      <w:hyperlink r:id="rId19">
-        <w:r>
-          <w:rPr>
-            <w:rStyle w:val="Hyperlink"/>
-          </w:rPr>
-          <w:t>https://doi.org/10.5962/p.363475</w:t>
-        </w:r>
-      </w:hyperlink>
-      <w:r>
-        <w:t>.</w:t>
-      </w:r>
-    </w:p>
-    <w:p>
-      <w:pPr>
-        <w:pStyle w:val="Bibliography"/>
-      </w:pPr>
-      <w:bookmarkStart w:id="39" w:name="ref-rodway2003"/>
-      <w:bookmarkEnd w:id="38"/>
-      <w:r>
-        <w:t xml:space="preserve">[9] </w:t>
-      </w:r>
-      <w:r>
-        <w:tab/>
-        <w:t xml:space="preserve">Rodway MS, Regehr HM, Ashley J, Clarkson PV, Goudie RI, Hay DE, et al. Aggregative response of harlequin ducks to herring spawning in the strait of georgia, british columbia. Can J Zool 2003;81:504–14. </w:t>
-      </w:r>
-      <w:hyperlink r:id="rId20">
-        <w:r>
-          <w:rPr>
-            <w:rStyle w:val="Hyperlink"/>
-          </w:rPr>
-          <w:t>https://doi.org/10.1139/z03-032</w:t>
-        </w:r>
-      </w:hyperlink>
-      <w:r>
-        <w:t>.</w:t>
-      </w:r>
-    </w:p>
-    <w:p>
-      <w:pPr>
-        <w:pStyle w:val="Bibliography"/>
-      </w:pPr>
-      <w:bookmarkStart w:id="40" w:name="ref-lewis2007"/>
-      <w:bookmarkEnd w:id="39"/>
-      <w:r>
-        <w:t xml:space="preserve">[10] </w:t>
-      </w:r>
-      <w:r>
-        <w:tab/>
-        <w:t xml:space="preserve">Lewis TL, Esler D, Boyd WS. Foraging behaviors of surf scoters and white-winged scoters during spawning of pacific herring. Condor 2007;109:216–22. </w:t>
-      </w:r>
-      <w:hyperlink r:id="rId21">
-        <w:r>
-          <w:rPr>
-            <w:rStyle w:val="Hyperlink"/>
-          </w:rPr>
-          <w:t>https://doi.org/10.1093/condor/109.1.216</w:t>
-        </w:r>
-      </w:hyperlink>
-      <w:r>
-        <w:t>.</w:t>
-      </w:r>
-    </w:p>
-    <w:p>
-      <w:pPr>
-        <w:pStyle w:val="Bibliography"/>
-      </w:pPr>
-      <w:bookmarkStart w:id="41" w:name="ref-lok2008"/>
-      <w:bookmarkEnd w:id="40"/>
-      <w:r>
-        <w:t xml:space="preserve">[11] </w:t>
-      </w:r>
-      <w:r>
-        <w:tab/>
-        <w:t xml:space="preserve">Lok EK, Kirk M, Esler D, Boyd WS. Movements of pre-migratory surf and white-winged scoters in response to pacific herring spawn. Waterbirds 2008;31:385–93. </w:t>
-      </w:r>
-      <w:hyperlink r:id="rId22">
-        <w:r>
-          <w:rPr>
-            <w:rStyle w:val="Hyperlink"/>
-          </w:rPr>
-          <w:t>https://doi.org/10.1675/1524-4695-31.3.385</w:t>
-        </w:r>
-      </w:hyperlink>
-      <w:r>
-        <w:t>.</w:t>
-      </w:r>
-    </w:p>
-    <w:p>
-      <w:pPr>
-        <w:pStyle w:val="Bibliography"/>
-      </w:pPr>
-      <w:bookmarkStart w:id="42" w:name="ref-lok2012"/>
-      <w:bookmarkEnd w:id="41"/>
-      <w:r>
-        <w:t xml:space="preserve">[12] </w:t>
-      </w:r>
-      <w:r>
-        <w:tab/>
-        <w:t xml:space="preserve">Lok EK, Esler D, Takekawa JY, De La Cruz SEW, Boyd WS, Nysewander DR, et al. Spatiotemporal associations between pacific herring spawn and surf scoter spring migration: Evaluating a silver wave hypothesis. Mar Ecol Prog Ser 2012;457:139–50. </w:t>
-      </w:r>
-      <w:hyperlink r:id="rId23">
-        <w:r>
-          <w:rPr>
-            <w:rStyle w:val="Hyperlink"/>
-          </w:rPr>
-          <w:t>https://doi.org/10.3354/meps09692</w:t>
-        </w:r>
-      </w:hyperlink>
-      <w:r>
-        <w:t>.</w:t>
-      </w:r>
-    </w:p>
-    <w:p>
-      <w:pPr>
-        <w:pStyle w:val="Bibliography"/>
-      </w:pPr>
-      <w:bookmarkStart w:id="43" w:name="ref-kelly2018"/>
-      <w:bookmarkEnd w:id="42"/>
-      <w:r>
-        <w:t xml:space="preserve">[13] </w:t>
-      </w:r>
-      <w:r>
-        <w:tab/>
-      </w:r>
-      <w:r>
-        <w:t xml:space="preserve">Kelly JP, Rothenbach CA, Weathers WW. Echoes of numerical dependence: Responses of wintering waterbirds to pacific herring spawns. Mar Ecol Prog Ser 2018;597:243–57. </w:t>
-      </w:r>
-      <w:hyperlink r:id="rId24">
-        <w:r>
-          <w:rPr>
-            <w:rStyle w:val="Hyperlink"/>
-          </w:rPr>
-          <w:t>https://doi.org/10.3354/meps12594</w:t>
-        </w:r>
-      </w:hyperlink>
-      <w:r>
-        <w:t>.</w:t>
-      </w:r>
-    </w:p>
-    <w:p>
-      <w:pPr>
-        <w:pStyle w:val="Bibliography"/>
-      </w:pPr>
-      <w:bookmarkStart w:id="44" w:name="ref-sullivan2009"/>
-      <w:bookmarkEnd w:id="43"/>
-      <w:r>
-        <w:t xml:space="preserve">[14] </w:t>
-      </w:r>
-      <w:r>
-        <w:tab/>
-        <w:t xml:space="preserve">Sullivan BL, Wood CL, Iliff MJ, Bonney RE, Fink D, Kelling S. eBird: A citizen-based bird observation network in the biological sciences. Biol Conserv 2009;142:2282–92. </w:t>
-      </w:r>
-      <w:hyperlink r:id="rId25">
-        <w:r>
-          <w:rPr>
-            <w:rStyle w:val="Hyperlink"/>
-          </w:rPr>
-          <w:t>https://doi.org/10.1016/j.biocon.2009.05.006</w:t>
-        </w:r>
-      </w:hyperlink>
-      <w:r>
-        <w:t>.</w:t>
-      </w:r>
-    </w:p>
-    <w:p>
-      <w:pPr>
-        <w:pStyle w:val="Bibliography"/>
-      </w:pPr>
-      <w:bookmarkStart w:id="45" w:name="ref-kelling2019"/>
-      <w:bookmarkEnd w:id="44"/>
-      <w:r>
-        <w:t xml:space="preserve">[15] </w:t>
-      </w:r>
-      <w:r>
-        <w:tab/>
-        <w:t xml:space="preserve">Kelling S, Johnston A, Bonn A, Fink D, Ruiz-Gutierrez V, Bonney R, et al. Using semistructured surveys to improve citizen science data for monitoring biodiversity. BioScience 2019;69:170–9. </w:t>
-      </w:r>
-      <w:hyperlink r:id="rId26">
-        <w:r>
-          <w:rPr>
-            <w:rStyle w:val="Hyperlink"/>
-          </w:rPr>
-          <w:t>https://doi.org/10.1093/biosci/biz010</w:t>
-        </w:r>
-      </w:hyperlink>
-      <w:r>
-        <w:t>.</w:t>
-      </w:r>
-    </w:p>
-    <w:p>
-      <w:pPr>
-        <w:pStyle w:val="Bibliography"/>
-      </w:pPr>
-      <w:bookmarkStart w:id="46" w:name="ref-johnston2018"/>
-      <w:bookmarkEnd w:id="45"/>
-      <w:r>
-        <w:t xml:space="preserve">[16] </w:t>
-      </w:r>
-      <w:r>
-        <w:tab/>
-        <w:t xml:space="preserve">Johnston A, Fink D, Hochachka WM, Kelling S. Estimates of observer expertise improve species distributions from citizen science data. Methods Ecol Evol 2018;9:88–97. </w:t>
-      </w:r>
-      <w:hyperlink r:id="rId27">
-        <w:r>
-          <w:rPr>
-            <w:rStyle w:val="Hyperlink"/>
-          </w:rPr>
-          <w:t>https://doi.org/10.1111/2041-210X.12838</w:t>
-        </w:r>
-      </w:hyperlink>
-      <w:r>
-        <w:t>.</w:t>
-      </w:r>
-    </w:p>
-    <w:p>
-      <w:pPr>
-        <w:pStyle w:val="Bibliography"/>
-      </w:pPr>
-      <w:bookmarkStart w:id="47" w:name="ref-johnston2021"/>
+      <w:bookmarkStart w:id="47" w:name="ref-bates2015"/>
       <w:bookmarkEnd w:id="46"/>
-      <w:r>
-        <w:t xml:space="preserve">[17] </w:t>
-      </w:r>
-      <w:r>
-        <w:tab/>
-        <w:t xml:space="preserve">Johnston A, Hochachka WM, Strimas-Mackey ME, Ruiz Gutierrez V, Robinson OJ, Miller ET, et al. Analytical guidelines to increase the value of community science data: An example using eBird data to estimate species distributions. Divers Distrib 2021;27:1265–77. </w:t>
-      </w:r>
-      <w:hyperlink r:id="rId28">
-        <w:r>
-          <w:rPr>
-            <w:rStyle w:val="Hyperlink"/>
-          </w:rPr>
-          <w:t>https://doi.org/10.1111/ddi.13271</w:t>
-        </w:r>
-      </w:hyperlink>
-      <w:r>
-        <w:t>.</w:t>
-      </w:r>
-    </w:p>
-    <w:p>
-      <w:pPr>
-        <w:pStyle w:val="Bibliography"/>
-      </w:pPr>
-      <w:bookmarkStart w:id="48" w:name="ref-ebird_ebd"/>
-      <w:bookmarkEnd w:id="47"/>
-      <w:r>
-        <w:t xml:space="preserve">[18] </w:t>
-      </w:r>
-      <w:r>
-        <w:tab/>
-        <w:t xml:space="preserve">eBird. </w:t>
-      </w:r>
-      <w:hyperlink r:id="rId29">
-        <w:r>
-          <w:rPr>
-            <w:rStyle w:val="Hyperlink"/>
-          </w:rPr>
-          <w:t>eBird basic dataset, version EBD_relMay-2026</w:t>
-        </w:r>
-      </w:hyperlink>
-      <w:r>
-        <w:t xml:space="preserve"> 2026.</w:t>
-      </w:r>
-    </w:p>
-    <w:p>
-      <w:pPr>
-        <w:pStyle w:val="Bibliography"/>
-      </w:pPr>
-      <w:bookmarkStart w:id="49" w:name="ref-bates2015"/>
-      <w:bookmarkEnd w:id="48"/>
       <w:r>
         <w:t xml:space="preserve">[19] </w:t>
       </w:r>
@@ -3625,15 +3580,13 @@
       <w:pPr>
         <w:pStyle w:val="Bibliography"/>
       </w:pPr>
-      <w:bookmarkStart w:id="50" w:name="ref-benjamini1995"/>
-      <w:bookmarkEnd w:id="49"/>
+      <w:bookmarkStart w:id="48" w:name="ref-benjamini1995"/>
+      <w:bookmarkEnd w:id="47"/>
       <w:r>
         <w:t xml:space="preserve">[20] </w:t>
       </w:r>
       <w:r>
         <w:tab/>
-      </w:r>
-      <w:r>
         <w:t xml:space="preserve">Benjamini Y, Hochberg Y. Controlling the false discovery rate: A practical and powerful approach to multiple testing. J R Stat Soc Ser B Stat Methodol 1995;57:289–300. </w:t>
       </w:r>
       <w:hyperlink r:id="rId31">
@@ -3647,9 +3600,9 @@
       <w:r>
         <w:t>.</w:t>
       </w:r>
+      <w:bookmarkEnd w:id="27"/>
       <w:bookmarkEnd w:id="29"/>
-      <w:bookmarkEnd w:id="31"/>
-      <w:bookmarkEnd w:id="50"/>
+      <w:bookmarkEnd w:id="48"/>
     </w:p>
     <w:sectPr>
       <w:headerReference w:type="even" r:id="rId32"/>
@@ -3805,7 +3758,7 @@
   <w:abstractNum w:abstractNumId="0" w15:restartNumberingAfterBreak="0">
     <w:nsid w:val="0000A990"/>
     <w:multiLevelType w:val="multilevel"/>
-    <w:tmpl w:val="BF48C702"/>
+    <w:tmpl w:val="4226FFCC"/>
     <w:lvl w:ilvl="0">
       <w:numFmt w:val="bullet"/>
       <w:lvlText w:val=" "/>
@@ -3879,7 +3832,7 @@
       </w:pPr>
     </w:lvl>
   </w:abstractNum>
-  <w:num w:numId="1" w16cid:durableId="904342449">
+  <w:num w:numId="1" w16cid:durableId="574514270">
     <w:abstractNumId w:val="0"/>
   </w:num>
 </w:numbering>
@@ -5127,7 +5080,7 @@
     <w:name w:val="header"/>
     <w:basedOn w:val="Normal"/>
     <w:link w:val="HeaderChar"/>
-    <w:rsid w:val="00482351"/>
+    <w:rsid w:val="009D26B3"/>
     <w:pPr>
       <w:tabs>
         <w:tab w:val="center" w:pos="4680"/>
@@ -5140,13 +5093,13 @@
     <w:name w:val="Header Char"/>
     <w:basedOn w:val="DefaultParagraphFont"/>
     <w:link w:val="Header"/>
-    <w:rsid w:val="00482351"/>
+    <w:rsid w:val="009D26B3"/>
   </w:style>
   <w:style w:type="paragraph" w:styleId="Footer">
     <w:name w:val="footer"/>
     <w:basedOn w:val="Normal"/>
     <w:link w:val="FooterChar"/>
-    <w:rsid w:val="00482351"/>
+    <w:rsid w:val="009D26B3"/>
     <w:pPr>
       <w:tabs>
         <w:tab w:val="center" w:pos="4680"/>
@@ -5159,12 +5112,12 @@
     <w:name w:val="Footer Char"/>
     <w:basedOn w:val="DefaultParagraphFont"/>
     <w:link w:val="Footer"/>
-    <w:rsid w:val="00482351"/>
+    <w:rsid w:val="009D26B3"/>
   </w:style>
   <w:style w:type="character" w:styleId="LineNumber">
     <w:name w:val="line number"/>
     <w:basedOn w:val="DefaultParagraphFont"/>
-    <w:rsid w:val="00482351"/>
+    <w:rsid w:val="009D26B3"/>
   </w:style>
 </w:styles>
 </file>

--- a/manuscript/journal_submission/marine_environmental_research/rendered/mer_manuscript_unblinded_v2.docx
+++ b/manuscript/journal_submission/marine_environmental_research/rendered/mer_manuscript_unblinded_v2.docx
@@ -740,8 +740,8 @@
           <w:noProof/>
         </w:rPr>
         <w:drawing>
-          <wp:inline distT="0" distB="0" distL="0" distR="0" wp14:anchorId="586B63B5" wp14:editId="2ADCEF19">
-            <wp:extent cx="5334000" cy="3111500"/>
+          <wp:inline distT="0" distB="0" distL="0" distR="0" wp14:anchorId="195F9E89" wp14:editId="0451BC13">
+            <wp:extent cx="5334000" cy="3111499"/>
             <wp:effectExtent l="0" t="0" r="0" b="0"/>
             <wp:docPr id="22" name="Picture"/>
             <wp:cNvGraphicFramePr/>
@@ -763,7 +763,7 @@
                   <pic:spPr bwMode="auto">
                     <a:xfrm>
                       <a:off x="0" y="0"/>
-                      <a:ext cx="5334000" cy="3111500"/>
+                      <a:ext cx="5334000" cy="3111499"/>
                     </a:xfrm>
                     <a:prstGeom prst="rect">
                       <a:avLst/>
@@ -1094,7 +1094,7 @@
           <w:noProof/>
         </w:rPr>
         <w:drawing>
-          <wp:inline distT="0" distB="0" distL="0" distR="0" wp14:anchorId="78CD4B79" wp14:editId="76D56667">
+          <wp:inline distT="0" distB="0" distL="0" distR="0" wp14:anchorId="4EA8D142" wp14:editId="3D70BF32">
             <wp:extent cx="5334000" cy="3379816"/>
             <wp:effectExtent l="0" t="0" r="0" b="0"/>
             <wp:docPr id="33" name="Picture"/>
@@ -1817,8 +1817,8 @@
           <w:noProof/>
         </w:rPr>
         <w:drawing>
-          <wp:inline distT="0" distB="0" distL="0" distR="0" wp14:anchorId="73C66A96" wp14:editId="1DF3EF5C">
-            <wp:extent cx="5334000" cy="3378200"/>
+          <wp:inline distT="0" distB="0" distL="0" distR="0" wp14:anchorId="2963C26C" wp14:editId="73267A3B">
+            <wp:extent cx="5334000" cy="3378199"/>
             <wp:effectExtent l="0" t="0" r="0" b="0"/>
             <wp:docPr id="37" name="Picture"/>
             <wp:cNvGraphicFramePr/>
@@ -1840,7 +1840,7 @@
                   <pic:spPr bwMode="auto">
                     <a:xfrm>
                       <a:off x="0" y="0"/>
-                      <a:ext cx="5334000" cy="3378200"/>
+                      <a:ext cx="5334000" cy="3378199"/>
                     </a:xfrm>
                     <a:prstGeom prst="rect">
                       <a:avLst/>
@@ -1915,7 +1915,7 @@
           <w:noProof/>
         </w:rPr>
         <w:drawing>
-          <wp:inline distT="0" distB="0" distL="0" distR="0" wp14:anchorId="3232616F" wp14:editId="51D09DF7">
+          <wp:inline distT="0" distB="0" distL="0" distR="0" wp14:anchorId="262C10D6" wp14:editId="038EAEB3">
             <wp:extent cx="5334000" cy="3782290"/>
             <wp:effectExtent l="0" t="0" r="0" b="0"/>
             <wp:docPr id="41" name="Picture"/>
@@ -2446,8 +2446,8 @@
           <w:noProof/>
         </w:rPr>
         <w:drawing>
-          <wp:inline distT="0" distB="0" distL="0" distR="0" wp14:anchorId="4B48E0E0" wp14:editId="45E7CA8A">
-            <wp:extent cx="5334000" cy="1742440"/>
+          <wp:inline distT="0" distB="0" distL="0" distR="0" wp14:anchorId="13D0AB0C" wp14:editId="473EB0AB">
+            <wp:extent cx="5334000" cy="2311400"/>
             <wp:effectExtent l="0" t="0" r="0" b="0"/>
             <wp:docPr id="46" name="Picture"/>
             <wp:cNvGraphicFramePr/>
@@ -2469,7 +2469,7 @@
                   <pic:spPr bwMode="auto">
                     <a:xfrm>
                       <a:off x="0" y="0"/>
-                      <a:ext cx="5334000" cy="1742440"/>
+                      <a:ext cx="5334000" cy="2311400"/>
                     </a:xfrm>
                     <a:prstGeom prst="rect">
                       <a:avLst/>
@@ -3758,7 +3758,7 @@
   <w:abstractNum w:abstractNumId="0" w15:restartNumberingAfterBreak="0">
     <w:nsid w:val="0000A990"/>
     <w:multiLevelType w:val="multilevel"/>
-    <w:tmpl w:val="4226FFCC"/>
+    <w:tmpl w:val="CCA21EE8"/>
     <w:lvl w:ilvl="0">
       <w:numFmt w:val="bullet"/>
       <w:lvlText w:val=" "/>
@@ -3832,7 +3832,7 @@
       </w:pPr>
     </w:lvl>
   </w:abstractNum>
-  <w:num w:numId="1" w16cid:durableId="574514270">
+  <w:num w:numId="1" w16cid:durableId="1730959999">
     <w:abstractNumId w:val="0"/>
   </w:num>
 </w:numbering>
@@ -5080,7 +5080,7 @@
     <w:name w:val="header"/>
     <w:basedOn w:val="Normal"/>
     <w:link w:val="HeaderChar"/>
-    <w:rsid w:val="009D26B3"/>
+    <w:rsid w:val="004D3BBB"/>
     <w:pPr>
       <w:tabs>
         <w:tab w:val="center" w:pos="4680"/>
@@ -5093,13 +5093,13 @@
     <w:name w:val="Header Char"/>
     <w:basedOn w:val="DefaultParagraphFont"/>
     <w:link w:val="Header"/>
-    <w:rsid w:val="009D26B3"/>
+    <w:rsid w:val="004D3BBB"/>
   </w:style>
   <w:style w:type="paragraph" w:styleId="Footer">
     <w:name w:val="footer"/>
     <w:basedOn w:val="Normal"/>
     <w:link w:val="FooterChar"/>
-    <w:rsid w:val="009D26B3"/>
+    <w:rsid w:val="004D3BBB"/>
     <w:pPr>
       <w:tabs>
         <w:tab w:val="center" w:pos="4680"/>
@@ -5112,12 +5112,12 @@
     <w:name w:val="Footer Char"/>
     <w:basedOn w:val="DefaultParagraphFont"/>
     <w:link w:val="Footer"/>
-    <w:rsid w:val="009D26B3"/>
+    <w:rsid w:val="004D3BBB"/>
   </w:style>
   <w:style w:type="character" w:styleId="LineNumber">
     <w:name w:val="line number"/>
     <w:basedOn w:val="DefaultParagraphFont"/>
-    <w:rsid w:val="009D26B3"/>
+    <w:rsid w:val="004D3BBB"/>
   </w:style>
 </w:styles>
 </file>

--- a/manuscript/journal_submission/marine_environmental_research/rendered/mer_manuscript_unblinded_v2.docx
+++ b/manuscript/journal_submission/marine_environmental_research/rendered/mer_manuscript_unblinded_v2.docx
@@ -91,13 +91,13 @@
         <w:t>Clupea pallasii</w:t>
       </w:r>
       <w:r>
-        <w:t>) spawning creates a brief, spatially concentrated coastal resource pulse. Whether this pulse leaves a temporally localized, taxon-specific signature in community-science observations remains unresolved. We tested whether herring-associated birds were reported more often and in higher positive counts near spawn, associations concentrated in spawn and egg-availability windows, focal responses exceeded a prespecified specificity panel, and the strongest patterns recurred across regions. We linked complete eBi</w:t>
-      </w:r>
-      <w:r>
-        <w:t>rd checklists to event-level Fisheries and Oceans Canada spawn records and used mixed models adjusted for effort, observer, year, location, and event structure. Analyses included 217,200 Strait of Georgia and 8,584 West Coast Vancouver Island checklist events. Near-spawn associations varied among taxa, guilds, outcomes, regions, and event windows. Surf Scoter and Short-billed Gull showed the clearest pattern: detection and conditional positive-count coefficients were positive in both regions. Event-window c</w:t>
-      </w:r>
-      <w:r>
-        <w:t>oefficients did not form a single resource-pulse trajectory. Matched spatial and observer sensitivities generally preserved direction, and shifted-exposure placebos were null after Benjamini-Hochberg adjustment. The Strait of Georgia specificity panel was non-null for Gadwall (beta = 0.234, 95% CI 0.132–0.337; q = 7.28 × 10</w:t>
+        <w:t>) spawning creates a concentrated coastal resource pulse. We tested whether coastal birds were reported more often and in higher positive counts near recorded spawn, whether associations concentrated in spawn and egg-availability windows, whether focal responses exceeded a prespecified specificity panel, and whether patterns recurred across regions. We linked complete eBird checklists to event-level Fisheries and Oceans Canada spawn records and used mixed models adjusted for effort, observer, year, location</w:t>
+      </w:r>
+      <w:r>
+        <w:t>, and event structure. Analyses included 217,200 Strait of Georgia and 8,584 West Coast Vancouver Island checklist events. All 49 support-qualified species were displayed regardless of prior literature prominence or coefficient direction. Species-level associations were heterogeneous: SoG detection, SoG conditional-count, WCVI detection, and WCVI conditional-count models yielded 36/49, 34/49, 42/49, and 38/48 positive completed coefficients, respectively. Common shore and sea birds showed positive, negative</w:t>
+      </w:r>
+      <w:r>
+        <w:t>, and mixed regional patterns; Surf Scoter and Short-billed Gull had positive coefficients for both response components in both regions. Event-window coefficients did not form a single resource-pulse trajectory. Matched sensitivities generally preserved direction, and shifted-exposure placebos were null after Benjamini-Hochberg adjustment. The Strait of Georgia specificity panel was non-null for Gadwall (beta = 0.234, 95% CI 0.132–0.337; q = 7.28 × 10</w:t>
       </w:r>
       <w:r>
         <w:rPr>
@@ -115,7 +115,7 @@
         <w:t>-34</w:t>
       </w:r>
       <w:r>
-        <w:t>). Pacific herring spawning therefore left a detectable but heterogeneous and not uniformly taxon-specific signature in eligible submitted checklists. The results support a partial and qualified resource-pulse interpretation, not a causal effect or population-level change.</w:t>
+        <w:t>). Spawning therefore left a detectable but heterogeneous and not uniformly taxon-specific signature in eligible submitted checklists, supporting a qualified resource-pulse interpretation rather than a causal or population-level effect.</w:t>
       </w:r>
     </w:p>
     <w:p>
@@ -226,6 +226,17 @@
         <w:pStyle w:val="BodyText"/>
       </w:pPr>
       <w:r>
+        <w:t>That heterogeneity makes broad individual-species reporting important. Common coastal birds can provide informative contrasts even when a dedicated herring-specific literature is sparse: a species may respond through adult-fish predation, roe access, scavenging, habitat displacement, seasonal co-occurrence, or the observation process itself. Restricting the biological display to taxa with the best-developed prior literature would hide potentially useful positive, negative, and mixed patterns. We therefore p</w:t>
+      </w:r>
+      <w:r>
+        <w:t>resent every species that passed the frozen response-free support rules and use literature to interpret mechanisms, not to decide which fitted species results deserve visibility.</w:t>
+      </w:r>
+    </w:p>
+    <w:p>
+      <w:pPr>
+        <w:pStyle w:val="BodyText"/>
+      </w:pPr>
+      <w:r>
         <w:t>Most direct evidence comes from focused locations or particular taxa. Those studies establish ecological plausibility but leave open whether the signal can be detected across a large, irregular coastline and an observation network not designed around spawning. At that scale, regional repetition is valuable because the same biological mechanism must appear against different coastline geometry, observer participation, and monitoring intensity. Failure to repeat can also be informative: it may identify ecologi</w:t>
       </w:r>
       <w:r>
@@ -237,6 +248,7 @@
         <w:pStyle w:val="BodyText"/>
       </w:pPr>
       <w:r>
+        <w:lastRenderedPageBreak/>
         <w:t>The unresolved question is whether local responses documented at particular sites scale to a consistent, time-localized, and taxon-specific pattern across regions. A genuine resource-pulse signature should be strongest near recorded spawning, should vary through biologically relevant windows, and should be most coherent for taxa with plausible links to herring. Regional recurrence would strengthen that interpretation, whereas negative, imprecise, or region-specific responses would reveal important limits. S</w:t>
       </w:r>
       <w:r>
@@ -262,7 +274,6 @@
         <w:pStyle w:val="BodyText"/>
       </w:pPr>
       <w:r>
-        <w:lastRenderedPageBreak/>
         <w:t>Complete eBird checklists offer broad temporal and spatial coverage together with effort metadata and an explicit statement that observers reported all species detected [</w:t>
       </w:r>
       <w:hyperlink w:anchor="ref-sullivan2009">
@@ -421,11 +432,6 @@
       </w:r>
       <w:r>
         <w:t xml:space="preserve"> The strongest focal associations should recur in direction across SoG and WCVI, although magnitude and precision may differ.</w:t>
-      </w:r>
-    </w:p>
-    <w:p>
-      <w:r>
-        <w:br w:type="page"/>
       </w:r>
     </w:p>
     <w:p>
@@ -537,7 +543,7 @@
               <w:pStyle w:val="Compact"/>
             </w:pPr>
             <w:r>
-              <w:t>Active-near guild and priority-taxon detection and conditional-count coefficients</w:t>
+              <w:t>Active-near coefficients for all 49 support-qualified species plus guild synthesis</w:t>
             </w:r>
           </w:p>
         </w:tc>
@@ -550,7 +556,7 @@
               <w:pStyle w:val="Compact"/>
             </w:pPr>
             <w:r>
-              <w:t>Several plausible guilds increased near spawn, but signs and support varied; Surf Scoter and Short-billed Gull were positive in both regions and outcomes</w:t>
+              <w:t>Species responses were heterogeneous; 25 species had positive completed coefficients in all four region-outcome components and eight were both positive and BH q &lt; 0.05 in all four</w:t>
             </w:r>
           </w:p>
         </w:tc>
@@ -740,7 +746,7 @@
           <w:noProof/>
         </w:rPr>
         <w:drawing>
-          <wp:inline distT="0" distB="0" distL="0" distR="0" wp14:anchorId="195F9E89" wp14:editId="0451BC13">
+          <wp:inline distT="0" distB="0" distL="0" distR="0" wp14:anchorId="3919246E" wp14:editId="14975DF7">
             <wp:extent cx="5334000" cy="3111499"/>
             <wp:effectExtent l="0" t="0" r="0" b="0"/>
             <wp:docPr id="22" name="Picture"/>
@@ -794,7 +800,10 @@
         <w:t>Figure 1. Scientific hypotheses and event-linked checklist design.</w:t>
       </w:r>
       <w:r>
-        <w:t xml:space="preserve"> The conceptual geography is privacy-safe. Recorded spawn defines near and reference shoreline conditions and discrete biological windows; focal bird responses are compared with a prespecified specificity panel. The figure states predictions, not observed effect sizes.</w:t>
+        <w:t xml:space="preserve"> </w:t>
+      </w:r>
+      <w:r>
+        <w:t>The conceptual geography is privacy-safe. Recorded spawn defines near and reference shoreline conditions and discrete biological windows; all support-qualified individual species are reported, guilds provide a complementary synthesis, and focal interpretations are compared with a prespecified specificity panel. The figure states predictions, not observed effect sizes.</w:t>
       </w:r>
     </w:p>
     <w:p>
@@ -943,10 +952,10 @@
         <w:pStyle w:val="FirstParagraph"/>
       </w:pPr>
       <w:r>
-        <w:t>Registered mixed models estimated guild and focal-species associations with active-near exposure and discrete event windows. Detection used binomial-logit models; conditional positive count used Gaussian models of log count among positive numeric reports, with a registered zero-truncated negative-binomial sensitivity. Models adjusted for checklist protocol, duration, distance traveled, observer count, year, region-period, event time, and distance stratum, with random intercepts for herring-event block, obse</w:t>
-      </w:r>
-      <w:r>
-        <w:t>rver cluster, and generalized location cluster</w:t>
+        <w:t>Registered mixed models estimated individual-species and guild associations with active-near exposure and discrete event windows. Detection used binomial-logit models; conditional positive count used Gaussian models of log count among positive numeric reports, with a registered zero-truncated negative-binomial sensitivity. Models adjusted for checklist protocol, duration, distance traveled, observer count, year, region-period, event time, and distance stratum, with random intercepts for herring-event block,</w:t>
+      </w:r>
+      <w:r>
+        <w:t xml:space="preserve"> observer cluster, and generalized location cluster</w:t>
       </w:r>
       <w:r>
         <w:t xml:space="preserve"> [</w:t>
@@ -968,18 +977,18 @@
         <w:pStyle w:val="BodyText"/>
       </w:pPr>
       <w:r>
-        <w:t>Guild models tested community organization by feeding mechanism, whereas priority-taxon models retained species-level contrasts that broad guild averages could obscure. Coefficients above zero indicate higher modeled detection or conditional positive count on recorded active-near checklists, on the relevant link scale. Confidence intervals describe model-based uncertainty, and BH q-values distinguish multiplicity-adjusted support from nominal p-values. Coefficient magnitude was not converted to a population</w:t>
-      </w:r>
-      <w:r>
-        <w:t xml:space="preserve"> change, because checklist selection and the two-part response prevent that interpretation.</w:t>
-      </w:r>
-    </w:p>
-    <w:p>
-      <w:pPr>
-        <w:pStyle w:val="BodyText"/>
-      </w:pPr>
-      <w:r>
-        <w:t>H1 was evaluated from active-near coefficients for registered guilds and focal taxa. H2 used the complete five-window event-time family. H4 compared direction across SoG and WCVI, with magnitude and uncertainty retained rather than pooled into one coast-wide response. All prespecified models were reported regardless of sign.</w:t>
+        <w:t>The M02 models retained all 49 species that met the frozen, response-free support rules. Their complete species-level coefficients are the primary biological display; species were ordered alphabetically rather than by effect size, significance, or literature prominence. M01 guild models provide a complementary mechanism-based synthesis, and M05 guild models evaluate registered event windows. Coefficients above zero indicate higher modeled detection or conditional positive count on recorded active-near check</w:t>
+      </w:r>
+      <w:r>
+        <w:t>lists, on the relevant link scale. Confidence intervals describe model-based uncertainty, and BH q-values distinguish multiplicity-adjusted support from nominal p-values. Coefficient magnitude was not converted to a population change, because checklist selection and the two-part response prevent that interpretation.</w:t>
+      </w:r>
+    </w:p>
+    <w:p>
+      <w:pPr>
+        <w:pStyle w:val="BodyText"/>
+      </w:pPr>
+      <w:r>
+        <w:t>H1 was evaluated from active-near coefficients for all 49 support-qualified species and the registered guilds. H2 used the complete five-window event-time family. H4 compared direction across SoG and WCVI, with magnitude and uncertainty retained rather than pooled into one coast-wide response. All prespecified models were reported regardless of sign.</w:t>
       </w:r>
     </w:p>
     <w:p>
@@ -1045,9 +1054,9 @@
       <w:pPr>
         <w:pStyle w:val="Heading2"/>
       </w:pPr>
-      <w:bookmarkStart w:id="10" w:name="Xaa523d5b7327a11fb230335128933cc834d0352"/>
-      <w:r>
-        <w:t>4.1 Focal taxa and guilds showed heterogeneous near-spawn associations</w:t>
+      <w:bookmarkStart w:id="10" w:name="X5c1b2381fa0a2509cf51e8112a693b7df103196"/>
+      <w:r>
+        <w:t>4.1 Individual species showed heterogeneous near-spawn associations</w:t>
       </w:r>
     </w:p>
     <w:p>
@@ -1055,34 +1064,26 @@
         <w:pStyle w:val="FirstParagraph"/>
       </w:pPr>
       <w:r>
-        <w:t>Among the seven ecological guilds in SoG, 5 detection coefficients were positive and 2 were negative; all 7 had BH q &lt; 0.05. For positive numeric count conditional on detection, 6 coefficients were positive and 1 negative, with 6 of 7 BH q-values below 0.05. The complete pattern therefore includes both positive and negative associations rather than a universal increase (Figure 2).</w:t>
-      </w:r>
-    </w:p>
-    <w:p>
-      <w:pPr>
-        <w:pStyle w:val="BodyText"/>
-      </w:pPr>
-      <w:r>
-        <w:t>WCVI estimates were less uniform. Detection coefficients were positive for 4 of 7 ecological guilds and BH q &lt; 0.05 for 3; conditional positive-count coefficients were positive for 6 of 7 guilds and BH q &lt; 0.05 for 6. Wider intervals and sparse geometry were most evident in the WCVI component and sensitivity fits.</w:t>
-      </w:r>
-    </w:p>
-    <w:p>
-      <w:pPr>
-        <w:pStyle w:val="BodyText"/>
-      </w:pPr>
-      <w:r>
-        <w:t>At the priority-species level, Surf Scoter and Short-billed Gull had positive detection and positive-count coefficients in both primary regions. Glaucous-winged Gull had a positive SoG detection coefficient but an imprecise WCVI detection coefficient, while its conditional count coefficients were positive in both regions. Harlequin Duck and White-winged Scoter were component- or region-dependent (Table 2 and Supplementary Figure S1).</w:t>
-      </w:r>
-    </w:p>
-    <w:p>
-      <w:pPr>
-        <w:pStyle w:val="BodyText"/>
-      </w:pPr>
-      <w:r>
-        <w:t>These coefficients give H1 a qualified answer. Near-spawn increases occurred for several biologically plausible guilds, but the mix of positive and negative coefficients rejects a universal community response. In SoG, five of seven ecological guild-detection coefficients were positive and two were negative, with all seven BH-adjusted coefficients differing from zero; six of seven conditional-count coefficients were positive and one was negative, with six differing from zero after adjustment. WCVI was more v</w:t>
-      </w:r>
-      <w:r>
-        <w:t>ariable: four of seven ecological guild-detection coefficients were positive and three were BH-significant, whereas six of seven conditional-count coefficients were positive and six were BH-significant. Detection and positive count therefore carried related but non-identical ecological information.</w:t>
+        <w:t>All 49 support-qualified species were retained in the registered M02 display, irrespective of the strength of prior taxon-specific literature or the sign and significance of the fitted coefficient. In SoG, all 49 detection components completed: 36 coefficients were positive and 34 had BH q &lt; 0.05. All 49 conditional positive-count components also completed: 34 were positive and 24 had BH q &lt; 0.05. In WCVI, all 49 detection components completed, with 42 positive coefficients and 32 BH q-values below 0.05. Fo</w:t>
+      </w:r>
+      <w:r>
+        <w:t>rty-eight of 49 conditional positive-count components completed, with 38 positive coefficients and 17 BH q-values below 0.05; the non-estimable Glaucous Gull component remains explicit NA.</w:t>
+      </w:r>
+    </w:p>
+    <w:p>
+      <w:pPr>
+        <w:pStyle w:val="BodyText"/>
+      </w:pPr>
+      <w:r>
+        <w:t>The complete individual-species pattern includes positive, negative, mixed, imprecise, and region-dependent responses (Figure 2; Supplementary Figure S1; Supplementary Table S2). Guild coefficients remain useful mechanism-based summaries, but they do not replace the species-level results and are therefore presented after the complete taxon display.</w:t>
+      </w:r>
+    </w:p>
+    <w:p>
+      <w:pPr>
+        <w:pStyle w:val="BodyText"/>
+      </w:pPr>
+      <w:r>
+        <w:t>These coefficients give H1 a qualified answer. Near-spawn increases occurred for many species, but the complete pattern rejects a universal response and shows that detection and positive count carry related but non-identical information.</w:t>
       </w:r>
     </w:p>
     <w:p>
@@ -1094,8 +1095,8 @@
           <w:noProof/>
         </w:rPr>
         <w:drawing>
-          <wp:inline distT="0" distB="0" distL="0" distR="0" wp14:anchorId="4EA8D142" wp14:editId="3D70BF32">
-            <wp:extent cx="5334000" cy="3379816"/>
+          <wp:inline distT="0" distB="0" distL="0" distR="0" wp14:anchorId="0DFC8395" wp14:editId="2B509D1C">
+            <wp:extent cx="5334000" cy="6400800"/>
             <wp:effectExtent l="0" t="0" r="0" b="0"/>
             <wp:docPr id="33" name="Picture"/>
             <wp:cNvGraphicFramePr/>
@@ -1117,7 +1118,7 @@
                   <pic:spPr bwMode="auto">
                     <a:xfrm>
                       <a:off x="0" y="0"/>
-                      <a:ext cx="5334000" cy="3379816"/>
+                      <a:ext cx="5334000" cy="6400800"/>
                     </a:xfrm>
                     <a:prstGeom prst="rect">
                       <a:avLst/>
@@ -1145,10 +1146,13 @@
           <w:b/>
           <w:bCs/>
         </w:rPr>
-        <w:t>Figure 2. Primary registered guild associations.</w:t>
-      </w:r>
-      <w:r>
-        <w:t xml:space="preserve"> Coefficients are log odds for checklist detection and log positive count conditional on a numeric detection. Estimates above zero indicate higher modeled outcomes on recorded active-near checklists; they are not causal effects.</w:t>
+        <w:t>Figure 2. Complete individual-species associations.</w:t>
+      </w:r>
+      <w:r>
+        <w:t xml:space="preserve"> </w:t>
+      </w:r>
+      <w:r>
+        <w:t>All 49 support-qualified species are ordered alphabetically and shown for both regions and response components. Coefficients are log odds for checklist detection and log positive count conditional on a numeric detection. Dark borders and asterisks identify BH q &lt; 0.05; color encodes direction but signed labels make the figure interpretable without color. Estimates are checklist-conditional associations, not causal effects.</w:t>
       </w:r>
     </w:p>
     <w:p>
@@ -1160,19 +1164,13 @@
           <w:b/>
           <w:bCs/>
         </w:rPr>
-        <w:t>Table 2. Priority-A species coefficients.</w:t>
-      </w:r>
-      <w:r>
-        <w:t xml:space="preserve"> Estimates are log odds for detection or log positive numeric count conditional on detection. BH q-values are model-family adjusted; </w:t>
-      </w:r>
-      <w:r>
-        <w:rPr>
-          <w:rStyle w:val="VerbatimChar"/>
-        </w:rPr>
-        <w:t>n</w:t>
-      </w:r>
-      <w:r>
-        <w:t xml:space="preserve"> is the component checklist count.</w:t>
+        <w:t>Table 2. Completeness and direction of the individual-species M02 results.</w:t>
+      </w:r>
+      <w:r>
+        <w:t xml:space="preserve"> </w:t>
+      </w:r>
+      <w:r>
+        <w:t>Counts use the 49 frozen support-qualified species; positive coefficients are descriptive, whereas the final column uses model-family BH adjustment. The noncompleted WCVI conditional-count component remains explicit rather than being coded as zero.</w:t>
       </w:r>
     </w:p>
     <w:tbl>
@@ -1183,10 +1181,12 @@
         <w:tblLook w:val="0020" w:firstRow="1" w:lastRow="0" w:firstColumn="0" w:lastColumn="0" w:noHBand="0" w:noVBand="0"/>
       </w:tblPr>
       <w:tblGrid>
-        <w:gridCol w:w="2394"/>
-        <w:gridCol w:w="2394"/>
-        <w:gridCol w:w="2394"/>
-        <w:gridCol w:w="2394"/>
+        <w:gridCol w:w="1306"/>
+        <w:gridCol w:w="1306"/>
+        <w:gridCol w:w="1741"/>
+        <w:gridCol w:w="1741"/>
+        <w:gridCol w:w="1741"/>
+        <w:gridCol w:w="1741"/>
       </w:tblGrid>
       <w:tr>
         <w:trPr>
@@ -1195,7 +1195,7 @@
         </w:trPr>
         <w:tc>
           <w:tcPr>
-            <w:tcW w:w="1980" w:type="dxa"/>
+            <w:tcW w:w="1080" w:type="dxa"/>
           </w:tcPr>
           <w:p>
             <w:pPr>
@@ -1208,40 +1208,70 @@
         </w:tc>
         <w:tc>
           <w:tcPr>
-            <w:tcW w:w="1980" w:type="dxa"/>
-          </w:tcPr>
-          <w:p>
-            <w:pPr>
-              <w:pStyle w:val="Compact"/>
-            </w:pPr>
-            <w:r>
-              <w:t>Species</w:t>
-            </w:r>
-          </w:p>
-        </w:tc>
-        <w:tc>
-          <w:tcPr>
-            <w:tcW w:w="1980" w:type="dxa"/>
-          </w:tcPr>
-          <w:p>
-            <w:pPr>
-              <w:pStyle w:val="Compact"/>
-            </w:pPr>
-            <w:r>
-              <w:t>Detection</w:t>
-            </w:r>
-          </w:p>
-        </w:tc>
-        <w:tc>
-          <w:tcPr>
-            <w:tcW w:w="1980" w:type="dxa"/>
-          </w:tcPr>
-          <w:p>
-            <w:pPr>
-              <w:pStyle w:val="Compact"/>
-            </w:pPr>
-            <w:r>
-              <w:t>Positive numeric count (detected)</w:t>
+            <w:tcW w:w="1080" w:type="dxa"/>
+          </w:tcPr>
+          <w:p>
+            <w:pPr>
+              <w:pStyle w:val="Compact"/>
+            </w:pPr>
+            <w:r>
+              <w:t>Response component</w:t>
+            </w:r>
+          </w:p>
+        </w:tc>
+        <w:tc>
+          <w:tcPr>
+            <w:tcW w:w="1440" w:type="dxa"/>
+          </w:tcPr>
+          <w:p>
+            <w:pPr>
+              <w:pStyle w:val="Compact"/>
+              <w:jc w:val="right"/>
+            </w:pPr>
+            <w:r>
+              <w:t>Support-qualified species</w:t>
+            </w:r>
+          </w:p>
+        </w:tc>
+        <w:tc>
+          <w:tcPr>
+            <w:tcW w:w="1440" w:type="dxa"/>
+          </w:tcPr>
+          <w:p>
+            <w:pPr>
+              <w:pStyle w:val="Compact"/>
+              <w:jc w:val="right"/>
+            </w:pPr>
+            <w:r>
+              <w:t>Completed</w:t>
+            </w:r>
+          </w:p>
+        </w:tc>
+        <w:tc>
+          <w:tcPr>
+            <w:tcW w:w="1440" w:type="dxa"/>
+          </w:tcPr>
+          <w:p>
+            <w:pPr>
+              <w:pStyle w:val="Compact"/>
+              <w:jc w:val="right"/>
+            </w:pPr>
+            <w:r>
+              <w:t>Positive coefficients</w:t>
+            </w:r>
+          </w:p>
+        </w:tc>
+        <w:tc>
+          <w:tcPr>
+            <w:tcW w:w="1440" w:type="dxa"/>
+          </w:tcPr>
+          <w:p>
+            <w:pPr>
+              <w:pStyle w:val="Compact"/>
+              <w:jc w:val="right"/>
+            </w:pPr>
+            <w:r>
+              <w:t>BH q &lt; 0.05</w:t>
             </w:r>
           </w:p>
         </w:tc>
@@ -1249,7 +1279,7 @@
       <w:tr>
         <w:tc>
           <w:tcPr>
-            <w:tcW w:w="1980" w:type="dxa"/>
+            <w:tcW w:w="1080" w:type="dxa"/>
           </w:tcPr>
           <w:p>
             <w:pPr>
@@ -1262,40 +1292,70 @@
         </w:tc>
         <w:tc>
           <w:tcPr>
-            <w:tcW w:w="1980" w:type="dxa"/>
-          </w:tcPr>
-          <w:p>
-            <w:pPr>
-              <w:pStyle w:val="Compact"/>
-            </w:pPr>
-            <w:r>
-              <w:t>Glaucous-winged Gull</w:t>
-            </w:r>
-          </w:p>
-        </w:tc>
-        <w:tc>
-          <w:tcPr>
-            <w:tcW w:w="1980" w:type="dxa"/>
-          </w:tcPr>
-          <w:p>
-            <w:pPr>
-              <w:pStyle w:val="Compact"/>
-            </w:pPr>
-            <w:r>
-              <w:t>0.58 (0.53, 0.62); q=1.25e-121; n=217,037</w:t>
-            </w:r>
-          </w:p>
-        </w:tc>
-        <w:tc>
-          <w:tcPr>
-            <w:tcW w:w="1980" w:type="dxa"/>
-          </w:tcPr>
-          <w:p>
-            <w:pPr>
-              <w:pStyle w:val="Compact"/>
-            </w:pPr>
-            <w:r>
-              <w:t>0.22 (0.18, 0.26); q=1.51e-22; n=85,053</w:t>
+            <w:tcW w:w="1080" w:type="dxa"/>
+          </w:tcPr>
+          <w:p>
+            <w:pPr>
+              <w:pStyle w:val="Compact"/>
+            </w:pPr>
+            <w:r>
+              <w:t>Detection</w:t>
+            </w:r>
+          </w:p>
+        </w:tc>
+        <w:tc>
+          <w:tcPr>
+            <w:tcW w:w="1440" w:type="dxa"/>
+          </w:tcPr>
+          <w:p>
+            <w:pPr>
+              <w:pStyle w:val="Compact"/>
+              <w:jc w:val="right"/>
+            </w:pPr>
+            <w:r>
+              <w:t>49</w:t>
+            </w:r>
+          </w:p>
+        </w:tc>
+        <w:tc>
+          <w:tcPr>
+            <w:tcW w:w="1440" w:type="dxa"/>
+          </w:tcPr>
+          <w:p>
+            <w:pPr>
+              <w:pStyle w:val="Compact"/>
+              <w:jc w:val="right"/>
+            </w:pPr>
+            <w:r>
+              <w:t>49</w:t>
+            </w:r>
+          </w:p>
+        </w:tc>
+        <w:tc>
+          <w:tcPr>
+            <w:tcW w:w="1440" w:type="dxa"/>
+          </w:tcPr>
+          <w:p>
+            <w:pPr>
+              <w:pStyle w:val="Compact"/>
+              <w:jc w:val="right"/>
+            </w:pPr>
+            <w:r>
+              <w:t>36</w:t>
+            </w:r>
+          </w:p>
+        </w:tc>
+        <w:tc>
+          <w:tcPr>
+            <w:tcW w:w="1440" w:type="dxa"/>
+          </w:tcPr>
+          <w:p>
+            <w:pPr>
+              <w:pStyle w:val="Compact"/>
+              <w:jc w:val="right"/>
+            </w:pPr>
+            <w:r>
+              <w:t>34</w:t>
             </w:r>
           </w:p>
         </w:tc>
@@ -1303,7 +1363,7 @@
       <w:tr>
         <w:tc>
           <w:tcPr>
-            <w:tcW w:w="1980" w:type="dxa"/>
+            <w:tcW w:w="1080" w:type="dxa"/>
           </w:tcPr>
           <w:p>
             <w:pPr>
@@ -1316,40 +1376,70 @@
         </w:tc>
         <w:tc>
           <w:tcPr>
-            <w:tcW w:w="1980" w:type="dxa"/>
-          </w:tcPr>
-          <w:p>
-            <w:pPr>
-              <w:pStyle w:val="Compact"/>
-            </w:pPr>
-            <w:r>
-              <w:t>Harlequin Duck</w:t>
-            </w:r>
-          </w:p>
-        </w:tc>
-        <w:tc>
-          <w:tcPr>
-            <w:tcW w:w="1980" w:type="dxa"/>
-          </w:tcPr>
-          <w:p>
-            <w:pPr>
-              <w:pStyle w:val="Compact"/>
-            </w:pPr>
-            <w:r>
-              <w:t>-0.05 (-0.14, 0.05); q=0.423; n=217,200</w:t>
-            </w:r>
-          </w:p>
-        </w:tc>
-        <w:tc>
-          <w:tcPr>
-            <w:tcW w:w="1980" w:type="dxa"/>
-          </w:tcPr>
-          <w:p>
-            <w:pPr>
-              <w:pStyle w:val="Compact"/>
-            </w:pPr>
-            <w:r>
-              <w:t>0.27 (0.18, 0.37); q=6.12e-08; n=12,030</w:t>
+            <w:tcW w:w="1080" w:type="dxa"/>
+          </w:tcPr>
+          <w:p>
+            <w:pPr>
+              <w:pStyle w:val="Compact"/>
+            </w:pPr>
+            <w:r>
+              <w:t>Conditional positive count</w:t>
+            </w:r>
+          </w:p>
+        </w:tc>
+        <w:tc>
+          <w:tcPr>
+            <w:tcW w:w="1440" w:type="dxa"/>
+          </w:tcPr>
+          <w:p>
+            <w:pPr>
+              <w:pStyle w:val="Compact"/>
+              <w:jc w:val="right"/>
+            </w:pPr>
+            <w:r>
+              <w:t>49</w:t>
+            </w:r>
+          </w:p>
+        </w:tc>
+        <w:tc>
+          <w:tcPr>
+            <w:tcW w:w="1440" w:type="dxa"/>
+          </w:tcPr>
+          <w:p>
+            <w:pPr>
+              <w:pStyle w:val="Compact"/>
+              <w:jc w:val="right"/>
+            </w:pPr>
+            <w:r>
+              <w:t>49</w:t>
+            </w:r>
+          </w:p>
+        </w:tc>
+        <w:tc>
+          <w:tcPr>
+            <w:tcW w:w="1440" w:type="dxa"/>
+          </w:tcPr>
+          <w:p>
+            <w:pPr>
+              <w:pStyle w:val="Compact"/>
+              <w:jc w:val="right"/>
+            </w:pPr>
+            <w:r>
+              <w:t>34</w:t>
+            </w:r>
+          </w:p>
+        </w:tc>
+        <w:tc>
+          <w:tcPr>
+            <w:tcW w:w="1440" w:type="dxa"/>
+          </w:tcPr>
+          <w:p>
+            <w:pPr>
+              <w:pStyle w:val="Compact"/>
+              <w:jc w:val="right"/>
+            </w:pPr>
+            <w:r>
+              <w:t>24</w:t>
             </w:r>
           </w:p>
         </w:tc>
@@ -1357,53 +1447,83 @@
       <w:tr>
         <w:tc>
           <w:tcPr>
-            <w:tcW w:w="1980" w:type="dxa"/>
-          </w:tcPr>
-          <w:p>
-            <w:pPr>
-              <w:pStyle w:val="Compact"/>
-            </w:pPr>
-            <w:r>
-              <w:t>SoG</w:t>
-            </w:r>
-          </w:p>
-        </w:tc>
-        <w:tc>
-          <w:tcPr>
-            <w:tcW w:w="1980" w:type="dxa"/>
-          </w:tcPr>
-          <w:p>
-            <w:pPr>
-              <w:pStyle w:val="Compact"/>
-            </w:pPr>
-            <w:r>
-              <w:t>Short-billed Gull</w:t>
-            </w:r>
-          </w:p>
-        </w:tc>
-        <w:tc>
-          <w:tcPr>
-            <w:tcW w:w="1980" w:type="dxa"/>
-          </w:tcPr>
-          <w:p>
-            <w:pPr>
-              <w:pStyle w:val="Compact"/>
-            </w:pPr>
-            <w:r>
-              <w:t>0.43 (0.37, 0.50); q=3.40e-39; n=217,200</w:t>
-            </w:r>
-          </w:p>
-        </w:tc>
-        <w:tc>
-          <w:tcPr>
-            <w:tcW w:w="1980" w:type="dxa"/>
-          </w:tcPr>
-          <w:p>
-            <w:pPr>
-              <w:pStyle w:val="Compact"/>
-            </w:pPr>
-            <w:r>
-              <w:t>0.39 (0.30, 0.48); q=6.17e-16; n=22,003</w:t>
+            <w:tcW w:w="1080" w:type="dxa"/>
+          </w:tcPr>
+          <w:p>
+            <w:pPr>
+              <w:pStyle w:val="Compact"/>
+            </w:pPr>
+            <w:r>
+              <w:t>WCVI</w:t>
+            </w:r>
+          </w:p>
+        </w:tc>
+        <w:tc>
+          <w:tcPr>
+            <w:tcW w:w="1080" w:type="dxa"/>
+          </w:tcPr>
+          <w:p>
+            <w:pPr>
+              <w:pStyle w:val="Compact"/>
+            </w:pPr>
+            <w:r>
+              <w:t>Detection</w:t>
+            </w:r>
+          </w:p>
+        </w:tc>
+        <w:tc>
+          <w:tcPr>
+            <w:tcW w:w="1440" w:type="dxa"/>
+          </w:tcPr>
+          <w:p>
+            <w:pPr>
+              <w:pStyle w:val="Compact"/>
+              <w:jc w:val="right"/>
+            </w:pPr>
+            <w:r>
+              <w:t>49</w:t>
+            </w:r>
+          </w:p>
+        </w:tc>
+        <w:tc>
+          <w:tcPr>
+            <w:tcW w:w="1440" w:type="dxa"/>
+          </w:tcPr>
+          <w:p>
+            <w:pPr>
+              <w:pStyle w:val="Compact"/>
+              <w:jc w:val="right"/>
+            </w:pPr>
+            <w:r>
+              <w:t>49</w:t>
+            </w:r>
+          </w:p>
+        </w:tc>
+        <w:tc>
+          <w:tcPr>
+            <w:tcW w:w="1440" w:type="dxa"/>
+          </w:tcPr>
+          <w:p>
+            <w:pPr>
+              <w:pStyle w:val="Compact"/>
+              <w:jc w:val="right"/>
+            </w:pPr>
+            <w:r>
+              <w:t>42</w:t>
+            </w:r>
+          </w:p>
+        </w:tc>
+        <w:tc>
+          <w:tcPr>
+            <w:tcW w:w="1440" w:type="dxa"/>
+          </w:tcPr>
+          <w:p>
+            <w:pPr>
+              <w:pStyle w:val="Compact"/>
+              <w:jc w:val="right"/>
+            </w:pPr>
+            <w:r>
+              <w:t>32</w:t>
             </w:r>
           </w:p>
         </w:tc>
@@ -1411,115 +1531,7 @@
       <w:tr>
         <w:tc>
           <w:tcPr>
-            <w:tcW w:w="1980" w:type="dxa"/>
-          </w:tcPr>
-          <w:p>
-            <w:pPr>
-              <w:pStyle w:val="Compact"/>
-            </w:pPr>
-            <w:r>
-              <w:t>SoG</w:t>
-            </w:r>
-          </w:p>
-        </w:tc>
-        <w:tc>
-          <w:tcPr>
-            <w:tcW w:w="1980" w:type="dxa"/>
-          </w:tcPr>
-          <w:p>
-            <w:pPr>
-              <w:pStyle w:val="Compact"/>
-            </w:pPr>
-            <w:r>
-              <w:t>Surf Scoter</w:t>
-            </w:r>
-          </w:p>
-        </w:tc>
-        <w:tc>
-          <w:tcPr>
-            <w:tcW w:w="1980" w:type="dxa"/>
-          </w:tcPr>
-          <w:p>
-            <w:pPr>
-              <w:pStyle w:val="Compact"/>
-            </w:pPr>
-            <w:r>
-              <w:t>0.19 (0.11, 0.26); q=2.62e-06; n=217,183</w:t>
-            </w:r>
-          </w:p>
-        </w:tc>
-        <w:tc>
-          <w:tcPr>
-            <w:tcW w:w="1980" w:type="dxa"/>
-          </w:tcPr>
-          <w:p>
-            <w:pPr>
-              <w:pStyle w:val="Compact"/>
-            </w:pPr>
-            <w:r>
-              <w:t>0.54 (0.42, 0.66); q=8.25e-18; n=16,632</w:t>
-            </w:r>
-          </w:p>
-        </w:tc>
-      </w:tr>
-      <w:tr>
-        <w:tc>
-          <w:tcPr>
-            <w:tcW w:w="1980" w:type="dxa"/>
-          </w:tcPr>
-          <w:p>
-            <w:pPr>
-              <w:pStyle w:val="Compact"/>
-            </w:pPr>
-            <w:r>
-              <w:t>SoG</w:t>
-            </w:r>
-          </w:p>
-        </w:tc>
-        <w:tc>
-          <w:tcPr>
-            <w:tcW w:w="1980" w:type="dxa"/>
-          </w:tcPr>
-          <w:p>
-            <w:pPr>
-              <w:pStyle w:val="Compact"/>
-            </w:pPr>
-            <w:r>
-              <w:t>White-winged Scoter</w:t>
-            </w:r>
-          </w:p>
-        </w:tc>
-        <w:tc>
-          <w:tcPr>
-            <w:tcW w:w="1980" w:type="dxa"/>
-          </w:tcPr>
-          <w:p>
-            <w:pPr>
-              <w:pStyle w:val="Compact"/>
-            </w:pPr>
-            <w:r>
-              <w:t>0.02 (-0.12, 0.15); q=0.882; n=217,199</w:t>
-            </w:r>
-          </w:p>
-        </w:tc>
-        <w:tc>
-          <w:tcPr>
-            <w:tcW w:w="1980" w:type="dxa"/>
-          </w:tcPr>
-          <w:p>
-            <w:pPr>
-              <w:pStyle w:val="Compact"/>
-            </w:pPr>
-            <w:r>
-              <w:t>0.19 (-0.03, 0.40); q=0.137; n=4,706</w:t>
-            </w:r>
-          </w:p>
-        </w:tc>
-      </w:tr>
-      <w:tr>
-        <w:tc>
-          <w:tcPr>
-            <w:tcW w:w="1980" w:type="dxa"/>
+            <w:tcW w:w="1080" w:type="dxa"/>
           </w:tcPr>
           <w:p>
             <w:pPr>
@@ -1532,256 +1544,70 @@
         </w:tc>
         <w:tc>
           <w:tcPr>
-            <w:tcW w:w="1980" w:type="dxa"/>
-          </w:tcPr>
-          <w:p>
-            <w:pPr>
-              <w:pStyle w:val="Compact"/>
-            </w:pPr>
-            <w:r>
-              <w:t>Glaucous-winged Gull</w:t>
-            </w:r>
-          </w:p>
-        </w:tc>
-        <w:tc>
-          <w:tcPr>
-            <w:tcW w:w="1980" w:type="dxa"/>
-          </w:tcPr>
-          <w:p>
-            <w:pPr>
-              <w:pStyle w:val="Compact"/>
-            </w:pPr>
-            <w:r>
-              <w:t>0.01 (-0.25, 0.26); q=0.976; n=8,568</w:t>
-            </w:r>
-          </w:p>
-        </w:tc>
-        <w:tc>
-          <w:tcPr>
-            <w:tcW w:w="1980" w:type="dxa"/>
-          </w:tcPr>
-          <w:p>
-            <w:pPr>
-              <w:pStyle w:val="Compact"/>
-            </w:pPr>
-            <w:r>
-              <w:t>0.94 (0.69, 1.20); q=7.03e-12; n=4,075</w:t>
-            </w:r>
-          </w:p>
-        </w:tc>
-      </w:tr>
-      <w:tr>
-        <w:tc>
-          <w:tcPr>
-            <w:tcW w:w="1980" w:type="dxa"/>
-          </w:tcPr>
-          <w:p>
-            <w:pPr>
-              <w:pStyle w:val="Compact"/>
-            </w:pPr>
-            <w:r>
-              <w:t>WCVI</w:t>
-            </w:r>
-          </w:p>
-        </w:tc>
-        <w:tc>
-          <w:tcPr>
-            <w:tcW w:w="1980" w:type="dxa"/>
-          </w:tcPr>
-          <w:p>
-            <w:pPr>
-              <w:pStyle w:val="Compact"/>
-            </w:pPr>
-            <w:r>
-              <w:t>Harlequin Duck</w:t>
-            </w:r>
-          </w:p>
-        </w:tc>
-        <w:tc>
-          <w:tcPr>
-            <w:tcW w:w="1980" w:type="dxa"/>
-          </w:tcPr>
-          <w:p>
-            <w:pPr>
-              <w:pStyle w:val="Compact"/>
-            </w:pPr>
-            <w:r>
-              <w:t>0.50 (0.00, 1.00); q=0.070; n=8,584</w:t>
-            </w:r>
-          </w:p>
-        </w:tc>
-        <w:tc>
-          <w:tcPr>
-            <w:tcW w:w="1980" w:type="dxa"/>
-          </w:tcPr>
-          <w:p>
-            <w:pPr>
-              <w:pStyle w:val="Compact"/>
-            </w:pPr>
-            <w:r>
-              <w:t>0.20 (-0.19, 0.58); q=0.455; n=397</w:t>
-            </w:r>
-          </w:p>
-        </w:tc>
-      </w:tr>
-      <w:tr>
-        <w:tc>
-          <w:tcPr>
-            <w:tcW w:w="1980" w:type="dxa"/>
-          </w:tcPr>
-          <w:p>
-            <w:pPr>
-              <w:pStyle w:val="Compact"/>
-            </w:pPr>
-            <w:r>
-              <w:t>WCVI</w:t>
-            </w:r>
-          </w:p>
-        </w:tc>
-        <w:tc>
-          <w:tcPr>
-            <w:tcW w:w="1980" w:type="dxa"/>
-          </w:tcPr>
-          <w:p>
-            <w:pPr>
-              <w:pStyle w:val="Compact"/>
-            </w:pPr>
-            <w:r>
-              <w:t>Short-billed Gull</w:t>
-            </w:r>
-          </w:p>
-        </w:tc>
-        <w:tc>
-          <w:tcPr>
-            <w:tcW w:w="1980" w:type="dxa"/>
-          </w:tcPr>
-          <w:p>
-            <w:pPr>
-              <w:pStyle w:val="Compact"/>
-            </w:pPr>
-            <w:r>
-              <w:t>1.04 (0.74, 1.33); q=4.58e-11; n=8,584</w:t>
-            </w:r>
-          </w:p>
-        </w:tc>
-        <w:tc>
-          <w:tcPr>
-            <w:tcW w:w="1980" w:type="dxa"/>
-          </w:tcPr>
-          <w:p>
-            <w:pPr>
-              <w:pStyle w:val="Compact"/>
-            </w:pPr>
-            <w:r>
-              <w:t>1.32 (0.99, 1.66); q=3.76e-13; n=1,421</w:t>
-            </w:r>
-          </w:p>
-        </w:tc>
-      </w:tr>
-      <w:tr>
-        <w:tc>
-          <w:tcPr>
-            <w:tcW w:w="1980" w:type="dxa"/>
-          </w:tcPr>
-          <w:p>
-            <w:pPr>
-              <w:pStyle w:val="Compact"/>
-            </w:pPr>
-            <w:r>
-              <w:t>WCVI</w:t>
-            </w:r>
-          </w:p>
-        </w:tc>
-        <w:tc>
-          <w:tcPr>
-            <w:tcW w:w="1980" w:type="dxa"/>
-          </w:tcPr>
-          <w:p>
-            <w:pPr>
-              <w:pStyle w:val="Compact"/>
-            </w:pPr>
-            <w:r>
-              <w:t>Surf Scoter</w:t>
-            </w:r>
-          </w:p>
-        </w:tc>
-        <w:tc>
-          <w:tcPr>
-            <w:tcW w:w="1980" w:type="dxa"/>
-          </w:tcPr>
-          <w:p>
-            <w:pPr>
-              <w:pStyle w:val="Compact"/>
-            </w:pPr>
-            <w:r>
-              <w:t>0.97 (0.68, 1.26); q=3.45e-10; n=8,581</w:t>
-            </w:r>
-          </w:p>
-        </w:tc>
-        <w:tc>
-          <w:tcPr>
-            <w:tcW w:w="1980" w:type="dxa"/>
-          </w:tcPr>
-          <w:p>
-            <w:pPr>
-              <w:pStyle w:val="Compact"/>
-            </w:pPr>
-            <w:r>
-              <w:t>1.17 (0.79, 1.55); q=1.89e-08; n=1,857</w:t>
-            </w:r>
-          </w:p>
-        </w:tc>
-      </w:tr>
-      <w:tr>
-        <w:tc>
-          <w:tcPr>
-            <w:tcW w:w="1980" w:type="dxa"/>
-          </w:tcPr>
-          <w:p>
-            <w:pPr>
-              <w:pStyle w:val="Compact"/>
-            </w:pPr>
-            <w:r>
-              <w:t>WCVI</w:t>
-            </w:r>
-          </w:p>
-        </w:tc>
-        <w:tc>
-          <w:tcPr>
-            <w:tcW w:w="1980" w:type="dxa"/>
-          </w:tcPr>
-          <w:p>
-            <w:pPr>
-              <w:pStyle w:val="Compact"/>
-            </w:pPr>
-            <w:r>
-              <w:t>White-winged Scoter</w:t>
-            </w:r>
-          </w:p>
-        </w:tc>
-        <w:tc>
-          <w:tcPr>
-            <w:tcW w:w="1980" w:type="dxa"/>
-          </w:tcPr>
-          <w:p>
-            <w:pPr>
-              <w:pStyle w:val="Compact"/>
-            </w:pPr>
-            <w:r>
-              <w:t>0.70 (0.29, 1.11); q=0.002; n=8,584</w:t>
-            </w:r>
-          </w:p>
-        </w:tc>
-        <w:tc>
-          <w:tcPr>
-            <w:tcW w:w="1980" w:type="dxa"/>
-          </w:tcPr>
-          <w:p>
-            <w:pPr>
-              <w:pStyle w:val="Compact"/>
-            </w:pPr>
-            <w:r>
-              <w:t>0.42 (-0.04, 0.88); q=0.157; n=701</w:t>
+            <w:tcW w:w="1080" w:type="dxa"/>
+          </w:tcPr>
+          <w:p>
+            <w:pPr>
+              <w:pStyle w:val="Compact"/>
+            </w:pPr>
+            <w:r>
+              <w:t>Conditional positive count</w:t>
+            </w:r>
+          </w:p>
+        </w:tc>
+        <w:tc>
+          <w:tcPr>
+            <w:tcW w:w="1440" w:type="dxa"/>
+          </w:tcPr>
+          <w:p>
+            <w:pPr>
+              <w:pStyle w:val="Compact"/>
+              <w:jc w:val="right"/>
+            </w:pPr>
+            <w:r>
+              <w:t>49</w:t>
+            </w:r>
+          </w:p>
+        </w:tc>
+        <w:tc>
+          <w:tcPr>
+            <w:tcW w:w="1440" w:type="dxa"/>
+          </w:tcPr>
+          <w:p>
+            <w:pPr>
+              <w:pStyle w:val="Compact"/>
+              <w:jc w:val="right"/>
+            </w:pPr>
+            <w:r>
+              <w:t>48</w:t>
+            </w:r>
+          </w:p>
+        </w:tc>
+        <w:tc>
+          <w:tcPr>
+            <w:tcW w:w="1440" w:type="dxa"/>
+          </w:tcPr>
+          <w:p>
+            <w:pPr>
+              <w:pStyle w:val="Compact"/>
+              <w:jc w:val="right"/>
+            </w:pPr>
+            <w:r>
+              <w:t>38</w:t>
+            </w:r>
+          </w:p>
+        </w:tc>
+        <w:tc>
+          <w:tcPr>
+            <w:tcW w:w="1440" w:type="dxa"/>
+          </w:tcPr>
+          <w:p>
+            <w:pPr>
+              <w:pStyle w:val="Compact"/>
+              <w:jc w:val="right"/>
+            </w:pPr>
+            <w:r>
+              <w:t>17</w:t>
             </w:r>
           </w:p>
         </w:tc>
@@ -1791,10 +1617,10 @@
       <w:pPr>
         <w:pStyle w:val="Heading2"/>
       </w:pPr>
-      <w:bookmarkStart w:id="11" w:name="X656eb7204d9c19f67b14db5e434d9e068ae7488"/>
+      <w:bookmarkStart w:id="11" w:name="Xd9f217597ef0b9a7e4cbdf687d7f19e3769d427"/>
       <w:bookmarkEnd w:id="10"/>
       <w:r>
-        <w:t>4.2 Surf Scoter and Short-billed Gull showed the clearest cross-region consistency</w:t>
+        <w:t>4.2 Common shore and sea birds showed diverse species-specific patterns</w:t>
       </w:r>
     </w:p>
     <w:p>
@@ -1802,10 +1628,21 @@
         <w:pStyle w:val="FirstParagraph"/>
       </w:pPr>
       <w:r>
-        <w:t>Surf Scoter and Short-billed Gull were the only priority taxa with positive active-near coefficients in both primary regions and both response components (Table 2; Figure 4). For Surf Scoter, detection coefficients were 0.185 (95% CI 0.110-0.261) in SoG and 0.974 (0.685-1.263) in WCVI; conditional-count coefficients were 0.537 (0.418-0.655) and 1.171 (0.789-1.554), respectively. For Short-billed Gull, detection coefficients were 0.434 (0.370-0.499) in SoG and 1.035 (0.743-1.327) in WCVI; conditional-count c</w:t>
-      </w:r>
-      <w:r>
-        <w:t>oefficients were 0.393 (0.300-0.485) and 1.324 (0.990-1.659). This directional recurrence supports H4 for the strongest focal responses, although larger WCVI coefficients do not imply a stronger regional population response because the regional observation processes and exposure geometries differ.</w:t>
+        <w:t>The complete display reveals patterns that were obscured by the earlier literature-priority emphasis (Figure 2; Supplementary Figure S1). Canada Goose detection was positive in both regions, whereas its SoG conditional-count coefficient was negative. Common Merganser detection was positive in both regions, with a positive SoG count coefficient and a less precise positive WCVI count coefficient. Common Loon shifted from negative detection in SoG to positive detection and conditional count in WCVI. Black Oyst</w:t>
+      </w:r>
+      <w:r>
+        <w:t>ercatcher detection was negative in SoG and imprecise in WCVI; Great Blue Heron coefficients were near zero or imprecise. Black Turnstone combined negative SoG detection with positive WCVI conditional count. Red-breasted Merganser, grebes, cormorants, and the several gull species likewise differed by region and response component. These contrasts are ecologically informative regardless of whether each taxon has a well-developed herring-specific literature.</w:t>
+      </w:r>
+    </w:p>
+    <w:p>
+      <w:pPr>
+        <w:pStyle w:val="BodyText"/>
+      </w:pPr>
+      <w:r>
+        <w:t>Across the complete set, 25 species had positive completed coefficients in all four region-outcome components. Eight were both positive and BH q &lt; 0.05 in all four: Surf Scoter, Greater Scaup, Mallard, Bufflehead, Iceland Gull, California Gull, Barrow’s Goldeneye, and Short-billed Gull. American Crow also had BH q &lt; 0.05 in all four, but its WCVI detection coefficient was negative, illustrating why support and direction must be read together. Within the frozen Priority-A subset, Surf Scoter and Short-billed</w:t>
+      </w:r>
+      <w:r>
+        <w:t xml:space="preserve"> Gull were the two species with positive coefficients in all four components. Their recurrence supports H4 without implying stronger regional population responses, because the regional observation processes and exposure geometries differ.</w:t>
       </w:r>
     </w:p>
     <w:p>
@@ -1817,8 +1654,8 @@
           <w:noProof/>
         </w:rPr>
         <w:drawing>
-          <wp:inline distT="0" distB="0" distL="0" distR="0" wp14:anchorId="2963C26C" wp14:editId="73267A3B">
-            <wp:extent cx="5334000" cy="3378199"/>
+          <wp:inline distT="0" distB="0" distL="0" distR="0" wp14:anchorId="4EA7F491" wp14:editId="1C5E3DC3">
+            <wp:extent cx="5334000" cy="2715490"/>
             <wp:effectExtent l="0" t="0" r="0" b="0"/>
             <wp:docPr id="37" name="Picture"/>
             <wp:cNvGraphicFramePr/>
@@ -1840,7 +1677,7 @@
                   <pic:spPr bwMode="auto">
                     <a:xfrm>
                       <a:off x="0" y="0"/>
-                      <a:ext cx="5334000" cy="3378199"/>
+                      <a:ext cx="5334000" cy="2715490"/>
                     </a:xfrm>
                     <a:prstGeom prst="rect">
                       <a:avLst/>
@@ -1868,10 +1705,10 @@
           <w:b/>
           <w:bCs/>
         </w:rPr>
-        <w:t>Figure 4. Cross-region focal responses and the SoG specificity panel.</w:t>
-      </w:r>
-      <w:r>
-        <w:t xml:space="preserve"> Surf Scoter and Short-billed Gull estimates are shown for both regions and response components. Gadwall and Northern Shoveler are detection-only SoG specificity taxa; their non-null coefficients reveal a broader shared signal and are not conditional-count tests.</w:t>
+        <w:t>Figure 4. The SoG specificity panel in the complete species-level context.</w:t>
+      </w:r>
+      <w:r>
+        <w:t xml:space="preserve"> Open circles show the 49 support-qualified SoG detection coefficients. Gadwall and Northern Shoveler are detection-only specificity taxa; their non-null coefficients reveal a broader shared signal and are not conditional-count tests.</w:t>
       </w:r>
     </w:p>
     <w:p>
@@ -1915,7 +1752,7 @@
           <w:noProof/>
         </w:rPr>
         <w:drawing>
-          <wp:inline distT="0" distB="0" distL="0" distR="0" wp14:anchorId="262C10D6" wp14:editId="038EAEB3">
+          <wp:inline distT="0" distB="0" distL="0" distR="0" wp14:anchorId="66742892" wp14:editId="114554DD">
             <wp:extent cx="5334000" cy="3782290"/>
             <wp:effectExtent l="0" t="0" r="0" b="0"/>
             <wp:docPr id="41" name="Picture"/>
@@ -2005,7 +1842,7 @@
         <w:t>-34</w:t>
       </w:r>
       <w:r>
-        <w:t>) (Figure 4; Table 3). Their magnitudes overlapped the range of primary SoG guild-detection coefficients. H3 was therefore not supported as a clean contrast between focal taxa and a null panel.</w:t>
+        <w:t>) (Figure 4; Table 3). Their magnitudes overlapped the distribution of primary SoG individual-species detection coefficients. H3 was therefore not supported as a clean contrast between focal taxa and a null panel.</w:t>
       </w:r>
     </w:p>
     <w:p>
@@ -2446,7 +2283,7 @@
           <w:noProof/>
         </w:rPr>
         <w:drawing>
-          <wp:inline distT="0" distB="0" distL="0" distR="0" wp14:anchorId="13D0AB0C" wp14:editId="473EB0AB">
+          <wp:inline distT="0" distB="0" distL="0" distR="0" wp14:anchorId="2BD56460" wp14:editId="3478724B">
             <wp:extent cx="5334000" cy="2311400"/>
             <wp:effectExtent l="0" t="0" r="0" b="0"/>
             <wp:docPr id="46" name="Picture"/>
@@ -2550,10 +2387,10 @@
         <w:pStyle w:val="FirstParagraph"/>
       </w:pPr>
       <w:r>
-        <w:t>The central question receives a partial and qualified yes. Recorded Pacific herring spawning was associated with a detectable local signature in eligible submitted bird checklists, and that signature was especially coherent for Surf Scoter and Short-billed Gull. Yet the response was not universal: guild and species coefficients differed in sign, magnitude, precision, response component, window, and region. The registered results therefore support a structured ecological pattern without supporting the strong</w:t>
-      </w:r>
-      <w:r>
-        <w:t>er proposition that every coastal bird taxon aggregates at spawn.</w:t>
+        <w:t>The central question receives a partial and qualified yes. Recorded Pacific herring spawning was associated with a detectable local signature in eligible submitted bird checklists. Across all 49 support-qualified species, coefficients differed in sign, magnitude, precision, response component, and region; this heterogeneity is itself the principal biological result rather than a reason to reduce the evidence to guild averages or a few literature-prominent taxa. The registered results support a structured ec</w:t>
+      </w:r>
+      <w:r>
+        <w:t>ological pattern without supporting the stronger proposition that every coastal bird taxon aggregates at spawn.</w:t>
       </w:r>
     </w:p>
     <w:p>
@@ -2648,10 +2485,10 @@
         <w:pStyle w:val="BodyText"/>
       </w:pPr>
       <w:r>
-        <w:t>Guild averages and species estimates answer complementary questions. A guild response indicates whether taxa grouped by a proposed feeding pathway share a broad checklist pattern, but membership does not guarantee identical resource use. Species estimates reveal exceptions and prevent a guild mean from being treated as a universal mechanism. The recurring Surf Scoter pattern aligns with established roe-feeding ecology; the Short-billed Gull pattern is consistent with flexible use of surface and shoreline su</w:t>
-      </w:r>
-      <w:r>
-        <w:t>bsidies. The remaining priority taxa show why mechanistic labels should remain hypotheses rather than post hoc explanations of every coefficient.</w:t>
+        <w:t>Individual species are the primary ecological unit in this manuscript. Their complete presentation reveals exceptions, mixed components, and regional contrasts that a guild mean can conceal. Guild averages answer a complementary question—whether taxa grouped by a proposed feeding pathway share a broad checklist pattern—but membership does not guarantee identical resource use and guild results are not substituted for species evidence. The recurring Surf Scoter pattern aligns with established roe-feeding ecol</w:t>
+      </w:r>
+      <w:r>
+        <w:t>ogy; other common taxa show why mechanistic labels should remain hypotheses rather than post hoc explanations of every coefficient.</w:t>
       </w:r>
     </w:p>
     <w:p>
@@ -2883,10 +2720,10 @@
         <w:pStyle w:val="FirstParagraph"/>
       </w:pPr>
       <w:r>
-        <w:t>The short-lived Pacific herring spawn pulse produced a spatially local and taxonomically heterogeneous signature in eligible submitted coastal-bird checklists. Surf Scoter and Short-billed Gull provided the clearest cross-region evidence, but event timing did not follow one community-wide trajectory, and the non-null SoG specificity panel showed that the signal was not uniformly specific to focal herring-associated taxa. The registered analyses therefore support a partial and qualified resource-pulse interp</w:t>
-      </w:r>
-      <w:r>
-        <w:t>retation. They estimate checklist-conditional associations, not causal effects or changes in population abundance, biomass, occupancy, migration, or individual movement.</w:t>
+        <w:t>The short-lived Pacific herring spawn pulse produced a spatially local and taxonomically heterogeneous signature across 49 support-qualified species in eligible submitted coastal-bird checklists. Complete species-level reporting revealed positive, negative, mixed, and region-dependent patterns among common shore and sea birds; Surf Scoter and Short-billed Gull provided especially consistent cross-region evidence. Event timing did not follow one community-wide trajectory, and the non-null SoG specificity pan</w:t>
+      </w:r>
+      <w:r>
+        <w:t>el showed that the signal was not uniformly specific to focal herring-associated taxa. The registered analyses therefore support a partial and qualified resource-pulse interpretation. They estimate checklist-conditional associations, not causal effects or changes in population abundance, biomass, occupancy, migration, or individual movement.</w:t>
       </w:r>
     </w:p>
     <w:p>
@@ -3758,7 +3595,7 @@
   <w:abstractNum w:abstractNumId="0" w15:restartNumberingAfterBreak="0">
     <w:nsid w:val="0000A990"/>
     <w:multiLevelType w:val="multilevel"/>
-    <w:tmpl w:val="CCA21EE8"/>
+    <w:tmpl w:val="3EDA9B14"/>
     <w:lvl w:ilvl="0">
       <w:numFmt w:val="bullet"/>
       <w:lvlText w:val=" "/>
@@ -3832,7 +3669,7 @@
       </w:pPr>
     </w:lvl>
   </w:abstractNum>
-  <w:num w:numId="1" w16cid:durableId="1730959999">
+  <w:num w:numId="1" w16cid:durableId="88163479">
     <w:abstractNumId w:val="0"/>
   </w:num>
 </w:numbering>
@@ -5080,7 +4917,7 @@
     <w:name w:val="header"/>
     <w:basedOn w:val="Normal"/>
     <w:link w:val="HeaderChar"/>
-    <w:rsid w:val="004D3BBB"/>
+    <w:rsid w:val="00D472F6"/>
     <w:pPr>
       <w:tabs>
         <w:tab w:val="center" w:pos="4680"/>
@@ -5093,13 +4930,13 @@
     <w:name w:val="Header Char"/>
     <w:basedOn w:val="DefaultParagraphFont"/>
     <w:link w:val="Header"/>
-    <w:rsid w:val="004D3BBB"/>
+    <w:rsid w:val="00D472F6"/>
   </w:style>
   <w:style w:type="paragraph" w:styleId="Footer">
     <w:name w:val="footer"/>
     <w:basedOn w:val="Normal"/>
     <w:link w:val="FooterChar"/>
-    <w:rsid w:val="004D3BBB"/>
+    <w:rsid w:val="00D472F6"/>
     <w:pPr>
       <w:tabs>
         <w:tab w:val="center" w:pos="4680"/>
@@ -5112,12 +4949,12 @@
     <w:name w:val="Footer Char"/>
     <w:basedOn w:val="DefaultParagraphFont"/>
     <w:link w:val="Footer"/>
-    <w:rsid w:val="004D3BBB"/>
+    <w:rsid w:val="00D472F6"/>
   </w:style>
   <w:style w:type="character" w:styleId="LineNumber">
     <w:name w:val="line number"/>
     <w:basedOn w:val="DefaultParagraphFont"/>
-    <w:rsid w:val="004D3BBB"/>
+    <w:rsid w:val="00D472F6"/>
   </w:style>
 </w:styles>
 </file>
